--- a/09-通信电路/05-其他通信电路/RFID射频识别电路/RFID射频识别电路.docx
+++ b/09-通信电路/05-其他通信电路/RFID射频识别电路/RFID射频识别电路.docx
@@ -2075,6 +2075,20 @@
     </w:p>
     <w:bookmarkEnd w:id="26"/>
     <w:bookmarkEnd w:id="27"/>
+    <w:p>
+      <w:pPr>
+        <w:spacing w:before="360"/>
+        <w:jc w:val="center"/>
+      </w:pPr>
+      <w:r>
+        <w:rPr>
+          <w:rFonts w:ascii="Times New Roman" w:hAnsi="Times New Roman"/>
+          <w:color w:val="555555"/>
+          <w:sz w:val="21"/>
+        </w:rPr>
+        <w:t>材料收集者：杜文杰</w:t>
+      </w:r>
+    </w:p>
     <w:sectPr>
       <w:headerReference r:id="rId9" w:type="default"/>
       <w:footerReference r:id="rId10" w:type="default"/>

--- a/09-通信电路/05-其他通信电路/RFID射频识别电路/RFID射频识别电路.docx
+++ b/09-通信电路/05-其他通信电路/RFID射频识别电路/RFID射频识别电路.docx
@@ -1,6 +1,6 @@
 
 <file path=word/document.xml><?xml version="1.0" encoding="utf-8"?>
-<w:document xmlns:w="http://schemas.openxmlformats.org/wordprocessingml/2006/main" xmlns:m="http://schemas.openxmlformats.org/officeDocument/2006/math" xmlns:r="http://schemas.openxmlformats.org/officeDocument/2006/relationships" xmlns:o="urn:schemas-microsoft-com:office:office" xmlns:v="urn:schemas-microsoft-com:vml" xmlns:w10="urn:schemas-microsoft-com:office:word" xmlns:a="http://schemas.openxmlformats.org/drawingml/2006/main" xmlns:pic="http://schemas.openxmlformats.org/drawingml/2006/picture" xmlns:wp="http://schemas.openxmlformats.org/drawingml/2006/wordprocessingDrawing">
+<w:document xmlns:m="http://schemas.openxmlformats.org/officeDocument/2006/math" xmlns:r="http://schemas.openxmlformats.org/officeDocument/2006/relationships" xmlns:w="http://schemas.openxmlformats.org/wordprocessingml/2006/main" xmlns:o="urn:schemas-microsoft-com:office:office" xmlns:v="urn:schemas-microsoft-com:vml" xmlns:w10="urn:schemas-microsoft-com:office:word" xmlns:a="http://schemas.openxmlformats.org/drawingml/2006/main" xmlns:pic="http://schemas.openxmlformats.org/drawingml/2006/picture" xmlns:wp="http://schemas.openxmlformats.org/drawingml/2006/wordprocessingDrawing">
   <w:body>
     <w:bookmarkStart w:id="27" w:name="rfid-射频识别电路"/>
     <w:p>
@@ -8,11 +8,14 @@
         <w:pStyle w:val="Heading1"/>
       </w:pPr>
       <w:r>
+        <w:rPr>
+          <w:rFonts w:eastAsia="黑体"/>
+        </w:rPr>
         <w:t xml:space="preserve">RFID </w:t>
       </w:r>
       <w:r>
         <w:rPr>
-          <w:rFonts w:hint="eastAsia"/>
+          <w:rFonts w:hint="eastAsia" w:eastAsia="黑体"/>
         </w:rPr>
         <w:t xml:space="preserve">射频识别电路</w:t>
       </w:r>
@@ -24,7 +27,7 @@
       </w:pPr>
       <w:r>
         <w:rPr>
-          <w:rFonts w:hint="eastAsia"/>
+          <w:rFonts w:hint="eastAsia" w:eastAsia="黑体"/>
         </w:rPr>
         <w:t xml:space="preserve">拓扑描述</w:t>
       </w:r>
@@ -35,15 +38,19 @@
       </w:pPr>
       <w:r>
         <w:rPr>
-          <w:rFonts w:hint="eastAsia"/>
+          <w:rFonts w:hint="eastAsia" w:eastAsia="黑体"/>
         </w:rPr>
         <w:t xml:space="preserve">由</w:t>
       </w:r>
       <w:r>
+        <w:rPr>
+          <w:rFonts w:eastAsia="黑体"/>
+        </w:rPr>
         <w:t xml:space="preserve"> </w:t>
       </w:r>
       <w:r>
         <w:rPr>
+          <w:rFonts w:eastAsia="黑体"/>
           <w:b/>
           <w:bCs/>
         </w:rPr>
@@ -51,7 +58,7 @@
       </w:r>
       <w:r>
         <w:rPr>
-          <w:rFonts w:hint="eastAsia"/>
+          <w:rFonts w:hint="eastAsia" w:eastAsia="黑体"/>
           <w:b/>
           <w:bCs/>
         </w:rPr>
@@ -59,6 +66,7 @@
       </w:r>
       <w:r>
         <w:rPr>
+          <w:rFonts w:eastAsia="黑体"/>
           <w:b/>
           <w:bCs/>
         </w:rPr>
@@ -66,53 +74,65 @@
       </w:r>
       <w:r>
         <w:rPr>
-          <w:rFonts w:hint="eastAsia"/>
+          <w:rFonts w:hint="eastAsia" w:eastAsia="黑体"/>
         </w:rPr>
         <w:t xml:space="preserve">（含射频收发</w:t>
       </w:r>
       <w:r>
+        <w:rPr>
+          <w:rFonts w:eastAsia="黑体"/>
+        </w:rPr>
         <w:t xml:space="preserve"> + </w:t>
       </w:r>
       <w:r>
         <w:rPr>
-          <w:rFonts w:hint="eastAsia"/>
+          <w:rFonts w:hint="eastAsia" w:eastAsia="黑体"/>
         </w:rPr>
         <w:t xml:space="preserve">微控制器）、</w:t>
       </w:r>
       <w:r>
         <w:rPr>
-          <w:rFonts w:hint="eastAsia"/>
+          <w:rFonts w:hint="eastAsia" w:eastAsia="黑体"/>
           <w:b/>
           <w:bCs/>
         </w:rPr>
         <w:t xml:space="preserve">天线匹配网络</w:t>
       </w:r>
       <w:r>
+        <w:rPr>
+          <w:rFonts w:eastAsia="黑体"/>
+        </w:rPr>
         <w:t xml:space="preserve">、</w:t>
       </w:r>
       <w:r>
         <w:rPr>
-          <w:rFonts w:hint="eastAsia"/>
+          <w:rFonts w:hint="eastAsia" w:eastAsia="黑体"/>
           <w:b/>
           <w:bCs/>
         </w:rPr>
         <w:t xml:space="preserve">滤波器</w:t>
       </w:r>
       <w:r>
+        <w:rPr>
+          <w:rFonts w:eastAsia="黑体"/>
+        </w:rPr>
         <w:t xml:space="preserve"> </w:t>
       </w:r>
       <w:r>
         <w:rPr>
-          <w:rFonts w:hint="eastAsia"/>
+          <w:rFonts w:hint="eastAsia" w:eastAsia="黑体"/>
         </w:rPr>
         <w:t xml:space="preserve">与</w:t>
       </w:r>
       <w:r>
+        <w:rPr>
+          <w:rFonts w:eastAsia="黑体"/>
+        </w:rPr>
         <w:t xml:space="preserve"> </w:t>
       </w:r>
       <w:r>
         <w:rPr>
-          <w:rFonts w:hint="eastAsia"/>
+          <w:rFonts w:hint="eastAsia" w:eastAsia="黑体"/>
           <w:b/>
           <w:bCs/>
         </w:rPr>
@@ -120,6 +140,7 @@
       </w:r>
       <w:r>
         <w:rPr>
+          <w:rFonts w:eastAsia="黑体"/>
           <w:b/>
           <w:bCs/>
         </w:rPr>
@@ -127,31 +148,37 @@
       </w:r>
       <w:r>
         <w:rPr>
-          <w:rFonts w:hint="eastAsia"/>
+          <w:rFonts w:hint="eastAsia" w:eastAsia="黑体"/>
         </w:rPr>
         <w:t xml:space="preserve">（芯片</w:t>
       </w:r>
       <w:r>
+        <w:rPr>
+          <w:rFonts w:eastAsia="黑体"/>
+        </w:rPr>
         <w:t xml:space="preserve"> + </w:t>
       </w:r>
       <w:r>
         <w:rPr>
-          <w:rFonts w:hint="eastAsia"/>
+          <w:rFonts w:hint="eastAsia" w:eastAsia="黑体"/>
         </w:rPr>
         <w:t xml:space="preserve">线圈/天线）组成。电路共有</w:t>
       </w:r>
       <w:r>
+        <w:rPr>
+          <w:rFonts w:eastAsia="黑体"/>
+        </w:rPr>
         <w:t xml:space="preserve"> 6 </w:t>
       </w:r>
       <w:r>
         <w:rPr>
-          <w:rFonts w:hint="eastAsia"/>
+          <w:rFonts w:hint="eastAsia" w:eastAsia="黑体"/>
         </w:rPr>
         <w:t xml:space="preserve">个关键节点：</w:t>
       </w:r>
       <w:r>
         <w:rPr>
-          <w:rFonts w:hint="eastAsia"/>
+          <w:rFonts w:hint="eastAsia" w:eastAsia="黑体"/>
           <w:b/>
           <w:bCs/>
         </w:rPr>
@@ -159,6 +186,7 @@
       </w:r>
       <w:r>
         <w:rPr>
+          <w:rFonts w:eastAsia="黑体"/>
           <w:b/>
           <w:bCs/>
         </w:rPr>
@@ -166,7 +194,7 @@
       </w:r>
       <w:r>
         <w:rPr>
-          <w:rFonts w:hint="eastAsia"/>
+          <w:rFonts w:hint="eastAsia" w:eastAsia="黑体"/>
           <w:b/>
           <w:bCs/>
         </w:rPr>
@@ -174,13 +202,13 @@
       </w:r>
       <w:r>
         <w:rPr>
-          <w:rFonts w:hint="eastAsia"/>
+          <w:rFonts w:hint="eastAsia" w:eastAsia="黑体"/>
         </w:rPr>
         <w:t xml:space="preserve">；</w:t>
       </w:r>
       <w:r>
         <w:rPr>
-          <w:rFonts w:hint="eastAsia"/>
+          <w:rFonts w:hint="eastAsia" w:eastAsia="黑体"/>
           <w:b/>
           <w:bCs/>
         </w:rPr>
@@ -188,6 +216,7 @@
       </w:r>
       <w:r>
         <w:rPr>
+          <w:rFonts w:eastAsia="黑体"/>
           <w:b/>
           <w:bCs/>
         </w:rPr>
@@ -195,7 +224,7 @@
       </w:r>
       <w:r>
         <w:rPr>
-          <w:rFonts w:hint="eastAsia"/>
+          <w:rFonts w:hint="eastAsia" w:eastAsia="黑体"/>
           <w:b/>
           <w:bCs/>
         </w:rPr>
@@ -203,13 +232,13 @@
       </w:r>
       <w:r>
         <w:rPr>
-          <w:rFonts w:hint="eastAsia"/>
+          <w:rFonts w:hint="eastAsia" w:eastAsia="黑体"/>
         </w:rPr>
         <w:t xml:space="preserve">；</w:t>
       </w:r>
       <w:r>
         <w:rPr>
-          <w:rFonts w:hint="eastAsia"/>
+          <w:rFonts w:hint="eastAsia" w:eastAsia="黑体"/>
           <w:b/>
           <w:bCs/>
         </w:rPr>
@@ -217,6 +246,7 @@
       </w:r>
       <w:r>
         <w:rPr>
+          <w:rFonts w:eastAsia="黑体"/>
           <w:b/>
           <w:bCs/>
         </w:rPr>
@@ -224,7 +254,7 @@
       </w:r>
       <w:r>
         <w:rPr>
-          <w:rFonts w:hint="eastAsia"/>
+          <w:rFonts w:hint="eastAsia" w:eastAsia="黑体"/>
           <w:b/>
           <w:bCs/>
         </w:rPr>
@@ -232,13 +262,13 @@
       </w:r>
       <w:r>
         <w:rPr>
-          <w:rFonts w:hint="eastAsia"/>
+          <w:rFonts w:hint="eastAsia" w:eastAsia="黑体"/>
         </w:rPr>
         <w:t xml:space="preserve">；</w:t>
       </w:r>
       <w:r>
         <w:rPr>
-          <w:rFonts w:hint="eastAsia"/>
+          <w:rFonts w:hint="eastAsia" w:eastAsia="黑体"/>
           <w:b/>
           <w:bCs/>
         </w:rPr>
@@ -246,6 +276,7 @@
       </w:r>
       <w:r>
         <w:rPr>
+          <w:rFonts w:eastAsia="黑体"/>
           <w:b/>
           <w:bCs/>
         </w:rPr>
@@ -253,7 +284,7 @@
       </w:r>
       <w:r>
         <w:rPr>
-          <w:rFonts w:hint="eastAsia"/>
+          <w:rFonts w:hint="eastAsia" w:eastAsia="黑体"/>
           <w:b/>
           <w:bCs/>
         </w:rPr>
@@ -261,13 +292,13 @@
       </w:r>
       <w:r>
         <w:rPr>
-          <w:rFonts w:hint="eastAsia"/>
+          <w:rFonts w:hint="eastAsia" w:eastAsia="黑体"/>
         </w:rPr>
         <w:t xml:space="preserve">（电感耦合或远场反向散射）；</w:t>
       </w:r>
       <w:r>
         <w:rPr>
-          <w:rFonts w:hint="eastAsia"/>
+          <w:rFonts w:hint="eastAsia" w:eastAsia="黑体"/>
           <w:b/>
           <w:bCs/>
         </w:rPr>
@@ -275,6 +306,7 @@
       </w:r>
       <w:r>
         <w:rPr>
+          <w:rFonts w:eastAsia="黑体"/>
           <w:b/>
           <w:bCs/>
         </w:rPr>
@@ -282,7 +314,7 @@
       </w:r>
       <w:r>
         <w:rPr>
-          <w:rFonts w:hint="eastAsia"/>
+          <w:rFonts w:hint="eastAsia" w:eastAsia="黑体"/>
           <w:b/>
           <w:bCs/>
         </w:rPr>
@@ -290,16 +322,19 @@
       </w:r>
       <w:r>
         <w:rPr>
-          <w:rFonts w:hint="eastAsia"/>
+          <w:rFonts w:hint="eastAsia" w:eastAsia="黑体"/>
         </w:rPr>
         <w:t xml:space="preserve">（VCC）与</w:t>
       </w:r>
       <w:r>
+        <w:rPr>
+          <w:rFonts w:eastAsia="黑体"/>
+        </w:rPr>
         <w:t xml:space="preserve"> </w:t>
       </w:r>
       <w:r>
         <w:rPr>
-          <w:rFonts w:hint="eastAsia"/>
+          <w:rFonts w:hint="eastAsia" w:eastAsia="黑体"/>
           <w:b/>
           <w:bCs/>
         </w:rPr>
@@ -307,6 +342,7 @@
       </w:r>
       <w:r>
         <w:rPr>
+          <w:rFonts w:eastAsia="黑体"/>
           <w:b/>
           <w:bCs/>
         </w:rPr>
@@ -314,7 +350,7 @@
       </w:r>
       <w:r>
         <w:rPr>
-          <w:rFonts w:hint="eastAsia"/>
+          <w:rFonts w:hint="eastAsia" w:eastAsia="黑体"/>
           <w:b/>
           <w:bCs/>
         </w:rPr>
@@ -322,7 +358,7 @@
       </w:r>
       <w:r>
         <w:rPr>
-          <w:rFonts w:hint="eastAsia"/>
+          <w:rFonts w:hint="eastAsia" w:eastAsia="黑体"/>
         </w:rPr>
         <w:t xml:space="preserve">（GND）。</w:t>
       </w:r>
@@ -331,13 +367,13 @@
       <w:pPr/>
       <w:r>
         <w:rPr>
-          <w:rFonts w:hint="eastAsia"/>
+          <w:rFonts w:hint="eastAsia" w:eastAsia="黑体"/>
         </w:rPr>
         <w:t xml:space="preserve">各器件管脚连接：</w:t>
       </w:r>
       <w:r>
         <w:rPr>
-          <w:rFonts w:hint="eastAsia"/>
+          <w:rFonts w:hint="eastAsia" w:eastAsia="黑体"/>
           <w:b/>
           <w:bCs/>
         </w:rPr>
@@ -345,41 +381,51 @@
       </w:r>
       <w:r>
         <w:rPr>
+          <w:rFonts w:eastAsia="黑体"/>
           <w:b/>
           <w:bCs/>
         </w:rPr>
         <w:t xml:space="preserve"> A1</w:t>
       </w:r>
       <w:r>
+        <w:rPr>
+          <w:rFonts w:eastAsia="黑体"/>
+        </w:rPr>
         <w:t xml:space="preserve"> </w:t>
       </w:r>
       <w:r>
         <w:rPr>
-          <w:rFonts w:hint="eastAsia"/>
+          <w:rFonts w:hint="eastAsia" w:eastAsia="黑体"/>
         </w:rPr>
         <w:t xml:space="preserve">的射频输出（节点①）经带通滤波器与天线匹配网络（串联/并联电容与电感）接到读写器天线（节点③）；天线把载波经空间耦合（节点④）传给标签。接收支路从天线（节点③）经匹配网络与滤波器送入</w:t>
       </w:r>
       <w:r>
+        <w:rPr>
+          <w:rFonts w:eastAsia="黑体"/>
+        </w:rPr>
         <w:t xml:space="preserve"> A1 </w:t>
       </w:r>
       <w:r>
         <w:rPr>
-          <w:rFonts w:hint="eastAsia"/>
+          <w:rFonts w:hint="eastAsia" w:eastAsia="黑体"/>
         </w:rPr>
         <w:t xml:space="preserve">的</w:t>
       </w:r>
       <w:r>
+        <w:rPr>
+          <w:rFonts w:eastAsia="黑体"/>
+        </w:rPr>
         <w:t xml:space="preserve"> RF </w:t>
       </w:r>
       <w:r>
         <w:rPr>
-          <w:rFonts w:hint="eastAsia"/>
+          <w:rFonts w:hint="eastAsia" w:eastAsia="黑体"/>
         </w:rPr>
         <w:t xml:space="preserve">输入（节点②），解调标签的反向散射信号。</w:t>
       </w:r>
       <w:r>
         <w:rPr>
-          <w:rFonts w:hint="eastAsia"/>
+          <w:rFonts w:hint="eastAsia" w:eastAsia="黑体"/>
           <w:b/>
           <w:bCs/>
         </w:rPr>
@@ -387,62 +433,81 @@
       </w:r>
       <w:r>
         <w:rPr>
+          <w:rFonts w:eastAsia="黑体"/>
           <w:b/>
           <w:bCs/>
         </w:rPr>
         <w:t xml:space="preserve"> TAG</w:t>
       </w:r>
       <w:r>
+        <w:rPr>
+          <w:rFonts w:eastAsia="黑体"/>
+        </w:rPr>
         <w:t xml:space="preserve"> </w:t>
       </w:r>
       <w:r>
         <w:rPr>
-          <w:rFonts w:hint="eastAsia"/>
+          <w:rFonts w:hint="eastAsia" w:eastAsia="黑体"/>
         </w:rPr>
         <w:t xml:space="preserve">的芯片管脚接其线圈/天线：LF/HF</w:t>
       </w:r>
       <w:r>
+        <w:rPr>
+          <w:rFonts w:eastAsia="黑体"/>
+        </w:rPr>
         <w:t xml:space="preserve"> </w:t>
       </w:r>
       <w:r>
         <w:rPr>
-          <w:rFonts w:hint="eastAsia"/>
+          <w:rFonts w:hint="eastAsia" w:eastAsia="黑体"/>
         </w:rPr>
         <w:t xml:space="preserve">下标签为谐振回路，需精确调谐到载波频率以获得最大能量耦合；UHF</w:t>
       </w:r>
       <w:r>
+        <w:rPr>
+          <w:rFonts w:eastAsia="黑体"/>
+        </w:rPr>
         <w:t xml:space="preserve"> </w:t>
       </w:r>
       <w:r>
         <w:rPr>
-          <w:rFonts w:hint="eastAsia"/>
+          <w:rFonts w:hint="eastAsia" w:eastAsia="黑体"/>
         </w:rPr>
         <w:t xml:space="preserve">下标签天线按反向散射方式工作。读写器电源</w:t>
       </w:r>
       <w:r>
+        <w:rPr>
+          <w:rFonts w:eastAsia="黑体"/>
+        </w:rPr>
         <w:t xml:space="preserve"> VCC </w:t>
       </w:r>
       <w:r>
         <w:rPr>
-          <w:rFonts w:hint="eastAsia"/>
+          <w:rFonts w:hint="eastAsia" w:eastAsia="黑体"/>
         </w:rPr>
         <w:t xml:space="preserve">与地</w:t>
       </w:r>
       <w:r>
+        <w:rPr>
+          <w:rFonts w:eastAsia="黑体"/>
+        </w:rPr>
         <w:t xml:space="preserve"> </w:t>
       </w:r>
       <w:r>
         <w:rPr>
-          <w:rFonts w:hint="eastAsia"/>
+          <w:rFonts w:hint="eastAsia" w:eastAsia="黑体"/>
         </w:rPr>
         <w:t xml:space="preserve">GND（节点⑤/⑥）按各自去耦，发射路径按法规</w:t>
       </w:r>
       <w:r>
+        <w:rPr>
+          <w:rFonts w:eastAsia="黑体"/>
+        </w:rPr>
         <w:t xml:space="preserve"> EIRP </w:t>
       </w:r>
       <w:r>
         <w:rPr>
-          <w:rFonts w:hint="eastAsia"/>
+          <w:rFonts w:hint="eastAsia" w:eastAsia="黑体"/>
         </w:rPr>
         <w:t xml:space="preserve">限制设计。</w:t>
       </w:r>
@@ -451,25 +516,31 @@
       <w:pPr/>
       <w:r>
         <w:rPr>
-          <w:rFonts w:hint="eastAsia"/>
+          <w:rFonts w:hint="eastAsia" w:eastAsia="黑体"/>
         </w:rPr>
         <w:t xml:space="preserve">由此构成”读写器经匹配网络与天线发射射频载波、无源标签靠射频能量工作并以反向散射或负载调制回传数据”的射频识别链路，LF/HF</w:t>
       </w:r>
       <w:r>
+        <w:rPr>
+          <w:rFonts w:eastAsia="黑体"/>
+        </w:rPr>
         <w:t xml:space="preserve"> </w:t>
       </w:r>
       <w:r>
         <w:rPr>
-          <w:rFonts w:hint="eastAsia"/>
+          <w:rFonts w:hint="eastAsia" w:eastAsia="黑体"/>
         </w:rPr>
         <w:t xml:space="preserve">用近场磁耦合、UHF</w:t>
       </w:r>
       <w:r>
+        <w:rPr>
+          <w:rFonts w:eastAsia="黑体"/>
+        </w:rPr>
         <w:t xml:space="preserve"> </w:t>
       </w:r>
       <w:r>
         <w:rPr>
-          <w:rFonts w:hint="eastAsia"/>
+          <w:rFonts w:hint="eastAsia" w:eastAsia="黑体"/>
         </w:rPr>
         <w:t xml:space="preserve">用远场反向散射，用于物流、门禁、防伪等自动识别场景。</w:t>
       </w:r>
@@ -482,7 +553,7 @@
       </w:pPr>
       <w:r>
         <w:rPr>
-          <w:rFonts w:hint="eastAsia"/>
+          <w:rFonts w:hint="eastAsia" w:eastAsia="黑体"/>
         </w:rPr>
         <w:t xml:space="preserve">工作原理</w:t>
       </w:r>
@@ -493,16 +564,19 @@
       </w:pPr>
       <w:r>
         <w:rPr>
-          <w:rFonts w:hint="eastAsia"/>
+          <w:rFonts w:hint="eastAsia" w:eastAsia="黑体"/>
         </w:rPr>
         <w:t xml:space="preserve">读写器发射高频载波（LF</w:t>
       </w:r>
       <w:r>
+        <w:rPr>
+          <w:rFonts w:eastAsia="黑体"/>
+        </w:rPr>
         <w:t xml:space="preserve"> 125 kHz、HF 13.56 MHz、UHF 860~960 </w:t>
       </w:r>
       <w:r>
         <w:rPr>
-          <w:rFonts w:hint="eastAsia"/>
+          <w:rFonts w:hint="eastAsia" w:eastAsia="黑体"/>
         </w:rPr>
         <w:t xml:space="preserve">MHz），标签天线接收能量为芯片供电，并将编码数据以「反向散射」方式调制反射回读写器；无源标签不配电池，完全靠读头的射频能量工作。</w:t>
       </w:r>
@@ -515,7 +589,7 @@
       </w:pPr>
       <w:r>
         <w:rPr>
-          <w:rFonts w:hint="eastAsia"/>
+          <w:rFonts w:hint="eastAsia" w:eastAsia="黑体"/>
         </w:rPr>
         <w:t xml:space="preserve">关键计算公式</w:t>
       </w:r>
@@ -529,7 +603,7 @@
       </w:pPr>
       <w:r>
         <w:rPr>
-          <w:rFonts w:hint="eastAsia"/>
+          <w:rFonts w:hint="eastAsia" w:eastAsia="黑体"/>
         </w:rPr>
         <w:t xml:space="preserve">电感耦合型（LF/HF）谐振：</w:t>
       </w:r>
@@ -605,11 +679,14 @@
         </w:numPr>
       </w:pPr>
       <w:r>
+        <w:rPr>
+          <w:rFonts w:eastAsia="黑体"/>
+        </w:rPr>
         <w:t xml:space="preserve">UHF </w:t>
       </w:r>
       <w:r>
         <w:rPr>
-          <w:rFonts w:hint="eastAsia"/>
+          <w:rFonts w:hint="eastAsia" w:eastAsia="黑体"/>
         </w:rPr>
         <w:t xml:space="preserve">反向散射雷达方程（接收功率）：</w:t>
       </w:r>
@@ -767,7 +844,7 @@
       </w:pPr>
       <w:r>
         <w:rPr>
-          <w:rFonts w:hint="eastAsia"/>
+          <w:rFonts w:hint="eastAsia" w:eastAsia="黑体"/>
         </w:rPr>
         <w:t xml:space="preserve">链路预算（读距估算）：</w:t>
       </w:r>
@@ -878,7 +955,7 @@
       </w:pPr>
       <w:r>
         <w:rPr>
-          <w:rFonts w:hint="eastAsia"/>
+          <w:rFonts w:hint="eastAsia" w:eastAsia="黑体"/>
         </w:rPr>
         <w:t xml:space="preserve">标签激活所需最小磁场（HF）：</w:t>
       </w:r>
@@ -974,7 +1051,7 @@
             </w:pPr>
             <w:r>
               <w:rPr>
-                <w:rFonts w:hint="eastAsia"/>
+                <w:rFonts w:hint="eastAsia" w:eastAsia="黑体"/>
               </w:rPr>
               <w:t xml:space="preserve">符号</w:t>
             </w:r>
@@ -988,7 +1065,7 @@
             </w:pPr>
             <w:r>
               <w:rPr>
-                <w:rFonts w:hint="eastAsia"/>
+                <w:rFonts w:hint="eastAsia" w:eastAsia="黑体"/>
               </w:rPr>
               <w:t xml:space="preserve">含义</w:t>
             </w:r>
@@ -1002,7 +1079,7 @@
             </w:pPr>
             <w:r>
               <w:rPr>
-                <w:rFonts w:hint="eastAsia"/>
+                <w:rFonts w:hint="eastAsia" w:eastAsia="黑体"/>
               </w:rPr>
               <w:t xml:space="preserve">单位</w:t>
             </w:r>
@@ -1031,6 +1108,9 @@
               </m:sSub>
             </m:oMath>
             <w:r>
+              <w:rPr>
+                <w:rFonts w:eastAsia="黑体"/>
+              </w:rPr>
               <w:t xml:space="preserve">​</w:t>
             </w:r>
           </w:p>
@@ -1043,7 +1123,7 @@
             </w:pPr>
             <w:r>
               <w:rPr>
-                <w:rFonts w:hint="eastAsia"/>
+                <w:rFonts w:hint="eastAsia" w:eastAsia="黑体"/>
               </w:rPr>
               <w:t xml:space="preserve">载波频率</w:t>
             </w:r>
@@ -1056,6 +1136,9 @@
               <w:pStyle w:val="Compact"/>
             </w:pPr>
             <w:r>
+              <w:rPr>
+                <w:rFonts w:eastAsia="黑体"/>
+              </w:rPr>
               <w:t xml:space="preserve">Hz</w:t>
             </w:r>
           </w:p>
@@ -1086,6 +1169,9 @@
               </m:r>
             </m:oMath>
             <w:r>
+              <w:rPr>
+                <w:rFonts w:eastAsia="黑体"/>
+              </w:rPr>
               <w:t xml:space="preserve">​</w:t>
             </w:r>
           </w:p>
@@ -1098,7 +1184,7 @@
             </w:pPr>
             <w:r>
               <w:rPr>
-                <w:rFonts w:hint="eastAsia"/>
+                <w:rFonts w:hint="eastAsia" w:eastAsia="黑体"/>
               </w:rPr>
               <w:t xml:space="preserve">标签天线电感/电容</w:t>
             </w:r>
@@ -1111,6 +1197,9 @@
               <w:pStyle w:val="Compact"/>
             </w:pPr>
             <w:r>
+              <w:rPr>
+                <w:rFonts w:eastAsia="黑体"/>
+              </w:rPr>
               <w:t xml:space="preserve">H, F</w:t>
             </w:r>
           </w:p>
@@ -1138,6 +1227,9 @@
               </m:sSub>
             </m:oMath>
             <w:r>
+              <w:rPr>
+                <w:rFonts w:eastAsia="黑体"/>
+              </w:rPr>
               <w:t xml:space="preserve">​</w:t>
             </w:r>
           </w:p>
@@ -1150,7 +1242,7 @@
             </w:pPr>
             <w:r>
               <w:rPr>
-                <w:rFonts w:hint="eastAsia"/>
+                <w:rFonts w:hint="eastAsia" w:eastAsia="黑体"/>
               </w:rPr>
               <w:t xml:space="preserve">发射功率</w:t>
             </w:r>
@@ -1163,6 +1255,9 @@
               <w:pStyle w:val="Compact"/>
             </w:pPr>
             <w:r>
+              <w:rPr>
+                <w:rFonts w:eastAsia="黑体"/>
+              </w:rPr>
               <w:t xml:space="preserve">W</w:t>
             </w:r>
           </w:p>
@@ -1181,6 +1276,9 @@
               </m:r>
             </m:oMath>
             <w:r>
+              <w:rPr>
+                <w:rFonts w:eastAsia="黑体"/>
+              </w:rPr>
               <w:t xml:space="preserve">​</w:t>
             </w:r>
           </w:p>
@@ -1193,7 +1291,7 @@
             </w:pPr>
             <w:r>
               <w:rPr>
-                <w:rFonts w:hint="eastAsia"/>
+                <w:rFonts w:hint="eastAsia" w:eastAsia="黑体"/>
               </w:rPr>
               <w:t xml:space="preserve">天线增益</w:t>
             </w:r>
@@ -1206,6 +1304,9 @@
               <w:pStyle w:val="Compact"/>
             </w:pPr>
             <w:r>
+              <w:rPr>
+                <w:rFonts w:eastAsia="黑体"/>
+              </w:rPr>
               <w:t xml:space="preserve">—</w:t>
             </w:r>
           </w:p>
@@ -1224,6 +1325,9 @@
               </m:r>
             </m:oMath>
             <w:r>
+              <w:rPr>
+                <w:rFonts w:eastAsia="黑体"/>
+              </w:rPr>
               <w:t xml:space="preserve">​</w:t>
             </w:r>
           </w:p>
@@ -1236,7 +1340,7 @@
             </w:pPr>
             <w:r>
               <w:rPr>
-                <w:rFonts w:hint="eastAsia"/>
+                <w:rFonts w:hint="eastAsia" w:eastAsia="黑体"/>
               </w:rPr>
               <w:t xml:space="preserve">波长</w:t>
             </w:r>
@@ -1249,6 +1353,9 @@
               <w:pStyle w:val="Compact"/>
             </w:pPr>
             <w:r>
+              <w:rPr>
+                <w:rFonts w:eastAsia="黑体"/>
+              </w:rPr>
               <w:t xml:space="preserve">m</w:t>
             </w:r>
           </w:p>
@@ -1267,6 +1374,9 @@
               </m:r>
             </m:oMath>
             <w:r>
+              <w:rPr>
+                <w:rFonts w:eastAsia="黑体"/>
+              </w:rPr>
               <w:t xml:space="preserve">​</w:t>
             </w:r>
           </w:p>
@@ -1279,7 +1389,7 @@
             </w:pPr>
             <w:r>
               <w:rPr>
-                <w:rFonts w:hint="eastAsia"/>
+                <w:rFonts w:hint="eastAsia" w:eastAsia="黑体"/>
               </w:rPr>
               <w:t xml:space="preserve">通信距离</w:t>
             </w:r>
@@ -1292,6 +1402,9 @@
               <w:pStyle w:val="Compact"/>
             </w:pPr>
             <w:r>
+              <w:rPr>
+                <w:rFonts w:eastAsia="黑体"/>
+              </w:rPr>
               <w:t xml:space="preserve">m</w:t>
             </w:r>
           </w:p>
@@ -1306,7 +1419,7 @@
       </w:pPr>
       <w:r>
         <w:rPr>
-          <w:rFonts w:hint="eastAsia"/>
+          <w:rFonts w:hint="eastAsia" w:eastAsia="黑体"/>
         </w:rPr>
         <w:t xml:space="preserve">元件调整影响</w:t>
       </w:r>
@@ -1321,7 +1434,7 @@
       </w:pPr>
       <w:r>
         <w:rPr>
-          <w:rFonts w:hint="eastAsia"/>
+          <w:rFonts w:hint="eastAsia" w:eastAsia="黑体"/>
           <w:b/>
           <w:bCs/>
         </w:rPr>
@@ -1329,20 +1442,27 @@
       </w:r>
       <w:r>
         <w:rPr>
+          <w:rFonts w:eastAsia="黑体"/>
           <w:b/>
           <w:bCs/>
         </w:rPr>
         <w:t xml:space="preserve"> ↑/↓</w:t>
       </w:r>
       <w:r>
+        <w:rPr>
+          <w:rFonts w:eastAsia="黑体"/>
+        </w:rPr>
         <w:t xml:space="preserve"> </w:t>
       </w:r>
       <w:r>
+        <w:rPr>
+          <w:rFonts w:eastAsia="黑体"/>
+        </w:rPr>
         <w:t xml:space="preserve">→ </w:t>
       </w:r>
       <w:r>
         <w:rPr>
-          <w:rFonts w:hint="eastAsia"/>
+          <w:rFonts w:hint="eastAsia" w:eastAsia="黑体"/>
         </w:rPr>
         <w:t xml:space="preserve">失谐，能量耦合效率与读距急剧下降。</w:t>
       </w:r>
@@ -1357,7 +1477,7 @@
       </w:pPr>
       <w:r>
         <w:rPr>
-          <w:rFonts w:hint="eastAsia"/>
+          <w:rFonts w:hint="eastAsia" w:eastAsia="黑体"/>
           <w:b/>
           <w:bCs/>
         </w:rPr>
@@ -1365,24 +1485,34 @@
       </w:r>
       <w:r>
         <w:rPr>
+          <w:rFonts w:eastAsia="黑体"/>
           <w:b/>
           <w:bCs/>
         </w:rPr>
         <w:t xml:space="preserve"> P_t ↑</w:t>
       </w:r>
       <w:r>
+        <w:rPr>
+          <w:rFonts w:eastAsia="黑体"/>
+        </w:rPr>
         <w:t xml:space="preserve"> </w:t>
       </w:r>
       <w:r>
+        <w:rPr>
+          <w:rFonts w:eastAsia="黑体"/>
+        </w:rPr>
         <w:t xml:space="preserve">→ </w:t>
       </w:r>
       <w:r>
         <w:rPr>
-          <w:rFonts w:hint="eastAsia"/>
+          <w:rFonts w:hint="eastAsia" w:eastAsia="黑体"/>
         </w:rPr>
         <w:t xml:space="preserve">读距增大（∝</w:t>
       </w:r>
       <w:r>
+        <w:rPr>
+          <w:rFonts w:eastAsia="黑体"/>
+        </w:rPr>
         <w:t xml:space="preserve"> </w:t>
       </w:r>
       <m:oMath>
@@ -1400,20 +1530,26 @@
         </m:sSup>
       </m:oMath>
       <w:r>
+        <w:rPr>
+          <w:rFonts w:eastAsia="黑体"/>
+        </w:rPr>
         <w:t xml:space="preserve"> </w:t>
       </w:r>
       <w:r>
         <w:rPr>
-          <w:rFonts w:hint="eastAsia"/>
+          <w:rFonts w:hint="eastAsia" w:eastAsia="黑体"/>
         </w:rPr>
         <w:t xml:space="preserve">关系下效果有限），但受法规</w:t>
       </w:r>
       <w:r>
+        <w:rPr>
+          <w:rFonts w:eastAsia="黑体"/>
+        </w:rPr>
         <w:t xml:space="preserve"> EIRP </w:t>
       </w:r>
       <w:r>
         <w:rPr>
-          <w:rFonts w:hint="eastAsia"/>
+          <w:rFonts w:hint="eastAsia" w:eastAsia="黑体"/>
         </w:rPr>
         <w:t xml:space="preserve">限制。</w:t>
       </w:r>
@@ -1428,7 +1564,7 @@
       </w:pPr>
       <w:r>
         <w:rPr>
-          <w:rFonts w:hint="eastAsia"/>
+          <w:rFonts w:hint="eastAsia" w:eastAsia="黑体"/>
           <w:b/>
           <w:bCs/>
         </w:rPr>
@@ -1436,20 +1572,27 @@
       </w:r>
       <w:r>
         <w:rPr>
+          <w:rFonts w:eastAsia="黑体"/>
           <w:b/>
           <w:bCs/>
         </w:rPr>
         <w:t xml:space="preserve"> G ↑</w:t>
       </w:r>
       <w:r>
+        <w:rPr>
+          <w:rFonts w:eastAsia="黑体"/>
+        </w:rPr>
         <w:t xml:space="preserve"> </w:t>
       </w:r>
       <w:r>
+        <w:rPr>
+          <w:rFonts w:eastAsia="黑体"/>
+        </w:rPr>
         <w:t xml:space="preserve">→ </w:t>
       </w:r>
       <w:r>
         <w:rPr>
-          <w:rFonts w:hint="eastAsia"/>
+          <w:rFonts w:hint="eastAsia" w:eastAsia="黑体"/>
         </w:rPr>
         <w:t xml:space="preserve">读距提高、方向性增强，但覆盖角度变窄。</w:t>
       </w:r>
@@ -1464,7 +1607,7 @@
       </w:pPr>
       <w:r>
         <w:rPr>
-          <w:rFonts w:hint="eastAsia"/>
+          <w:rFonts w:hint="eastAsia" w:eastAsia="黑体"/>
           <w:b/>
           <w:bCs/>
         </w:rPr>
@@ -1472,38 +1615,51 @@
       </w:r>
       <w:r>
         <w:rPr>
+          <w:rFonts w:eastAsia="黑体"/>
           <w:b/>
           <w:bCs/>
         </w:rPr>
         <w:t xml:space="preserve"> ↑</w:t>
       </w:r>
       <w:r>
+        <w:rPr>
+          <w:rFonts w:eastAsia="黑体"/>
+        </w:rPr>
         <w:t xml:space="preserve"> </w:t>
       </w:r>
       <w:r>
+        <w:rPr>
+          <w:rFonts w:eastAsia="黑体"/>
+        </w:rPr>
         <w:t xml:space="preserve">→ </w:t>
       </w:r>
       <w:r>
         <w:rPr>
-          <w:rFonts w:hint="eastAsia"/>
+          <w:rFonts w:hint="eastAsia" w:eastAsia="黑体"/>
         </w:rPr>
         <w:t xml:space="preserve">从</w:t>
       </w:r>
       <w:r>
+        <w:rPr>
+          <w:rFonts w:eastAsia="黑体"/>
+        </w:rPr>
         <w:t xml:space="preserve"> LF/HF </w:t>
       </w:r>
       <w:r>
         <w:rPr>
-          <w:rFonts w:hint="eastAsia"/>
+          <w:rFonts w:hint="eastAsia" w:eastAsia="黑体"/>
         </w:rPr>
         <w:t xml:space="preserve">的近场耦合转为</w:t>
       </w:r>
       <w:r>
+        <w:rPr>
+          <w:rFonts w:eastAsia="黑体"/>
+        </w:rPr>
         <w:t xml:space="preserve"> UHF </w:t>
       </w:r>
       <w:r>
         <w:rPr>
-          <w:rFonts w:hint="eastAsia"/>
+          <w:rFonts w:hint="eastAsia" w:eastAsia="黑体"/>
         </w:rPr>
         <w:t xml:space="preserve">的远场反向散射，读距可达数米。</w:t>
       </w:r>
@@ -1516,7 +1672,7 @@
       </w:pPr>
       <w:r>
         <w:rPr>
-          <w:rFonts w:hint="eastAsia"/>
+          <w:rFonts w:hint="eastAsia" w:eastAsia="黑体"/>
         </w:rPr>
         <w:t xml:space="preserve">典型参数示例</w:t>
       </w:r>
@@ -1531,20 +1687,26 @@
       </w:pPr>
       <w:r>
         <w:rPr>
-          <w:rFonts w:hint="eastAsia"/>
+          <w:rFonts w:hint="eastAsia" w:eastAsia="黑体"/>
         </w:rPr>
         <w:t xml:space="preserve">取</w:t>
       </w:r>
       <w:r>
+        <w:rPr>
+          <w:rFonts w:eastAsia="黑体"/>
+        </w:rPr>
         <w:t xml:space="preserve"> HF </w:t>
       </w:r>
       <w:r>
         <w:rPr>
-          <w:rFonts w:hint="eastAsia"/>
+          <w:rFonts w:hint="eastAsia" w:eastAsia="黑体"/>
         </w:rPr>
         <w:t xml:space="preserve">标签</w:t>
       </w:r>
       <w:r>
+        <w:rPr>
+          <w:rFonts w:eastAsia="黑体"/>
+        </w:rPr>
         <w:t xml:space="preserve"> </w:t>
       </w:r>
       <m:oMath>
@@ -1575,6 +1737,9 @@
         </m:r>
       </m:oMath>
       <w:r>
+        <w:rPr>
+          <w:rFonts w:eastAsia="黑体"/>
+        </w:rPr>
         <w:t xml:space="preserve">、</w:t>
       </w:r>
       <m:oMath>
@@ -1601,11 +1766,14 @@
         </m:r>
       </m:oMath>
       <w:r>
+        <w:rPr>
+          <w:rFonts w:eastAsia="黑体"/>
+        </w:rPr>
         <w:t xml:space="preserve"> </w:t>
       </w:r>
       <w:r>
         <w:rPr>
-          <w:rFonts w:hint="eastAsia"/>
+          <w:rFonts w:hint="eastAsia" w:eastAsia="黑体"/>
         </w:rPr>
         <w:t xml:space="preserve">MHz：</w:t>
       </w:r>
@@ -1739,6 +1907,9 @@
         </m:r>
       </m:oMath>
       <w:r>
+        <w:rPr>
+          <w:rFonts w:eastAsia="黑体"/>
+        </w:rPr>
         <w:t xml:space="preserve">。</w:t>
       </w:r>
     </w:p>
@@ -1751,15 +1922,21 @@
         </w:numPr>
       </w:pPr>
       <w:r>
+        <w:rPr>
+          <w:rFonts w:eastAsia="黑体"/>
+        </w:rPr>
         <w:t xml:space="preserve">UHF </w:t>
       </w:r>
       <w:r>
         <w:rPr>
-          <w:rFonts w:hint="eastAsia"/>
+          <w:rFonts w:hint="eastAsia" w:eastAsia="黑体"/>
         </w:rPr>
         <w:t xml:space="preserve">读头</w:t>
       </w:r>
       <w:r>
+        <w:rPr>
+          <w:rFonts w:eastAsia="黑体"/>
+        </w:rPr>
         <w:t xml:space="preserve"> </w:t>
       </w:r>
       <m:oMath>
@@ -1786,9 +1963,15 @@
         </m:r>
       </m:oMath>
       <w:r>
+        <w:rPr>
+          <w:rFonts w:eastAsia="黑体"/>
+        </w:rPr>
         <w:t xml:space="preserve"> </w:t>
       </w:r>
       <w:r>
+        <w:rPr>
+          <w:rFonts w:eastAsia="黑体"/>
+        </w:rPr>
         <w:t xml:space="preserve">W、</w:t>
       </w:r>
       <m:oMath>
@@ -1806,14 +1989,20 @@
         </m:r>
       </m:oMath>
       <w:r>
+        <w:rPr>
+          <w:rFonts w:eastAsia="黑体"/>
+        </w:rPr>
         <w:t xml:space="preserve"> </w:t>
       </w:r>
       <w:r>
+        <w:rPr>
+          <w:rFonts w:eastAsia="黑体"/>
+        </w:rPr>
         <w:t xml:space="preserve">dBi </w:t>
       </w:r>
       <w:r>
         <w:rPr>
-          <w:rFonts w:hint="eastAsia"/>
+          <w:rFonts w:hint="eastAsia" w:eastAsia="黑体"/>
         </w:rPr>
         <w:t xml:space="preserve">时，无源标签典型读距约数米量级。</w:t>
       </w:r>
@@ -1826,7 +2015,7 @@
       </w:pPr>
       <w:r>
         <w:rPr>
-          <w:rFonts w:hint="eastAsia"/>
+          <w:rFonts w:hint="eastAsia" w:eastAsia="黑体"/>
         </w:rPr>
         <w:t xml:space="preserve">常见器件型号</w:t>
       </w:r>
@@ -1840,11 +2029,14 @@
         </w:numPr>
       </w:pPr>
       <w:r>
+        <w:rPr>
+          <w:rFonts w:eastAsia="黑体"/>
+        </w:rPr>
         <w:t xml:space="preserve">HF </w:t>
       </w:r>
       <w:r>
         <w:rPr>
-          <w:rFonts w:hint="eastAsia"/>
+          <w:rFonts w:hint="eastAsia" w:eastAsia="黑体"/>
         </w:rPr>
         <w:t xml:space="preserve">读写芯片：MFRC522、PN5180、SLRC610。</w:t>
       </w:r>
@@ -1858,20 +2050,26 @@
         </w:numPr>
       </w:pPr>
       <w:r>
+        <w:rPr>
+          <w:rFonts w:eastAsia="黑体"/>
+        </w:rPr>
         <w:t xml:space="preserve">UHF </w:t>
       </w:r>
       <w:r>
         <w:rPr>
-          <w:rFonts w:hint="eastAsia"/>
+          <w:rFonts w:hint="eastAsia" w:eastAsia="黑体"/>
         </w:rPr>
         <w:t xml:space="preserve">读写芯片：AS3992、R2000（英频杰</w:t>
       </w:r>
       <w:r>
+        <w:rPr>
+          <w:rFonts w:eastAsia="黑体"/>
+        </w:rPr>
         <w:t xml:space="preserve"> </w:t>
       </w:r>
       <w:r>
         <w:rPr>
-          <w:rFonts w:hint="eastAsia"/>
+          <w:rFonts w:hint="eastAsia" w:eastAsia="黑体"/>
         </w:rPr>
         <w:t xml:space="preserve">Indy）。</w:t>
       </w:r>
@@ -1886,25 +2084,31 @@
       </w:pPr>
       <w:r>
         <w:rPr>
-          <w:rFonts w:hint="eastAsia"/>
+          <w:rFonts w:hint="eastAsia" w:eastAsia="黑体"/>
         </w:rPr>
         <w:t xml:space="preserve">标签：NTAG</w:t>
       </w:r>
       <w:r>
+        <w:rPr>
+          <w:rFonts w:eastAsia="黑体"/>
+        </w:rPr>
         <w:t xml:space="preserve"> </w:t>
       </w:r>
       <w:r>
         <w:rPr>
-          <w:rFonts w:hint="eastAsia"/>
+          <w:rFonts w:hint="eastAsia" w:eastAsia="黑体"/>
         </w:rPr>
         <w:t xml:space="preserve">系列（HF）、Impinj</w:t>
       </w:r>
       <w:r>
+        <w:rPr>
+          <w:rFonts w:eastAsia="黑体"/>
+        </w:rPr>
         <w:t xml:space="preserve"> </w:t>
       </w:r>
       <w:r>
         <w:rPr>
-          <w:rFonts w:hint="eastAsia"/>
+          <w:rFonts w:hint="eastAsia" w:eastAsia="黑体"/>
         </w:rPr>
         <w:t xml:space="preserve">Monza（UHF）。</w:t>
       </w:r>
@@ -1917,7 +2121,7 @@
       </w:pPr>
       <w:r>
         <w:rPr>
-          <w:rFonts w:hint="eastAsia"/>
+          <w:rFonts w:hint="eastAsia" w:eastAsia="黑体"/>
         </w:rPr>
         <w:t xml:space="preserve">注意事项</w:t>
       </w:r>
@@ -1932,7 +2136,7 @@
       </w:pPr>
       <w:r>
         <w:rPr>
-          <w:rFonts w:hint="eastAsia"/>
+          <w:rFonts w:hint="eastAsia" w:eastAsia="黑体"/>
         </w:rPr>
         <w:t xml:space="preserve">无源标签读距对谐振匹配极敏感，天线必须精确调谐到载波频率。</w:t>
       </w:r>
@@ -1946,11 +2150,14 @@
         </w:numPr>
       </w:pPr>
       <w:r>
+        <w:rPr>
+          <w:rFonts w:eastAsia="黑体"/>
+        </w:rPr>
         <w:t xml:space="preserve">UHF </w:t>
       </w:r>
       <w:r>
         <w:rPr>
-          <w:rFonts w:hint="eastAsia"/>
+          <w:rFonts w:hint="eastAsia" w:eastAsia="黑体"/>
         </w:rPr>
         <w:t xml:space="preserve">受环境反射与多径影响大，金属、液体表面会严重衰减。</w:t>
       </w:r>
@@ -1965,25 +2172,31 @@
       </w:pPr>
       <w:r>
         <w:rPr>
-          <w:rFonts w:hint="eastAsia"/>
+          <w:rFonts w:hint="eastAsia" w:eastAsia="黑体"/>
         </w:rPr>
         <w:t xml:space="preserve">遵守当地频谱法规（EIRP</w:t>
       </w:r>
       <w:r>
+        <w:rPr>
+          <w:rFonts w:eastAsia="黑体"/>
+        </w:rPr>
         <w:t xml:space="preserve"> </w:t>
       </w:r>
       <w:r>
         <w:rPr>
-          <w:rFonts w:hint="eastAsia"/>
+          <w:rFonts w:hint="eastAsia" w:eastAsia="黑体"/>
         </w:rPr>
         <w:t xml:space="preserve">限制），UHF</w:t>
       </w:r>
       <w:r>
+        <w:rPr>
+          <w:rFonts w:eastAsia="黑体"/>
+        </w:rPr>
         <w:t xml:space="preserve"> </w:t>
       </w:r>
       <w:r>
         <w:rPr>
-          <w:rFonts w:hint="eastAsia"/>
+          <w:rFonts w:hint="eastAsia" w:eastAsia="黑体"/>
         </w:rPr>
         <w:t xml:space="preserve">频段各国略有差异。</w:t>
       </w:r>
@@ -1997,11 +2210,14 @@
         </w:numPr>
       </w:pPr>
       <w:r>
+        <w:rPr>
+          <w:rFonts w:eastAsia="黑体"/>
+        </w:rPr>
         <w:t xml:space="preserve">HF </w:t>
       </w:r>
       <w:r>
         <w:rPr>
-          <w:rFonts w:hint="eastAsia"/>
+          <w:rFonts w:hint="eastAsia" w:eastAsia="黑体"/>
         </w:rPr>
         <w:t xml:space="preserve">标签天线圈数/尺寸决定电感与耦合，需与芯片电容匹配。</w:t>
       </w:r>
@@ -2014,7 +2230,7 @@
       </w:pPr>
       <w:r>
         <w:rPr>
-          <w:rFonts w:hint="eastAsia"/>
+          <w:rFonts w:hint="eastAsia" w:eastAsia="黑体"/>
         </w:rPr>
         <w:t xml:space="preserve">参考资料</w:t>
       </w:r>
@@ -2028,6 +2244,9 @@
         </w:numPr>
       </w:pPr>
       <w:r>
+        <w:rPr>
+          <w:rFonts w:eastAsia="黑体"/>
+        </w:rPr>
         <w:t xml:space="preserve">Wikipedia: Radio-frequency identification。</w:t>
       </w:r>
     </w:p>
@@ -2040,20 +2259,26 @@
         </w:numPr>
       </w:pPr>
       <w:r>
+        <w:rPr>
+          <w:rFonts w:eastAsia="黑体"/>
+        </w:rPr>
         <w:t xml:space="preserve">NXP </w:t>
       </w:r>
       <w:r>
         <w:rPr>
-          <w:rFonts w:hint="eastAsia"/>
+          <w:rFonts w:hint="eastAsia" w:eastAsia="黑体"/>
         </w:rPr>
         <w:t xml:space="preserve">应用笔记</w:t>
       </w:r>
       <w:r>
+        <w:rPr>
+          <w:rFonts w:eastAsia="黑体"/>
+        </w:rPr>
         <w:t xml:space="preserve"> AN11579 / Impinj UHF </w:t>
       </w:r>
       <w:r>
         <w:rPr>
-          <w:rFonts w:hint="eastAsia"/>
+          <w:rFonts w:hint="eastAsia" w:eastAsia="黑体"/>
         </w:rPr>
         <w:t xml:space="preserve">标签应用指南。</w:t>
       </w:r>
@@ -2068,7 +2293,7 @@
       </w:pPr>
       <w:r>
         <w:rPr>
-          <w:rFonts w:hint="eastAsia"/>
+          <w:rFonts w:hint="eastAsia" w:eastAsia="黑体"/>
         </w:rPr>
         <w:t xml:space="preserve">《射频识别（RFID）原理与应用》。</w:t>
       </w:r>
@@ -2082,11 +2307,11 @@
       </w:pPr>
       <w:r>
         <w:rPr>
-          <w:rFonts w:ascii="Times New Roman" w:hAnsi="Times New Roman"/>
+          <w:rFonts w:ascii="Times New Roman" w:hAnsi="Times New Roman" w:eastAsia="黑体"/>
           <w:color w:val="555555"/>
           <w:sz w:val="21"/>
         </w:rPr>
-        <w:t>材料收集者：杜文杰</w:t>
+        <w:t>材料收集者：杜文杰，WX手机：19519196569，QQ:3478827729</w:t>
       </w:r>
     </w:p>
     <w:sectPr>
@@ -2106,7 +2331,7 @@
 </file>
 
 <file path=word/footer1.xml><?xml version="1.0" encoding="utf-8"?>
-<w:ftr xmlns:m="http://schemas.openxmlformats.org/officeDocument/2006/math" xmlns:mc="http://schemas.openxmlformats.org/markup-compatibility/2006" xmlns:mo="http://schemas.microsoft.com/office/mac/office/2008/main" xmlns:mv="urn:schemas-microsoft-com:mac:vml" xmlns:o="urn:schemas-microsoft-com:office:office" xmlns:r="http://schemas.openxmlformats.org/officeDocument/2006/relationships" xmlns:v="urn:schemas-microsoft-com:vml" xmlns:w10="urn:schemas-microsoft-com:office:word" xmlns:w14="http://schemas.microsoft.com/office/word/2010/wordml" xmlns:w="http://schemas.openxmlformats.org/wordprocessingml/2006/main" xmlns:wne="http://schemas.microsoft.com/office/word/2006/wordml" xmlns:wp14="http://schemas.microsoft.com/office/word/2010/wordprocessingDrawing" xmlns:wp="http://schemas.openxmlformats.org/drawingml/2006/wordprocessingDrawing" xmlns:wpc="http://schemas.microsoft.com/office/word/2010/wordprocessingCanvas" xmlns:wpg="http://schemas.microsoft.com/office/word/2010/wordprocessingGroup" xmlns:wpi="http://schemas.microsoft.com/office/word/2010/wordprocessingInk" xmlns:wps="http://schemas.microsoft.com/office/word/2010/wordprocessingShape" mc:Ignorable="w14 wp14">
+<w:ftr xmlns:mc="http://schemas.openxmlformats.org/markup-compatibility/2006" xmlns:w="http://schemas.openxmlformats.org/wordprocessingml/2006/main" xmlns:m="http://schemas.openxmlformats.org/officeDocument/2006/math" xmlns:mo="http://schemas.microsoft.com/office/mac/office/2008/main" xmlns:mv="urn:schemas-microsoft-com:mac:vml" xmlns:o="urn:schemas-microsoft-com:office:office" xmlns:r="http://schemas.openxmlformats.org/officeDocument/2006/relationships" xmlns:v="urn:schemas-microsoft-com:vml" xmlns:w10="urn:schemas-microsoft-com:office:word" xmlns:w14="http://schemas.microsoft.com/office/word/2010/wordml" xmlns:wne="http://schemas.microsoft.com/office/word/2006/wordml" xmlns:wp14="http://schemas.microsoft.com/office/word/2010/wordprocessingDrawing" xmlns:wp="http://schemas.openxmlformats.org/drawingml/2006/wordprocessingDrawing" xmlns:wpc="http://schemas.microsoft.com/office/word/2010/wordprocessingCanvas" xmlns:wpg="http://schemas.microsoft.com/office/word/2010/wordprocessingGroup" xmlns:wpi="http://schemas.microsoft.com/office/word/2010/wordprocessingInk" xmlns:wps="http://schemas.microsoft.com/office/word/2010/wordprocessingShape" mc:Ignorable="w14 wp14">
   <w:p>
     <w:pPr>
       <w:pStyle w:val="Footer"/>
@@ -2114,12 +2339,14 @@
     </w:pPr>
     <w:r>
       <w:rPr>
+        <w:rFonts w:eastAsia="黑体"/>
         <w:sz w:val="18"/>
       </w:rPr>
       <w:t xml:space="preserve">第 </w:t>
     </w:r>
     <w:r>
       <w:rPr>
+        <w:rFonts w:eastAsia="黑体"/>
         <w:sz w:val="18"/>
       </w:rPr>
       <w:fldChar w:fldCharType="begin"/>
@@ -2128,6 +2355,7 @@
     </w:r>
     <w:r>
       <w:rPr>
+        <w:rFonts w:eastAsia="黑体"/>
         <w:sz w:val="18"/>
       </w:rPr>
       <w:t xml:space="preserve"> 页</w:t>
@@ -2141,6 +2369,9 @@
   <w:footnote w:type="continuationSeparator" w:id="0">
     <w:p>
       <w:r>
+        <w:rPr>
+          <w:rFonts w:eastAsia="黑体"/>
+        </w:rPr>
         <w:continuationSeparator/>
       </w:r>
     </w:p>
@@ -2148,6 +2379,9 @@
   <w:footnote w:type="separator" w:id="-1">
     <w:p>
       <w:r>
+        <w:rPr>
+          <w:rFonts w:eastAsia="黑体"/>
+        </w:rPr>
         <w:separator/>
       </w:r>
     </w:p>
@@ -2156,7 +2390,7 @@
 </file>
 
 <file path=word/header1.xml><?xml version="1.0" encoding="utf-8"?>
-<w:hdr xmlns:m="http://schemas.openxmlformats.org/officeDocument/2006/math" xmlns:mc="http://schemas.openxmlformats.org/markup-compatibility/2006" xmlns:mo="http://schemas.microsoft.com/office/mac/office/2008/main" xmlns:mv="urn:schemas-microsoft-com:mac:vml" xmlns:o="urn:schemas-microsoft-com:office:office" xmlns:r="http://schemas.openxmlformats.org/officeDocument/2006/relationships" xmlns:v="urn:schemas-microsoft-com:vml" xmlns:w10="urn:schemas-microsoft-com:office:word" xmlns:w14="http://schemas.microsoft.com/office/word/2010/wordml" xmlns:w="http://schemas.openxmlformats.org/wordprocessingml/2006/main" xmlns:wne="http://schemas.microsoft.com/office/word/2006/wordml" xmlns:wp14="http://schemas.microsoft.com/office/word/2010/wordprocessingDrawing" xmlns:wp="http://schemas.openxmlformats.org/drawingml/2006/wordprocessingDrawing" xmlns:wpc="http://schemas.microsoft.com/office/word/2010/wordprocessingCanvas" xmlns:wpg="http://schemas.microsoft.com/office/word/2010/wordprocessingGroup" xmlns:wpi="http://schemas.microsoft.com/office/word/2010/wordprocessingInk" xmlns:wps="http://schemas.microsoft.com/office/word/2010/wordprocessingShape" mc:Ignorable="w14 wp14">
+<w:hdr xmlns:mc="http://schemas.openxmlformats.org/markup-compatibility/2006" xmlns:w="http://schemas.openxmlformats.org/wordprocessingml/2006/main" xmlns:m="http://schemas.openxmlformats.org/officeDocument/2006/math" xmlns:mo="http://schemas.microsoft.com/office/mac/office/2008/main" xmlns:mv="urn:schemas-microsoft-com:mac:vml" xmlns:o="urn:schemas-microsoft-com:office:office" xmlns:r="http://schemas.openxmlformats.org/officeDocument/2006/relationships" xmlns:v="urn:schemas-microsoft-com:vml" xmlns:w10="urn:schemas-microsoft-com:office:word" xmlns:w14="http://schemas.microsoft.com/office/word/2010/wordml" xmlns:wne="http://schemas.microsoft.com/office/word/2006/wordml" xmlns:wp14="http://schemas.microsoft.com/office/word/2010/wordprocessingDrawing" xmlns:wp="http://schemas.openxmlformats.org/drawingml/2006/wordprocessingDrawing" xmlns:wpc="http://schemas.microsoft.com/office/word/2010/wordprocessingCanvas" xmlns:wpg="http://schemas.microsoft.com/office/word/2010/wordprocessingGroup" xmlns:wpi="http://schemas.microsoft.com/office/word/2010/wordprocessingInk" xmlns:wps="http://schemas.microsoft.com/office/word/2010/wordprocessingShape" mc:Ignorable="w14 wp14">
   <w:p>
     <w:pPr>
       <w:pStyle w:val="Header"/>
@@ -2164,7 +2398,7 @@
     </w:pPr>
     <w:r>
       <w:rPr>
-        <w:rFonts w:ascii="Times New Roman" w:hAnsi="Times New Roman"/>
+        <w:rFonts w:ascii="Times New Roman" w:hAnsi="Times New Roman" w:eastAsia="黑体"/>
         <w:sz w:val="18"/>
         <w:rFonts w:eastAsia="黑体"/>
         <w:rFonts w:eastAsia="黑体"/>
@@ -2176,7 +2410,7 @@
 </file>
 
 <file path=word/numbering.xml><?xml version="1.0" encoding="utf-8"?>
-<w:numbering xmlns:m="http://schemas.openxmlformats.org/officeDocument/2006/math" xmlns:mc="http://schemas.openxmlformats.org/markup-compatibility/2006" xmlns:mo="http://schemas.microsoft.com/office/mac/office/2008/main" xmlns:mv="urn:schemas-microsoft-com:mac:vml" xmlns:o="urn:schemas-microsoft-com:office:office" xmlns:r="http://schemas.openxmlformats.org/officeDocument/2006/relationships" xmlns:v="urn:schemas-microsoft-com:vml" xmlns:w="http://schemas.openxmlformats.org/wordprocessingml/2006/main" xmlns:w10="urn:schemas-microsoft-com:office:word" xmlns:w14="http://schemas.microsoft.com/office/word/2010/wordml" xmlns:wne="http://schemas.microsoft.com/office/word/2006/wordml" xmlns:wp="http://schemas.openxmlformats.org/drawingml/2006/wordprocessingDrawing" xmlns:wp14="http://schemas.microsoft.com/office/word/2010/wordprocessingDrawing" xmlns:wpc="http://schemas.microsoft.com/office/word/2010/wordprocessingCanvas" xmlns:wpg="http://schemas.microsoft.com/office/word/2010/wordprocessingGroup" xmlns:wpi="http://schemas.microsoft.com/office/word/2010/wordprocessingInk" xmlns:wps="http://schemas.microsoft.com/office/word/2010/wordprocessingShape" mc:Ignorable="w14 wp14">
+<w:numbering xmlns:mc="http://schemas.openxmlformats.org/markup-compatibility/2006" xmlns:w="http://schemas.openxmlformats.org/wordprocessingml/2006/main" xmlns:m="http://schemas.openxmlformats.org/officeDocument/2006/math" xmlns:mo="http://schemas.microsoft.com/office/mac/office/2008/main" xmlns:mv="urn:schemas-microsoft-com:mac:vml" xmlns:o="urn:schemas-microsoft-com:office:office" xmlns:r="http://schemas.openxmlformats.org/officeDocument/2006/relationships" xmlns:v="urn:schemas-microsoft-com:vml" xmlns:w10="urn:schemas-microsoft-com:office:word" xmlns:w14="http://schemas.microsoft.com/office/word/2010/wordml" xmlns:wne="http://schemas.microsoft.com/office/word/2006/wordml" xmlns:wp="http://schemas.openxmlformats.org/drawingml/2006/wordprocessingDrawing" xmlns:wp14="http://schemas.microsoft.com/office/word/2010/wordprocessingDrawing" xmlns:wpc="http://schemas.microsoft.com/office/word/2010/wordprocessingCanvas" xmlns:wpg="http://schemas.microsoft.com/office/word/2010/wordprocessingGroup" xmlns:wpi="http://schemas.microsoft.com/office/word/2010/wordprocessingInk" xmlns:wps="http://schemas.microsoft.com/office/word/2010/wordprocessingShape" mc:Ignorable="w14 wp14">
   <w:abstractNum w:abstractNumId="0">
     <w:nsid w:val="FFFFFF7C"/>
     <w:multiLevelType w:val="singleLevel"/>
@@ -2263,7 +2497,7 @@
         <w:ind w:hanging="360" w:left="1440"/>
       </w:pPr>
       <w:rPr>
-        <w:rFonts w:ascii="Symbol" w:hAnsi="Symbol" w:hint="default"/>
+        <w:rFonts w:ascii="Symbol" w:hAnsi="Symbol" w:hint="default" w:eastAsia="黑体"/>
       </w:rPr>
     </w:lvl>
   </w:abstractNum>
@@ -2284,7 +2518,7 @@
         <w:ind w:hanging="360" w:left="1080"/>
       </w:pPr>
       <w:rPr>
-        <w:rFonts w:ascii="Symbol" w:hAnsi="Symbol" w:hint="default"/>
+        <w:rFonts w:ascii="Symbol" w:hAnsi="Symbol" w:hint="default" w:eastAsia="黑体"/>
       </w:rPr>
     </w:lvl>
   </w:abstractNum>
@@ -2305,7 +2539,7 @@
         <w:ind w:hanging="360" w:left="720"/>
       </w:pPr>
       <w:rPr>
-        <w:rFonts w:ascii="Symbol" w:hAnsi="Symbol" w:hint="default"/>
+        <w:rFonts w:ascii="Symbol" w:hAnsi="Symbol" w:hint="default" w:eastAsia="黑体"/>
       </w:rPr>
     </w:lvl>
   </w:abstractNum>
@@ -2344,7 +2578,7 @@
         <w:ind w:hanging="360" w:left="360"/>
       </w:pPr>
       <w:rPr>
-        <w:rFonts w:ascii="Symbol" w:hAnsi="Symbol" w:hint="default"/>
+        <w:rFonts w:ascii="Symbol" w:hAnsi="Symbol" w:hint="default" w:eastAsia="黑体"/>
       </w:rPr>
     </w:lvl>
   </w:abstractNum>
@@ -2435,7 +2669,7 @@
         <w:ind w:left="720" w:hanging="360"/>
       </w:pPr>
       <w:rPr>
-        <w:rFonts w:ascii="Symbol" w:hAnsi="Symbol" w:cs="Symbol" w:hint="default"/>
+        <w:rFonts w:ascii="Symbol" w:hAnsi="Symbol" w:cs="Symbol" w:hint="default" w:eastAsia="黑体"/>
       </w:rPr>
     </w:lvl>
     <w:lvl w:ilvl="1">
@@ -2446,7 +2680,7 @@
         <w:ind w:left="1440" w:hanging="360"/>
       </w:pPr>
       <w:rPr>
-        <w:rFonts w:ascii="Courier New" w:hAnsi="Courier New" w:cs="Courier New" w:hint="default"/>
+        <w:rFonts w:ascii="Courier New" w:hAnsi="Courier New" w:cs="Courier New" w:hint="default" w:eastAsia="黑体"/>
       </w:rPr>
     </w:lvl>
     <w:lvl w:ilvl="2">
@@ -2457,7 +2691,7 @@
         <w:ind w:left="2160" w:hanging="360"/>
       </w:pPr>
       <w:rPr>
-        <w:rFonts w:ascii="Wingdings" w:hAnsi="Wingdings" w:cs="Wingdings" w:hint="default"/>
+        <w:rFonts w:ascii="Wingdings" w:hAnsi="Wingdings" w:cs="Wingdings" w:hint="default" w:eastAsia="黑体"/>
       </w:rPr>
     </w:lvl>
     <w:lvl w:ilvl="3">
@@ -2468,7 +2702,7 @@
         <w:ind w:left="2880" w:hanging="360"/>
       </w:pPr>
       <w:rPr>
-        <w:rFonts w:ascii="Symbol" w:hAnsi="Symbol" w:cs="Symbol" w:hint="default"/>
+        <w:rFonts w:ascii="Symbol" w:hAnsi="Symbol" w:cs="Symbol" w:hint="default" w:eastAsia="黑体"/>
       </w:rPr>
     </w:lvl>
     <w:lvl w:ilvl="4">
@@ -2479,7 +2713,7 @@
         <w:ind w:left="3600" w:hanging="360"/>
       </w:pPr>
       <w:rPr>
-        <w:rFonts w:ascii="Courier New" w:hAnsi="Courier New" w:cs="Courier New" w:hint="default"/>
+        <w:rFonts w:ascii="Courier New" w:hAnsi="Courier New" w:cs="Courier New" w:hint="default" w:eastAsia="黑体"/>
       </w:rPr>
     </w:lvl>
     <w:lvl w:ilvl="5">
@@ -2490,7 +2724,7 @@
         <w:ind w:left="4320" w:hanging="360"/>
       </w:pPr>
       <w:rPr>
-        <w:rFonts w:ascii="Wingdings" w:hAnsi="Wingdings" w:cs="Wingdings" w:hint="default"/>
+        <w:rFonts w:ascii="Wingdings" w:hAnsi="Wingdings" w:cs="Wingdings" w:hint="default" w:eastAsia="黑体"/>
       </w:rPr>
     </w:lvl>
     <w:lvl w:ilvl="6">
@@ -2501,7 +2735,7 @@
         <w:ind w:left="5040" w:hanging="360"/>
       </w:pPr>
       <w:rPr>
-        <w:rFonts w:ascii="Symbol" w:hAnsi="Symbol" w:cs="Symbol" w:hint="default"/>
+        <w:rFonts w:ascii="Symbol" w:hAnsi="Symbol" w:cs="Symbol" w:hint="default" w:eastAsia="黑体"/>
       </w:rPr>
     </w:lvl>
     <w:lvl w:ilvl="7">
@@ -2512,7 +2746,7 @@
         <w:ind w:left="5760" w:hanging="360"/>
       </w:pPr>
       <w:rPr>
-        <w:rFonts w:ascii="Courier New" w:hAnsi="Courier New" w:cs="Courier New" w:hint="default"/>
+        <w:rFonts w:ascii="Courier New" w:hAnsi="Courier New" w:cs="Courier New" w:hint="default" w:eastAsia="黑体"/>
       </w:rPr>
     </w:lvl>
     <w:lvl w:ilvl="8">
@@ -2523,7 +2757,7 @@
         <w:ind w:left="6480" w:hanging="360"/>
       </w:pPr>
       <w:rPr>
-        <w:rFonts w:ascii="Wingdings" w:hAnsi="Wingdings" w:cs="Wingdings" w:hint="default"/>
+        <w:rFonts w:ascii="Wingdings" w:hAnsi="Wingdings" w:cs="Wingdings" w:hint="default" w:eastAsia="黑体"/>
       </w:rPr>
     </w:lvl>
   </w:abstractNum>
@@ -2579,11 +2813,11 @@
 </file>
 
 <file path=word/styles.xml><?xml version="1.0" encoding="utf-8"?>
-<w:styles xmlns:mc="http://schemas.openxmlformats.org/markup-compatibility/2006" xmlns:r="http://schemas.openxmlformats.org/officeDocument/2006/relationships" xmlns:w="http://schemas.openxmlformats.org/wordprocessingml/2006/main" xmlns:w14="http://schemas.microsoft.com/office/word/2010/wordml" mc:Ignorable="w14">
+<w:styles xmlns:mc="http://schemas.openxmlformats.org/markup-compatibility/2006" xmlns:w="http://schemas.openxmlformats.org/wordprocessingml/2006/main" xmlns:r="http://schemas.openxmlformats.org/officeDocument/2006/relationships" xmlns:w14="http://schemas.microsoft.com/office/word/2010/wordml" mc:Ignorable="w14">
   <w:docDefaults>
     <w:rPrDefault>
       <w:rPr>
-        <w:rFonts w:asciiTheme="minorHAnsi" w:cstheme="minorBidi" w:eastAsiaTheme="minorEastAsia" w:hAnsiTheme="minorHAnsi"/>
+        <w:rFonts w:asciiTheme="minorHAnsi" w:cstheme="minorBidi" w:hAnsiTheme="minorHAnsi" w:eastAsia="黑体"/>
         <w:sz w:val="22"/>
         <w:szCs w:val="22"/>
         <w:lang w:bidi="ar-SA" w:eastAsia="en-US" w:val="en-US"/>
@@ -2805,7 +3039,7 @@
       <w:outlineLvl w:val="0"/>
     </w:pPr>
     <w:rPr>
-      <w:rFonts w:ascii="Times New Roman" w:asciiTheme="majorHAnsi" w:cstheme="majorBidi" w:eastAsia="黑体" w:eastAsiaTheme="majorEastAsia" w:hAnsi="Times New Roman" w:hAnsiTheme="majorHAnsi"/>
+      <w:rFonts w:ascii="Times New Roman" w:asciiTheme="majorHAnsi" w:cstheme="majorBidi" w:eastAsia="黑体" w:hAnsi="Times New Roman" w:hAnsiTheme="majorHAnsi"/>
       <w:b/>
       <w:bCs/>
       <w:color w:val="1F3864"/>
@@ -2829,7 +3063,7 @@
       <w:outlineLvl w:val="1"/>
     </w:pPr>
     <w:rPr>
-      <w:rFonts w:ascii="Times New Roman" w:asciiTheme="majorHAnsi" w:cstheme="majorBidi" w:eastAsia="黑体" w:eastAsiaTheme="majorEastAsia" w:hAnsi="Times New Roman" w:hAnsiTheme="majorHAnsi"/>
+      <w:rFonts w:ascii="Times New Roman" w:asciiTheme="majorHAnsi" w:cstheme="majorBidi" w:eastAsia="黑体" w:hAnsi="Times New Roman" w:hAnsiTheme="majorHAnsi"/>
       <w:b/>
       <w:bCs/>
       <w:color w:val="2E4E7E"/>
@@ -2853,7 +3087,7 @@
       <w:outlineLvl w:val="2"/>
     </w:pPr>
     <w:rPr>
-      <w:rFonts w:ascii="Times New Roman" w:asciiTheme="majorHAnsi" w:cstheme="majorBidi" w:eastAsia="黑体" w:eastAsiaTheme="majorEastAsia" w:hAnsi="Times New Roman" w:hAnsiTheme="majorHAnsi"/>
+      <w:rFonts w:ascii="Times New Roman" w:asciiTheme="majorHAnsi" w:cstheme="majorBidi" w:eastAsia="黑体" w:hAnsi="Times New Roman" w:hAnsiTheme="majorHAnsi"/>
       <w:b/>
       <w:bCs/>
       <w:color w:val="2E4E7E"/>
@@ -2877,7 +3111,7 @@
       <w:outlineLvl w:val="3"/>
     </w:pPr>
     <w:rPr>
-      <w:rFonts w:ascii="Times New Roman" w:asciiTheme="majorHAnsi" w:cstheme="majorBidi" w:eastAsia="黑体" w:eastAsiaTheme="majorEastAsia" w:hAnsi="Times New Roman" w:hAnsiTheme="majorHAnsi"/>
+      <w:rFonts w:ascii="Times New Roman" w:asciiTheme="majorHAnsi" w:cstheme="majorBidi" w:eastAsia="黑体" w:hAnsi="Times New Roman" w:hAnsiTheme="majorHAnsi"/>
       <w:b/>
       <w:bCs/>
       <w:i/>
@@ -2903,7 +3137,7 @@
       <w:outlineLvl w:val="4"/>
     </w:pPr>
     <w:rPr>
-      <w:rFonts w:ascii="Times New Roman" w:asciiTheme="majorHAnsi" w:cstheme="majorBidi" w:eastAsia="黑体" w:eastAsiaTheme="majorEastAsia" w:hAnsi="Times New Roman" w:hAnsiTheme="majorHAnsi"/>
+      <w:rFonts w:ascii="Times New Roman" w:asciiTheme="majorHAnsi" w:cstheme="majorBidi" w:eastAsia="黑体" w:hAnsi="Times New Roman" w:hAnsiTheme="majorHAnsi"/>
       <w:b/>
       <w:color w:val="333333"/>
       <w:sz w:val="22"/>
@@ -2926,7 +3160,7 @@
       <w:outlineLvl w:val="5"/>
     </w:pPr>
     <w:rPr>
-      <w:rFonts w:asciiTheme="majorHAnsi" w:cstheme="majorBidi" w:eastAsiaTheme="majorEastAsia" w:hAnsiTheme="majorHAnsi"/>
+      <w:rFonts w:asciiTheme="majorHAnsi" w:cstheme="majorBidi" w:hAnsiTheme="majorHAnsi" w:eastAsia="黑体"/>
       <w:i/>
       <w:iCs/>
       <w:color w:themeColor="accent1" w:themeShade="7F" w:val="243F60"/>
@@ -2949,7 +3183,7 @@
       <w:outlineLvl w:val="6"/>
     </w:pPr>
     <w:rPr>
-      <w:rFonts w:asciiTheme="majorHAnsi" w:cstheme="majorBidi" w:eastAsiaTheme="majorEastAsia" w:hAnsiTheme="majorHAnsi"/>
+      <w:rFonts w:asciiTheme="majorHAnsi" w:cstheme="majorBidi" w:hAnsiTheme="majorHAnsi" w:eastAsia="黑体"/>
       <w:i/>
       <w:iCs/>
       <w:color w:themeColor="text1" w:themeTint="BF" w:val="404040"/>
@@ -2972,7 +3206,7 @@
       <w:outlineLvl w:val="7"/>
     </w:pPr>
     <w:rPr>
-      <w:rFonts w:asciiTheme="majorHAnsi" w:cstheme="majorBidi" w:eastAsiaTheme="majorEastAsia" w:hAnsiTheme="majorHAnsi"/>
+      <w:rFonts w:asciiTheme="majorHAnsi" w:cstheme="majorBidi" w:hAnsiTheme="majorHAnsi" w:eastAsia="黑体"/>
       <w:color w:themeColor="accent1" w:val="4F81BD"/>
       <w:sz w:val="20"/>
       <w:szCs w:val="20"/>
@@ -2995,7 +3229,7 @@
       <w:outlineLvl w:val="8"/>
     </w:pPr>
     <w:rPr>
-      <w:rFonts w:asciiTheme="majorHAnsi" w:cstheme="majorBidi" w:eastAsiaTheme="majorEastAsia" w:hAnsiTheme="majorHAnsi"/>
+      <w:rFonts w:asciiTheme="majorHAnsi" w:cstheme="majorBidi" w:hAnsiTheme="majorHAnsi" w:eastAsia="黑体"/>
       <w:i/>
       <w:iCs/>
       <w:color w:themeColor="text1" w:themeTint="BF" w:val="404040"/>
@@ -3046,7 +3280,7 @@
     <w:uiPriority w:val="9"/>
     <w:rsid w:val="00FC693F"/>
     <w:rPr>
-      <w:rFonts w:asciiTheme="majorHAnsi" w:cstheme="majorBidi" w:eastAsiaTheme="majorEastAsia" w:hAnsiTheme="majorHAnsi"/>
+      <w:rFonts w:asciiTheme="majorHAnsi" w:cstheme="majorBidi" w:hAnsiTheme="majorHAnsi" w:eastAsia="黑体"/>
       <w:b/>
       <w:bCs/>
       <w:color w:themeColor="accent1" w:themeShade="BF" w:val="365F91"/>
@@ -3061,7 +3295,7 @@
     <w:uiPriority w:val="9"/>
     <w:rsid w:val="00FC693F"/>
     <w:rPr>
-      <w:rFonts w:asciiTheme="majorHAnsi" w:cstheme="majorBidi" w:eastAsiaTheme="majorEastAsia" w:hAnsiTheme="majorHAnsi"/>
+      <w:rFonts w:asciiTheme="majorHAnsi" w:cstheme="majorBidi" w:hAnsiTheme="majorHAnsi" w:eastAsia="黑体"/>
       <w:b/>
       <w:bCs/>
       <w:color w:themeColor="accent1" w:val="4F81BD"/>
@@ -3076,7 +3310,7 @@
     <w:uiPriority w:val="9"/>
     <w:rsid w:val="00FC693F"/>
     <w:rPr>
-      <w:rFonts w:asciiTheme="majorHAnsi" w:cstheme="majorBidi" w:eastAsiaTheme="majorEastAsia" w:hAnsiTheme="majorHAnsi"/>
+      <w:rFonts w:asciiTheme="majorHAnsi" w:cstheme="majorBidi" w:hAnsiTheme="majorHAnsi" w:eastAsia="黑体"/>
       <w:b/>
       <w:bCs/>
       <w:color w:themeColor="accent1" w:val="4F81BD"/>
@@ -3099,7 +3333,7 @@
       <w:contextualSpacing/>
     </w:pPr>
     <w:rPr>
-      <w:rFonts w:ascii="Times New Roman" w:asciiTheme="majorHAnsi" w:cstheme="majorBidi" w:eastAsia="黑体" w:eastAsiaTheme="majorEastAsia" w:hAnsi="Times New Roman" w:hAnsiTheme="majorHAnsi"/>
+      <w:rFonts w:ascii="Times New Roman" w:asciiTheme="majorHAnsi" w:cstheme="majorBidi" w:eastAsia="黑体" w:hAnsi="Times New Roman" w:hAnsiTheme="majorHAnsi"/>
       <w:b/>
       <w:color w:val="1F3864"/>
       <w:spacing w:val="5"/>
@@ -3115,7 +3349,7 @@
     <w:uiPriority w:val="10"/>
     <w:rsid w:val="00FC693F"/>
     <w:rPr>
-      <w:rFonts w:asciiTheme="majorHAnsi" w:cstheme="majorBidi" w:eastAsiaTheme="majorEastAsia" w:hAnsiTheme="majorHAnsi"/>
+      <w:rFonts w:asciiTheme="majorHAnsi" w:cstheme="majorBidi" w:hAnsiTheme="majorHAnsi" w:eastAsia="黑体"/>
       <w:color w:themeColor="text2" w:themeShade="BF" w:val="17365D"/>
       <w:spacing w:val="5"/>
       <w:kern w:val="28"/>
@@ -3137,7 +3371,7 @@
       </w:numPr>
     </w:pPr>
     <w:rPr>
-      <w:rFonts w:asciiTheme="majorHAnsi" w:cstheme="majorBidi" w:eastAsiaTheme="majorEastAsia" w:hAnsiTheme="majorHAnsi"/>
+      <w:rFonts w:asciiTheme="majorHAnsi" w:cstheme="majorBidi" w:hAnsiTheme="majorHAnsi" w:eastAsia="黑体"/>
       <w:i/>
       <w:iCs/>
       <w:color w:themeColor="accent1" w:val="4F81BD"/>
@@ -3153,7 +3387,7 @@
     <w:uiPriority w:val="11"/>
     <w:rsid w:val="00FC693F"/>
     <w:rPr>
-      <w:rFonts w:asciiTheme="majorHAnsi" w:cstheme="majorBidi" w:eastAsiaTheme="majorEastAsia" w:hAnsiTheme="majorHAnsi"/>
+      <w:rFonts w:asciiTheme="majorHAnsi" w:cstheme="majorBidi" w:hAnsiTheme="majorHAnsi" w:eastAsia="黑体"/>
       <w:i/>
       <w:iCs/>
       <w:color w:themeColor="accent1" w:val="4F81BD"/>
@@ -3220,6 +3454,7 @@
       <w:spacing w:after="120"/>
     </w:pPr>
     <w:rPr>
+      <w:rFonts w:eastAsia="黑体"/>
       <w:sz w:val="16"/>
       <w:szCs w:val="16"/>
     </w:rPr>
@@ -3231,6 +3466,7 @@
     <w:uiPriority w:val="99"/>
     <w:rsid w:val="00AA1D8D"/>
     <w:rPr>
+      <w:rFonts w:eastAsia="黑体"/>
       <w:sz w:val="16"/>
       <w:szCs w:val="16"/>
     </w:rPr>
@@ -3400,7 +3636,7 @@
       </w:tabs>
     </w:pPr>
     <w:rPr>
-      <w:rFonts w:ascii="Courier" w:hAnsi="Courier"/>
+      <w:rFonts w:ascii="Courier" w:hAnsi="Courier" w:eastAsia="黑体"/>
       <w:sz w:val="20"/>
       <w:szCs w:val="20"/>
     </w:rPr>
@@ -3412,7 +3648,7 @@
     <w:uiPriority w:val="99"/>
     <w:rsid w:val="0029639D"/>
     <w:rPr>
-      <w:rFonts w:ascii="Courier" w:hAnsi="Courier"/>
+      <w:rFonts w:ascii="Courier" w:hAnsi="Courier" w:eastAsia="黑体"/>
       <w:sz w:val="20"/>
       <w:szCs w:val="20"/>
     </w:rPr>
@@ -3448,6 +3684,7 @@
     <w:uiPriority w:val="29"/>
     <w:rsid w:val="00FC693F"/>
     <w:rPr>
+      <w:rFonts w:eastAsia="黑体"/>
       <w:i/>
       <w:iCs/>
       <w:color w:themeColor="text1" w:val="000000"/>
@@ -3461,7 +3698,7 @@
     <w:semiHidden/>
     <w:rsid w:val="00FC693F"/>
     <w:rPr>
-      <w:rFonts w:asciiTheme="majorHAnsi" w:cstheme="majorBidi" w:eastAsiaTheme="majorEastAsia" w:hAnsiTheme="majorHAnsi"/>
+      <w:rFonts w:asciiTheme="majorHAnsi" w:cstheme="majorBidi" w:hAnsiTheme="majorHAnsi" w:eastAsia="黑体"/>
       <w:b/>
       <w:bCs/>
       <w:i/>
@@ -3477,7 +3714,7 @@
     <w:semiHidden/>
     <w:rsid w:val="00FC693F"/>
     <w:rPr>
-      <w:rFonts w:asciiTheme="majorHAnsi" w:cstheme="majorBidi" w:eastAsiaTheme="majorEastAsia" w:hAnsiTheme="majorHAnsi"/>
+      <w:rFonts w:asciiTheme="majorHAnsi" w:cstheme="majorBidi" w:hAnsiTheme="majorHAnsi" w:eastAsia="黑体"/>
       <w:color w:themeColor="accent1" w:themeShade="7F" w:val="243F60"/>
     </w:rPr>
   </w:style>
@@ -3489,7 +3726,7 @@
     <w:semiHidden/>
     <w:rsid w:val="00FC693F"/>
     <w:rPr>
-      <w:rFonts w:asciiTheme="majorHAnsi" w:cstheme="majorBidi" w:eastAsiaTheme="majorEastAsia" w:hAnsiTheme="majorHAnsi"/>
+      <w:rFonts w:asciiTheme="majorHAnsi" w:cstheme="majorBidi" w:hAnsiTheme="majorHAnsi" w:eastAsia="黑体"/>
       <w:i/>
       <w:iCs/>
       <w:color w:themeColor="accent1" w:themeShade="7F" w:val="243F60"/>
@@ -3503,7 +3740,7 @@
     <w:semiHidden/>
     <w:rsid w:val="00FC693F"/>
     <w:rPr>
-      <w:rFonts w:asciiTheme="majorHAnsi" w:cstheme="majorBidi" w:eastAsiaTheme="majorEastAsia" w:hAnsiTheme="majorHAnsi"/>
+      <w:rFonts w:asciiTheme="majorHAnsi" w:cstheme="majorBidi" w:hAnsiTheme="majorHAnsi" w:eastAsia="黑体"/>
       <w:i/>
       <w:iCs/>
       <w:color w:themeColor="text1" w:themeTint="BF" w:val="404040"/>
@@ -3517,7 +3754,7 @@
     <w:semiHidden/>
     <w:rsid w:val="00FC693F"/>
     <w:rPr>
-      <w:rFonts w:asciiTheme="majorHAnsi" w:cstheme="majorBidi" w:eastAsiaTheme="majorEastAsia" w:hAnsiTheme="majorHAnsi"/>
+      <w:rFonts w:asciiTheme="majorHAnsi" w:cstheme="majorBidi" w:hAnsiTheme="majorHAnsi" w:eastAsia="黑体"/>
       <w:color w:themeColor="accent1" w:val="4F81BD"/>
       <w:sz w:val="20"/>
       <w:szCs w:val="20"/>
@@ -3531,7 +3768,7 @@
     <w:semiHidden/>
     <w:rsid w:val="00FC693F"/>
     <w:rPr>
-      <w:rFonts w:asciiTheme="majorHAnsi" w:cstheme="majorBidi" w:eastAsiaTheme="majorEastAsia" w:hAnsiTheme="majorHAnsi"/>
+      <w:rFonts w:asciiTheme="majorHAnsi" w:cstheme="majorBidi" w:hAnsiTheme="majorHAnsi" w:eastAsia="黑体"/>
       <w:i/>
       <w:iCs/>
       <w:color w:themeColor="text1" w:themeTint="BF" w:val="404040"/>
@@ -3552,6 +3789,7 @@
       <w:spacing w:line="240" w:lineRule="auto"/>
     </w:pPr>
     <w:rPr>
+      <w:rFonts w:eastAsia="黑体"/>
       <w:b/>
       <w:bCs/>
       <w:color w:themeColor="accent1" w:val="4F81BD"/>
@@ -3566,6 +3804,7 @@
     <w:qFormat/>
     <w:rsid w:val="00FC693F"/>
     <w:rPr>
+      <w:rFonts w:eastAsia="黑体"/>
       <w:b/>
       <w:bCs/>
     </w:rPr>
@@ -3577,6 +3816,7 @@
     <w:qFormat/>
     <w:rsid w:val="00FC693F"/>
     <w:rPr>
+      <w:rFonts w:eastAsia="黑体"/>
       <w:i/>
       <w:iCs/>
     </w:rPr>
@@ -3597,6 +3837,7 @@
       <w:ind w:left="936" w:right="936"/>
     </w:pPr>
     <w:rPr>
+      <w:rFonts w:eastAsia="黑体"/>
       <w:b/>
       <w:bCs/>
       <w:i/>
@@ -3611,6 +3852,7 @@
     <w:uiPriority w:val="30"/>
     <w:rsid w:val="00FC693F"/>
     <w:rPr>
+      <w:rFonts w:eastAsia="黑体"/>
       <w:b/>
       <w:bCs/>
       <w:i/>
@@ -3625,6 +3867,7 @@
     <w:qFormat/>
     <w:rsid w:val="00FC693F"/>
     <w:rPr>
+      <w:rFonts w:eastAsia="黑体"/>
       <w:i/>
       <w:iCs/>
       <w:color w:themeColor="text1" w:themeTint="7F" w:val="808080"/>
@@ -3637,6 +3880,7 @@
     <w:qFormat/>
     <w:rsid w:val="00FC693F"/>
     <w:rPr>
+      <w:rFonts w:eastAsia="黑体"/>
       <w:b/>
       <w:bCs/>
       <w:i/>
@@ -3651,6 +3895,7 @@
     <w:qFormat/>
     <w:rsid w:val="00FC693F"/>
     <w:rPr>
+      <w:rFonts w:eastAsia="黑体"/>
       <w:smallCaps/>
       <w:color w:themeColor="accent2" w:val="C0504D"/>
       <w:u w:val="single"/>
@@ -3663,6 +3908,7 @@
     <w:qFormat/>
     <w:rsid w:val="00FC693F"/>
     <w:rPr>
+      <w:rFonts w:eastAsia="黑体"/>
       <w:b/>
       <w:bCs/>
       <w:smallCaps/>
@@ -3678,6 +3924,7 @@
     <w:qFormat/>
     <w:rsid w:val="00FC693F"/>
     <w:rPr>
+      <w:rFonts w:eastAsia="黑体"/>
       <w:b/>
       <w:bCs/>
       <w:smallCaps/>
@@ -3732,6 +3979,7 @@
       <w:spacing w:after="0" w:line="240" w:lineRule="auto"/>
     </w:pPr>
     <w:rPr>
+      <w:rFonts w:eastAsia="黑体"/>
       <w:color w:themeColor="text1" w:themeShade="BF" w:val="000000"/>
     </w:rPr>
     <w:tblPr>
@@ -3754,6 +4002,7 @@
         <w:spacing w:after="0" w:before="0" w:line="240" w:lineRule="auto"/>
       </w:pPr>
       <w:rPr>
+        <w:rFonts w:eastAsia="黑体"/>
         <w:b/>
         <w:bCs/>
       </w:rPr>
@@ -3774,6 +4023,7 @@
         <w:spacing w:after="0" w:before="0" w:line="240" w:lineRule="auto"/>
       </w:pPr>
       <w:rPr>
+        <w:rFonts w:eastAsia="黑体"/>
         <w:b/>
         <w:bCs/>
       </w:rPr>
@@ -3791,12 +4041,14 @@
     </w:tblStylePr>
     <w:tblStylePr w:type="firstCol">
       <w:rPr>
+        <w:rFonts w:eastAsia="黑体"/>
         <w:b/>
         <w:bCs/>
       </w:rPr>
     </w:tblStylePr>
     <w:tblStylePr w:type="lastCol">
       <w:rPr>
+        <w:rFonts w:eastAsia="黑体"/>
         <w:b/>
         <w:bCs/>
       </w:rPr>
@@ -3835,6 +4087,7 @@
       <w:spacing w:after="0" w:line="240" w:lineRule="auto"/>
     </w:pPr>
     <w:rPr>
+      <w:rFonts w:eastAsia="黑体"/>
       <w:color w:themeColor="accent1" w:themeShade="BF" w:val="365F91"/>
     </w:rPr>
     <w:tblPr>
@@ -3857,6 +4110,7 @@
         <w:spacing w:after="0" w:before="0" w:line="240" w:lineRule="auto"/>
       </w:pPr>
       <w:rPr>
+        <w:rFonts w:eastAsia="黑体"/>
         <w:b/>
         <w:bCs/>
       </w:rPr>
@@ -3877,6 +4131,7 @@
         <w:spacing w:after="0" w:before="0" w:line="240" w:lineRule="auto"/>
       </w:pPr>
       <w:rPr>
+        <w:rFonts w:eastAsia="黑体"/>
         <w:b/>
         <w:bCs/>
       </w:rPr>
@@ -3894,12 +4149,14 @@
     </w:tblStylePr>
     <w:tblStylePr w:type="firstCol">
       <w:rPr>
+        <w:rFonts w:eastAsia="黑体"/>
         <w:b/>
         <w:bCs/>
       </w:rPr>
     </w:tblStylePr>
     <w:tblStylePr w:type="lastCol">
       <w:rPr>
+        <w:rFonts w:eastAsia="黑体"/>
         <w:b/>
         <w:bCs/>
       </w:rPr>
@@ -3938,6 +4195,7 @@
       <w:spacing w:after="0" w:line="240" w:lineRule="auto"/>
     </w:pPr>
     <w:rPr>
+      <w:rFonts w:eastAsia="黑体"/>
       <w:color w:themeColor="accent2" w:themeShade="BF" w:val="943634"/>
     </w:rPr>
     <w:tblPr>
@@ -3960,6 +4218,7 @@
         <w:spacing w:after="0" w:before="0" w:line="240" w:lineRule="auto"/>
       </w:pPr>
       <w:rPr>
+        <w:rFonts w:eastAsia="黑体"/>
         <w:b/>
         <w:bCs/>
       </w:rPr>
@@ -3980,6 +4239,7 @@
         <w:spacing w:after="0" w:before="0" w:line="240" w:lineRule="auto"/>
       </w:pPr>
       <w:rPr>
+        <w:rFonts w:eastAsia="黑体"/>
         <w:b/>
         <w:bCs/>
       </w:rPr>
@@ -3997,12 +4257,14 @@
     </w:tblStylePr>
     <w:tblStylePr w:type="firstCol">
       <w:rPr>
+        <w:rFonts w:eastAsia="黑体"/>
         <w:b/>
         <w:bCs/>
       </w:rPr>
     </w:tblStylePr>
     <w:tblStylePr w:type="lastCol">
       <w:rPr>
+        <w:rFonts w:eastAsia="黑体"/>
         <w:b/>
         <w:bCs/>
       </w:rPr>
@@ -4041,6 +4303,7 @@
       <w:spacing w:after="0" w:line="240" w:lineRule="auto"/>
     </w:pPr>
     <w:rPr>
+      <w:rFonts w:eastAsia="黑体"/>
       <w:color w:themeColor="accent3" w:themeShade="BF" w:val="76923C"/>
     </w:rPr>
     <w:tblPr>
@@ -4063,6 +4326,7 @@
         <w:spacing w:after="0" w:before="0" w:line="240" w:lineRule="auto"/>
       </w:pPr>
       <w:rPr>
+        <w:rFonts w:eastAsia="黑体"/>
         <w:b/>
         <w:bCs/>
       </w:rPr>
@@ -4083,6 +4347,7 @@
         <w:spacing w:after="0" w:before="0" w:line="240" w:lineRule="auto"/>
       </w:pPr>
       <w:rPr>
+        <w:rFonts w:eastAsia="黑体"/>
         <w:b/>
         <w:bCs/>
       </w:rPr>
@@ -4100,12 +4365,14 @@
     </w:tblStylePr>
     <w:tblStylePr w:type="firstCol">
       <w:rPr>
+        <w:rFonts w:eastAsia="黑体"/>
         <w:b/>
         <w:bCs/>
       </w:rPr>
     </w:tblStylePr>
     <w:tblStylePr w:type="lastCol">
       <w:rPr>
+        <w:rFonts w:eastAsia="黑体"/>
         <w:b/>
         <w:bCs/>
       </w:rPr>
@@ -4144,6 +4411,7 @@
       <w:spacing w:after="0" w:line="240" w:lineRule="auto"/>
     </w:pPr>
     <w:rPr>
+      <w:rFonts w:eastAsia="黑体"/>
       <w:color w:themeColor="accent4" w:themeShade="BF" w:val="5F497A"/>
     </w:rPr>
     <w:tblPr>
@@ -4166,6 +4434,7 @@
         <w:spacing w:after="0" w:before="0" w:line="240" w:lineRule="auto"/>
       </w:pPr>
       <w:rPr>
+        <w:rFonts w:eastAsia="黑体"/>
         <w:b/>
         <w:bCs/>
       </w:rPr>
@@ -4186,6 +4455,7 @@
         <w:spacing w:after="0" w:before="0" w:line="240" w:lineRule="auto"/>
       </w:pPr>
       <w:rPr>
+        <w:rFonts w:eastAsia="黑体"/>
         <w:b/>
         <w:bCs/>
       </w:rPr>
@@ -4203,12 +4473,14 @@
     </w:tblStylePr>
     <w:tblStylePr w:type="firstCol">
       <w:rPr>
+        <w:rFonts w:eastAsia="黑体"/>
         <w:b/>
         <w:bCs/>
       </w:rPr>
     </w:tblStylePr>
     <w:tblStylePr w:type="lastCol">
       <w:rPr>
+        <w:rFonts w:eastAsia="黑体"/>
         <w:b/>
         <w:bCs/>
       </w:rPr>
@@ -4247,6 +4519,7 @@
       <w:spacing w:after="0" w:line="240" w:lineRule="auto"/>
     </w:pPr>
     <w:rPr>
+      <w:rFonts w:eastAsia="黑体"/>
       <w:color w:themeColor="accent5" w:themeShade="BF" w:val="31849B"/>
     </w:rPr>
     <w:tblPr>
@@ -4269,6 +4542,7 @@
         <w:spacing w:after="0" w:before="0" w:line="240" w:lineRule="auto"/>
       </w:pPr>
       <w:rPr>
+        <w:rFonts w:eastAsia="黑体"/>
         <w:b/>
         <w:bCs/>
       </w:rPr>
@@ -4289,6 +4563,7 @@
         <w:spacing w:after="0" w:before="0" w:line="240" w:lineRule="auto"/>
       </w:pPr>
       <w:rPr>
+        <w:rFonts w:eastAsia="黑体"/>
         <w:b/>
         <w:bCs/>
       </w:rPr>
@@ -4306,12 +4581,14 @@
     </w:tblStylePr>
     <w:tblStylePr w:type="firstCol">
       <w:rPr>
+        <w:rFonts w:eastAsia="黑体"/>
         <w:b/>
         <w:bCs/>
       </w:rPr>
     </w:tblStylePr>
     <w:tblStylePr w:type="lastCol">
       <w:rPr>
+        <w:rFonts w:eastAsia="黑体"/>
         <w:b/>
         <w:bCs/>
       </w:rPr>
@@ -4350,6 +4627,7 @@
       <w:spacing w:after="0" w:line="240" w:lineRule="auto"/>
     </w:pPr>
     <w:rPr>
+      <w:rFonts w:eastAsia="黑体"/>
       <w:color w:themeColor="accent6" w:themeShade="BF" w:val="E36C0A"/>
     </w:rPr>
     <w:tblPr>
@@ -4372,6 +4650,7 @@
         <w:spacing w:after="0" w:before="0" w:line="240" w:lineRule="auto"/>
       </w:pPr>
       <w:rPr>
+        <w:rFonts w:eastAsia="黑体"/>
         <w:b/>
         <w:bCs/>
       </w:rPr>
@@ -4392,6 +4671,7 @@
         <w:spacing w:after="0" w:before="0" w:line="240" w:lineRule="auto"/>
       </w:pPr>
       <w:rPr>
+        <w:rFonts w:eastAsia="黑体"/>
         <w:b/>
         <w:bCs/>
       </w:rPr>
@@ -4409,12 +4689,14 @@
     </w:tblStylePr>
     <w:tblStylePr w:type="firstCol">
       <w:rPr>
+        <w:rFonts w:eastAsia="黑体"/>
         <w:b/>
         <w:bCs/>
       </w:rPr>
     </w:tblStylePr>
     <w:tblStylePr w:type="lastCol">
       <w:rPr>
+        <w:rFonts w:eastAsia="黑体"/>
         <w:b/>
         <w:bCs/>
       </w:rPr>
@@ -4474,6 +4756,7 @@
         <w:spacing w:after="0" w:before="0" w:line="240" w:lineRule="auto"/>
       </w:pPr>
       <w:rPr>
+        <w:rFonts w:eastAsia="黑体"/>
         <w:b/>
         <w:bCs/>
         <w:color w:themeColor="background1" w:val="FFFFFF"/>
@@ -4488,6 +4771,7 @@
         <w:spacing w:after="0" w:before="0" w:line="240" w:lineRule="auto"/>
       </w:pPr>
       <w:rPr>
+        <w:rFonts w:eastAsia="黑体"/>
         <w:b/>
         <w:bCs/>
       </w:rPr>
@@ -4503,12 +4787,14 @@
     </w:tblStylePr>
     <w:tblStylePr w:type="firstCol">
       <w:rPr>
+        <w:rFonts w:eastAsia="黑体"/>
         <w:b/>
         <w:bCs/>
       </w:rPr>
     </w:tblStylePr>
     <w:tblStylePr w:type="lastCol">
       <w:rPr>
+        <w:rFonts w:eastAsia="黑体"/>
         <w:b/>
         <w:bCs/>
       </w:rPr>
@@ -4566,6 +4852,7 @@
         <w:spacing w:after="0" w:before="0" w:line="240" w:lineRule="auto"/>
       </w:pPr>
       <w:rPr>
+        <w:rFonts w:eastAsia="黑体"/>
         <w:b/>
         <w:bCs/>
         <w:color w:themeColor="background1" w:val="FFFFFF"/>
@@ -4580,6 +4867,7 @@
         <w:spacing w:after="0" w:before="0" w:line="240" w:lineRule="auto"/>
       </w:pPr>
       <w:rPr>
+        <w:rFonts w:eastAsia="黑体"/>
         <w:b/>
         <w:bCs/>
       </w:rPr>
@@ -4595,12 +4883,14 @@
     </w:tblStylePr>
     <w:tblStylePr w:type="firstCol">
       <w:rPr>
+        <w:rFonts w:eastAsia="黑体"/>
         <w:b/>
         <w:bCs/>
       </w:rPr>
     </w:tblStylePr>
     <w:tblStylePr w:type="lastCol">
       <w:rPr>
+        <w:rFonts w:eastAsia="黑体"/>
         <w:b/>
         <w:bCs/>
       </w:rPr>
@@ -4658,6 +4948,7 @@
         <w:spacing w:after="0" w:before="0" w:line="240" w:lineRule="auto"/>
       </w:pPr>
       <w:rPr>
+        <w:rFonts w:eastAsia="黑体"/>
         <w:b/>
         <w:bCs/>
         <w:color w:themeColor="background1" w:val="FFFFFF"/>
@@ -4672,6 +4963,7 @@
         <w:spacing w:after="0" w:before="0" w:line="240" w:lineRule="auto"/>
       </w:pPr>
       <w:rPr>
+        <w:rFonts w:eastAsia="黑体"/>
         <w:b/>
         <w:bCs/>
       </w:rPr>
@@ -4687,12 +4979,14 @@
     </w:tblStylePr>
     <w:tblStylePr w:type="firstCol">
       <w:rPr>
+        <w:rFonts w:eastAsia="黑体"/>
         <w:b/>
         <w:bCs/>
       </w:rPr>
     </w:tblStylePr>
     <w:tblStylePr w:type="lastCol">
       <w:rPr>
+        <w:rFonts w:eastAsia="黑体"/>
         <w:b/>
         <w:bCs/>
       </w:rPr>
@@ -4750,6 +5044,7 @@
         <w:spacing w:after="0" w:before="0" w:line="240" w:lineRule="auto"/>
       </w:pPr>
       <w:rPr>
+        <w:rFonts w:eastAsia="黑体"/>
         <w:b/>
         <w:bCs/>
         <w:color w:themeColor="background1" w:val="FFFFFF"/>
@@ -4764,6 +5059,7 @@
         <w:spacing w:after="0" w:before="0" w:line="240" w:lineRule="auto"/>
       </w:pPr>
       <w:rPr>
+        <w:rFonts w:eastAsia="黑体"/>
         <w:b/>
         <w:bCs/>
       </w:rPr>
@@ -4779,12 +5075,14 @@
     </w:tblStylePr>
     <w:tblStylePr w:type="firstCol">
       <w:rPr>
+        <w:rFonts w:eastAsia="黑体"/>
         <w:b/>
         <w:bCs/>
       </w:rPr>
     </w:tblStylePr>
     <w:tblStylePr w:type="lastCol">
       <w:rPr>
+        <w:rFonts w:eastAsia="黑体"/>
         <w:b/>
         <w:bCs/>
       </w:rPr>
@@ -4842,6 +5140,7 @@
         <w:spacing w:after="0" w:before="0" w:line="240" w:lineRule="auto"/>
       </w:pPr>
       <w:rPr>
+        <w:rFonts w:eastAsia="黑体"/>
         <w:b/>
         <w:bCs/>
         <w:color w:themeColor="background1" w:val="FFFFFF"/>
@@ -4856,6 +5155,7 @@
         <w:spacing w:after="0" w:before="0" w:line="240" w:lineRule="auto"/>
       </w:pPr>
       <w:rPr>
+        <w:rFonts w:eastAsia="黑体"/>
         <w:b/>
         <w:bCs/>
       </w:rPr>
@@ -4871,12 +5171,14 @@
     </w:tblStylePr>
     <w:tblStylePr w:type="firstCol">
       <w:rPr>
+        <w:rFonts w:eastAsia="黑体"/>
         <w:b/>
         <w:bCs/>
       </w:rPr>
     </w:tblStylePr>
     <w:tblStylePr w:type="lastCol">
       <w:rPr>
+        <w:rFonts w:eastAsia="黑体"/>
         <w:b/>
         <w:bCs/>
       </w:rPr>
@@ -4934,6 +5236,7 @@
         <w:spacing w:after="0" w:before="0" w:line="240" w:lineRule="auto"/>
       </w:pPr>
       <w:rPr>
+        <w:rFonts w:eastAsia="黑体"/>
         <w:b/>
         <w:bCs/>
         <w:color w:themeColor="background1" w:val="FFFFFF"/>
@@ -4948,6 +5251,7 @@
         <w:spacing w:after="0" w:before="0" w:line="240" w:lineRule="auto"/>
       </w:pPr>
       <w:rPr>
+        <w:rFonts w:eastAsia="黑体"/>
         <w:b/>
         <w:bCs/>
       </w:rPr>
@@ -4963,12 +5267,14 @@
     </w:tblStylePr>
     <w:tblStylePr w:type="firstCol">
       <w:rPr>
+        <w:rFonts w:eastAsia="黑体"/>
         <w:b/>
         <w:bCs/>
       </w:rPr>
     </w:tblStylePr>
     <w:tblStylePr w:type="lastCol">
       <w:rPr>
+        <w:rFonts w:eastAsia="黑体"/>
         <w:b/>
         <w:bCs/>
       </w:rPr>
@@ -5026,6 +5332,7 @@
         <w:spacing w:after="0" w:before="0" w:line="240" w:lineRule="auto"/>
       </w:pPr>
       <w:rPr>
+        <w:rFonts w:eastAsia="黑体"/>
         <w:b/>
         <w:bCs/>
         <w:color w:themeColor="background1" w:val="FFFFFF"/>
@@ -5040,6 +5347,7 @@
         <w:spacing w:after="0" w:before="0" w:line="240" w:lineRule="auto"/>
       </w:pPr>
       <w:rPr>
+        <w:rFonts w:eastAsia="黑体"/>
         <w:b/>
         <w:bCs/>
       </w:rPr>
@@ -5055,12 +5363,14 @@
     </w:tblStylePr>
     <w:tblStylePr w:type="firstCol">
       <w:rPr>
+        <w:rFonts w:eastAsia="黑体"/>
         <w:b/>
         <w:bCs/>
       </w:rPr>
     </w:tblStylePr>
     <w:tblStylePr w:type="lastCol">
       <w:rPr>
+        <w:rFonts w:eastAsia="黑体"/>
         <w:b/>
         <w:bCs/>
       </w:rPr>
@@ -5120,7 +5430,7 @@
         <w:spacing w:after="0" w:before="0" w:line="240" w:lineRule="auto"/>
       </w:pPr>
       <w:rPr>
-        <w:rFonts w:asciiTheme="majorHAnsi" w:cstheme="majorBidi" w:eastAsiaTheme="majorEastAsia" w:hAnsiTheme="majorHAnsi"/>
+        <w:rFonts w:asciiTheme="majorHAnsi" w:cstheme="majorBidi" w:hAnsiTheme="majorHAnsi" w:eastAsia="黑体"/>
         <w:b/>
         <w:bCs/>
       </w:rPr>
@@ -5141,7 +5451,7 @@
         <w:spacing w:after="0" w:before="0" w:line="240" w:lineRule="auto"/>
       </w:pPr>
       <w:rPr>
-        <w:rFonts w:asciiTheme="majorHAnsi" w:cstheme="majorBidi" w:eastAsiaTheme="majorEastAsia" w:hAnsiTheme="majorHAnsi"/>
+        <w:rFonts w:asciiTheme="majorHAnsi" w:cstheme="majorBidi" w:hAnsiTheme="majorHAnsi" w:eastAsia="黑体"/>
         <w:b/>
         <w:bCs/>
       </w:rPr>
@@ -5159,14 +5469,14 @@
     </w:tblStylePr>
     <w:tblStylePr w:type="firstCol">
       <w:rPr>
-        <w:rFonts w:asciiTheme="majorHAnsi" w:cstheme="majorBidi" w:eastAsiaTheme="majorEastAsia" w:hAnsiTheme="majorHAnsi"/>
+        <w:rFonts w:asciiTheme="majorHAnsi" w:cstheme="majorBidi" w:hAnsiTheme="majorHAnsi" w:eastAsia="黑体"/>
         <w:b/>
         <w:bCs/>
       </w:rPr>
     </w:tblStylePr>
     <w:tblStylePr w:type="lastCol">
       <w:rPr>
-        <w:rFonts w:asciiTheme="majorHAnsi" w:cstheme="majorBidi" w:eastAsiaTheme="majorEastAsia" w:hAnsiTheme="majorHAnsi"/>
+        <w:rFonts w:asciiTheme="majorHAnsi" w:cstheme="majorBidi" w:hAnsiTheme="majorHAnsi" w:eastAsia="黑体"/>
         <w:b/>
         <w:bCs/>
       </w:rPr>
@@ -5250,7 +5560,7 @@
         <w:spacing w:after="0" w:before="0" w:line="240" w:lineRule="auto"/>
       </w:pPr>
       <w:rPr>
-        <w:rFonts w:asciiTheme="majorHAnsi" w:cstheme="majorBidi" w:eastAsiaTheme="majorEastAsia" w:hAnsiTheme="majorHAnsi"/>
+        <w:rFonts w:asciiTheme="majorHAnsi" w:cstheme="majorBidi" w:hAnsiTheme="majorHAnsi" w:eastAsia="黑体"/>
         <w:b/>
         <w:bCs/>
       </w:rPr>
@@ -5271,7 +5581,7 @@
         <w:spacing w:after="0" w:before="0" w:line="240" w:lineRule="auto"/>
       </w:pPr>
       <w:rPr>
-        <w:rFonts w:asciiTheme="majorHAnsi" w:cstheme="majorBidi" w:eastAsiaTheme="majorEastAsia" w:hAnsiTheme="majorHAnsi"/>
+        <w:rFonts w:asciiTheme="majorHAnsi" w:cstheme="majorBidi" w:hAnsiTheme="majorHAnsi" w:eastAsia="黑体"/>
         <w:b/>
         <w:bCs/>
       </w:rPr>
@@ -5289,14 +5599,14 @@
     </w:tblStylePr>
     <w:tblStylePr w:type="firstCol">
       <w:rPr>
-        <w:rFonts w:asciiTheme="majorHAnsi" w:cstheme="majorBidi" w:eastAsiaTheme="majorEastAsia" w:hAnsiTheme="majorHAnsi"/>
+        <w:rFonts w:asciiTheme="majorHAnsi" w:cstheme="majorBidi" w:hAnsiTheme="majorHAnsi" w:eastAsia="黑体"/>
         <w:b/>
         <w:bCs/>
       </w:rPr>
     </w:tblStylePr>
     <w:tblStylePr w:type="lastCol">
       <w:rPr>
-        <w:rFonts w:asciiTheme="majorHAnsi" w:cstheme="majorBidi" w:eastAsiaTheme="majorEastAsia" w:hAnsiTheme="majorHAnsi"/>
+        <w:rFonts w:asciiTheme="majorHAnsi" w:cstheme="majorBidi" w:hAnsiTheme="majorHAnsi" w:eastAsia="黑体"/>
         <w:b/>
         <w:bCs/>
       </w:rPr>
@@ -5380,7 +5690,7 @@
         <w:spacing w:after="0" w:before="0" w:line="240" w:lineRule="auto"/>
       </w:pPr>
       <w:rPr>
-        <w:rFonts w:asciiTheme="majorHAnsi" w:cstheme="majorBidi" w:eastAsiaTheme="majorEastAsia" w:hAnsiTheme="majorHAnsi"/>
+        <w:rFonts w:asciiTheme="majorHAnsi" w:cstheme="majorBidi" w:hAnsiTheme="majorHAnsi" w:eastAsia="黑体"/>
         <w:b/>
         <w:bCs/>
       </w:rPr>
@@ -5401,7 +5711,7 @@
         <w:spacing w:after="0" w:before="0" w:line="240" w:lineRule="auto"/>
       </w:pPr>
       <w:rPr>
-        <w:rFonts w:asciiTheme="majorHAnsi" w:cstheme="majorBidi" w:eastAsiaTheme="majorEastAsia" w:hAnsiTheme="majorHAnsi"/>
+        <w:rFonts w:asciiTheme="majorHAnsi" w:cstheme="majorBidi" w:hAnsiTheme="majorHAnsi" w:eastAsia="黑体"/>
         <w:b/>
         <w:bCs/>
       </w:rPr>
@@ -5419,14 +5729,14 @@
     </w:tblStylePr>
     <w:tblStylePr w:type="firstCol">
       <w:rPr>
-        <w:rFonts w:asciiTheme="majorHAnsi" w:cstheme="majorBidi" w:eastAsiaTheme="majorEastAsia" w:hAnsiTheme="majorHAnsi"/>
+        <w:rFonts w:asciiTheme="majorHAnsi" w:cstheme="majorBidi" w:hAnsiTheme="majorHAnsi" w:eastAsia="黑体"/>
         <w:b/>
         <w:bCs/>
       </w:rPr>
     </w:tblStylePr>
     <w:tblStylePr w:type="lastCol">
       <w:rPr>
-        <w:rFonts w:asciiTheme="majorHAnsi" w:cstheme="majorBidi" w:eastAsiaTheme="majorEastAsia" w:hAnsiTheme="majorHAnsi"/>
+        <w:rFonts w:asciiTheme="majorHAnsi" w:cstheme="majorBidi" w:hAnsiTheme="majorHAnsi" w:eastAsia="黑体"/>
         <w:b/>
         <w:bCs/>
       </w:rPr>
@@ -5510,7 +5820,7 @@
         <w:spacing w:after="0" w:before="0" w:line="240" w:lineRule="auto"/>
       </w:pPr>
       <w:rPr>
-        <w:rFonts w:asciiTheme="majorHAnsi" w:cstheme="majorBidi" w:eastAsiaTheme="majorEastAsia" w:hAnsiTheme="majorHAnsi"/>
+        <w:rFonts w:asciiTheme="majorHAnsi" w:cstheme="majorBidi" w:hAnsiTheme="majorHAnsi" w:eastAsia="黑体"/>
         <w:b/>
         <w:bCs/>
       </w:rPr>
@@ -5531,7 +5841,7 @@
         <w:spacing w:after="0" w:before="0" w:line="240" w:lineRule="auto"/>
       </w:pPr>
       <w:rPr>
-        <w:rFonts w:asciiTheme="majorHAnsi" w:cstheme="majorBidi" w:eastAsiaTheme="majorEastAsia" w:hAnsiTheme="majorHAnsi"/>
+        <w:rFonts w:asciiTheme="majorHAnsi" w:cstheme="majorBidi" w:hAnsiTheme="majorHAnsi" w:eastAsia="黑体"/>
         <w:b/>
         <w:bCs/>
       </w:rPr>
@@ -5549,14 +5859,14 @@
     </w:tblStylePr>
     <w:tblStylePr w:type="firstCol">
       <w:rPr>
-        <w:rFonts w:asciiTheme="majorHAnsi" w:cstheme="majorBidi" w:eastAsiaTheme="majorEastAsia" w:hAnsiTheme="majorHAnsi"/>
+        <w:rFonts w:asciiTheme="majorHAnsi" w:cstheme="majorBidi" w:hAnsiTheme="majorHAnsi" w:eastAsia="黑体"/>
         <w:b/>
         <w:bCs/>
       </w:rPr>
     </w:tblStylePr>
     <w:tblStylePr w:type="lastCol">
       <w:rPr>
-        <w:rFonts w:asciiTheme="majorHAnsi" w:cstheme="majorBidi" w:eastAsiaTheme="majorEastAsia" w:hAnsiTheme="majorHAnsi"/>
+        <w:rFonts w:asciiTheme="majorHAnsi" w:cstheme="majorBidi" w:hAnsiTheme="majorHAnsi" w:eastAsia="黑体"/>
         <w:b/>
         <w:bCs/>
       </w:rPr>
@@ -5640,7 +5950,7 @@
         <w:spacing w:after="0" w:before="0" w:line="240" w:lineRule="auto"/>
       </w:pPr>
       <w:rPr>
-        <w:rFonts w:asciiTheme="majorHAnsi" w:cstheme="majorBidi" w:eastAsiaTheme="majorEastAsia" w:hAnsiTheme="majorHAnsi"/>
+        <w:rFonts w:asciiTheme="majorHAnsi" w:cstheme="majorBidi" w:hAnsiTheme="majorHAnsi" w:eastAsia="黑体"/>
         <w:b/>
         <w:bCs/>
       </w:rPr>
@@ -5661,7 +5971,7 @@
         <w:spacing w:after="0" w:before="0" w:line="240" w:lineRule="auto"/>
       </w:pPr>
       <w:rPr>
-        <w:rFonts w:asciiTheme="majorHAnsi" w:cstheme="majorBidi" w:eastAsiaTheme="majorEastAsia" w:hAnsiTheme="majorHAnsi"/>
+        <w:rFonts w:asciiTheme="majorHAnsi" w:cstheme="majorBidi" w:hAnsiTheme="majorHAnsi" w:eastAsia="黑体"/>
         <w:b/>
         <w:bCs/>
       </w:rPr>
@@ -5679,14 +5989,14 @@
     </w:tblStylePr>
     <w:tblStylePr w:type="firstCol">
       <w:rPr>
-        <w:rFonts w:asciiTheme="majorHAnsi" w:cstheme="majorBidi" w:eastAsiaTheme="majorEastAsia" w:hAnsiTheme="majorHAnsi"/>
+        <w:rFonts w:asciiTheme="majorHAnsi" w:cstheme="majorBidi" w:hAnsiTheme="majorHAnsi" w:eastAsia="黑体"/>
         <w:b/>
         <w:bCs/>
       </w:rPr>
     </w:tblStylePr>
     <w:tblStylePr w:type="lastCol">
       <w:rPr>
-        <w:rFonts w:asciiTheme="majorHAnsi" w:cstheme="majorBidi" w:eastAsiaTheme="majorEastAsia" w:hAnsiTheme="majorHAnsi"/>
+        <w:rFonts w:asciiTheme="majorHAnsi" w:cstheme="majorBidi" w:hAnsiTheme="majorHAnsi" w:eastAsia="黑体"/>
         <w:b/>
         <w:bCs/>
       </w:rPr>
@@ -5770,7 +6080,7 @@
         <w:spacing w:after="0" w:before="0" w:line="240" w:lineRule="auto"/>
       </w:pPr>
       <w:rPr>
-        <w:rFonts w:asciiTheme="majorHAnsi" w:cstheme="majorBidi" w:eastAsiaTheme="majorEastAsia" w:hAnsiTheme="majorHAnsi"/>
+        <w:rFonts w:asciiTheme="majorHAnsi" w:cstheme="majorBidi" w:hAnsiTheme="majorHAnsi" w:eastAsia="黑体"/>
         <w:b/>
         <w:bCs/>
       </w:rPr>
@@ -5791,7 +6101,7 @@
         <w:spacing w:after="0" w:before="0" w:line="240" w:lineRule="auto"/>
       </w:pPr>
       <w:rPr>
-        <w:rFonts w:asciiTheme="majorHAnsi" w:cstheme="majorBidi" w:eastAsiaTheme="majorEastAsia" w:hAnsiTheme="majorHAnsi"/>
+        <w:rFonts w:asciiTheme="majorHAnsi" w:cstheme="majorBidi" w:hAnsiTheme="majorHAnsi" w:eastAsia="黑体"/>
         <w:b/>
         <w:bCs/>
       </w:rPr>
@@ -5809,14 +6119,14 @@
     </w:tblStylePr>
     <w:tblStylePr w:type="firstCol">
       <w:rPr>
-        <w:rFonts w:asciiTheme="majorHAnsi" w:cstheme="majorBidi" w:eastAsiaTheme="majorEastAsia" w:hAnsiTheme="majorHAnsi"/>
+        <w:rFonts w:asciiTheme="majorHAnsi" w:cstheme="majorBidi" w:hAnsiTheme="majorHAnsi" w:eastAsia="黑体"/>
         <w:b/>
         <w:bCs/>
       </w:rPr>
     </w:tblStylePr>
     <w:tblStylePr w:type="lastCol">
       <w:rPr>
-        <w:rFonts w:asciiTheme="majorHAnsi" w:cstheme="majorBidi" w:eastAsiaTheme="majorEastAsia" w:hAnsiTheme="majorHAnsi"/>
+        <w:rFonts w:asciiTheme="majorHAnsi" w:cstheme="majorBidi" w:hAnsiTheme="majorHAnsi" w:eastAsia="黑体"/>
         <w:b/>
         <w:bCs/>
       </w:rPr>
@@ -5900,7 +6210,7 @@
         <w:spacing w:after="0" w:before="0" w:line="240" w:lineRule="auto"/>
       </w:pPr>
       <w:rPr>
-        <w:rFonts w:asciiTheme="majorHAnsi" w:cstheme="majorBidi" w:eastAsiaTheme="majorEastAsia" w:hAnsiTheme="majorHAnsi"/>
+        <w:rFonts w:asciiTheme="majorHAnsi" w:cstheme="majorBidi" w:hAnsiTheme="majorHAnsi" w:eastAsia="黑体"/>
         <w:b/>
         <w:bCs/>
       </w:rPr>
@@ -5921,7 +6231,7 @@
         <w:spacing w:after="0" w:before="0" w:line="240" w:lineRule="auto"/>
       </w:pPr>
       <w:rPr>
-        <w:rFonts w:asciiTheme="majorHAnsi" w:cstheme="majorBidi" w:eastAsiaTheme="majorEastAsia" w:hAnsiTheme="majorHAnsi"/>
+        <w:rFonts w:asciiTheme="majorHAnsi" w:cstheme="majorBidi" w:hAnsiTheme="majorHAnsi" w:eastAsia="黑体"/>
         <w:b/>
         <w:bCs/>
       </w:rPr>
@@ -5939,14 +6249,14 @@
     </w:tblStylePr>
     <w:tblStylePr w:type="firstCol">
       <w:rPr>
-        <w:rFonts w:asciiTheme="majorHAnsi" w:cstheme="majorBidi" w:eastAsiaTheme="majorEastAsia" w:hAnsiTheme="majorHAnsi"/>
+        <w:rFonts w:asciiTheme="majorHAnsi" w:cstheme="majorBidi" w:hAnsiTheme="majorHAnsi" w:eastAsia="黑体"/>
         <w:b/>
         <w:bCs/>
       </w:rPr>
     </w:tblStylePr>
     <w:tblStylePr w:type="lastCol">
       <w:rPr>
-        <w:rFonts w:asciiTheme="majorHAnsi" w:cstheme="majorBidi" w:eastAsiaTheme="majorEastAsia" w:hAnsiTheme="majorHAnsi"/>
+        <w:rFonts w:asciiTheme="majorHAnsi" w:cstheme="majorBidi" w:hAnsiTheme="majorHAnsi" w:eastAsia="黑体"/>
         <w:b/>
         <w:bCs/>
       </w:rPr>
@@ -6029,6 +6339,7 @@
         <w:spacing w:after="0" w:before="0" w:line="240" w:lineRule="auto"/>
       </w:pPr>
       <w:rPr>
+        <w:rFonts w:eastAsia="黑体"/>
         <w:b/>
         <w:bCs/>
         <w:color w:themeColor="background1" w:val="FFFFFF"/>
@@ -6051,6 +6362,7 @@
         <w:spacing w:after="0" w:before="0" w:line="240" w:lineRule="auto"/>
       </w:pPr>
       <w:rPr>
+        <w:rFonts w:eastAsia="黑体"/>
         <w:b/>
         <w:bCs/>
       </w:rPr>
@@ -6068,12 +6380,14 @@
     </w:tblStylePr>
     <w:tblStylePr w:type="firstCol">
       <w:rPr>
+        <w:rFonts w:eastAsia="黑体"/>
         <w:b/>
         <w:bCs/>
       </w:rPr>
     </w:tblStylePr>
     <w:tblStylePr w:type="lastCol">
       <w:rPr>
+        <w:rFonts w:eastAsia="黑体"/>
         <w:b/>
         <w:bCs/>
       </w:rPr>
@@ -6135,6 +6449,7 @@
         <w:spacing w:after="0" w:before="0" w:line="240" w:lineRule="auto"/>
       </w:pPr>
       <w:rPr>
+        <w:rFonts w:eastAsia="黑体"/>
         <w:b/>
         <w:bCs/>
         <w:color w:themeColor="background1" w:val="FFFFFF"/>
@@ -6157,6 +6472,7 @@
         <w:spacing w:after="0" w:before="0" w:line="240" w:lineRule="auto"/>
       </w:pPr>
       <w:rPr>
+        <w:rFonts w:eastAsia="黑体"/>
         <w:b/>
         <w:bCs/>
       </w:rPr>
@@ -6174,12 +6490,14 @@
     </w:tblStylePr>
     <w:tblStylePr w:type="firstCol">
       <w:rPr>
+        <w:rFonts w:eastAsia="黑体"/>
         <w:b/>
         <w:bCs/>
       </w:rPr>
     </w:tblStylePr>
     <w:tblStylePr w:type="lastCol">
       <w:rPr>
+        <w:rFonts w:eastAsia="黑体"/>
         <w:b/>
         <w:bCs/>
       </w:rPr>
@@ -6241,6 +6559,7 @@
         <w:spacing w:after="0" w:before="0" w:line="240" w:lineRule="auto"/>
       </w:pPr>
       <w:rPr>
+        <w:rFonts w:eastAsia="黑体"/>
         <w:b/>
         <w:bCs/>
         <w:color w:themeColor="background1" w:val="FFFFFF"/>
@@ -6263,6 +6582,7 @@
         <w:spacing w:after="0" w:before="0" w:line="240" w:lineRule="auto"/>
       </w:pPr>
       <w:rPr>
+        <w:rFonts w:eastAsia="黑体"/>
         <w:b/>
         <w:bCs/>
       </w:rPr>
@@ -6280,12 +6600,14 @@
     </w:tblStylePr>
     <w:tblStylePr w:type="firstCol">
       <w:rPr>
+        <w:rFonts w:eastAsia="黑体"/>
         <w:b/>
         <w:bCs/>
       </w:rPr>
     </w:tblStylePr>
     <w:tblStylePr w:type="lastCol">
       <w:rPr>
+        <w:rFonts w:eastAsia="黑体"/>
         <w:b/>
         <w:bCs/>
       </w:rPr>
@@ -6347,6 +6669,7 @@
         <w:spacing w:after="0" w:before="0" w:line="240" w:lineRule="auto"/>
       </w:pPr>
       <w:rPr>
+        <w:rFonts w:eastAsia="黑体"/>
         <w:b/>
         <w:bCs/>
         <w:color w:themeColor="background1" w:val="FFFFFF"/>
@@ -6369,6 +6692,7 @@
         <w:spacing w:after="0" w:before="0" w:line="240" w:lineRule="auto"/>
       </w:pPr>
       <w:rPr>
+        <w:rFonts w:eastAsia="黑体"/>
         <w:b/>
         <w:bCs/>
       </w:rPr>
@@ -6386,12 +6710,14 @@
     </w:tblStylePr>
     <w:tblStylePr w:type="firstCol">
       <w:rPr>
+        <w:rFonts w:eastAsia="黑体"/>
         <w:b/>
         <w:bCs/>
       </w:rPr>
     </w:tblStylePr>
     <w:tblStylePr w:type="lastCol">
       <w:rPr>
+        <w:rFonts w:eastAsia="黑体"/>
         <w:b/>
         <w:bCs/>
       </w:rPr>
@@ -6453,6 +6779,7 @@
         <w:spacing w:after="0" w:before="0" w:line="240" w:lineRule="auto"/>
       </w:pPr>
       <w:rPr>
+        <w:rFonts w:eastAsia="黑体"/>
         <w:b/>
         <w:bCs/>
         <w:color w:themeColor="background1" w:val="FFFFFF"/>
@@ -6475,6 +6802,7 @@
         <w:spacing w:after="0" w:before="0" w:line="240" w:lineRule="auto"/>
       </w:pPr>
       <w:rPr>
+        <w:rFonts w:eastAsia="黑体"/>
         <w:b/>
         <w:bCs/>
       </w:rPr>
@@ -6492,12 +6820,14 @@
     </w:tblStylePr>
     <w:tblStylePr w:type="firstCol">
       <w:rPr>
+        <w:rFonts w:eastAsia="黑体"/>
         <w:b/>
         <w:bCs/>
       </w:rPr>
     </w:tblStylePr>
     <w:tblStylePr w:type="lastCol">
       <w:rPr>
+        <w:rFonts w:eastAsia="黑体"/>
         <w:b/>
         <w:bCs/>
       </w:rPr>
@@ -6559,6 +6889,7 @@
         <w:spacing w:after="0" w:before="0" w:line="240" w:lineRule="auto"/>
       </w:pPr>
       <w:rPr>
+        <w:rFonts w:eastAsia="黑体"/>
         <w:b/>
         <w:bCs/>
         <w:color w:themeColor="background1" w:val="FFFFFF"/>
@@ -6581,6 +6912,7 @@
         <w:spacing w:after="0" w:before="0" w:line="240" w:lineRule="auto"/>
       </w:pPr>
       <w:rPr>
+        <w:rFonts w:eastAsia="黑体"/>
         <w:b/>
         <w:bCs/>
       </w:rPr>
@@ -6598,12 +6930,14 @@
     </w:tblStylePr>
     <w:tblStylePr w:type="firstCol">
       <w:rPr>
+        <w:rFonts w:eastAsia="黑体"/>
         <w:b/>
         <w:bCs/>
       </w:rPr>
     </w:tblStylePr>
     <w:tblStylePr w:type="lastCol">
       <w:rPr>
+        <w:rFonts w:eastAsia="黑体"/>
         <w:b/>
         <w:bCs/>
       </w:rPr>
@@ -6665,6 +6999,7 @@
         <w:spacing w:after="0" w:before="0" w:line="240" w:lineRule="auto"/>
       </w:pPr>
       <w:rPr>
+        <w:rFonts w:eastAsia="黑体"/>
         <w:b/>
         <w:bCs/>
         <w:color w:themeColor="background1" w:val="FFFFFF"/>
@@ -6687,6 +7022,7 @@
         <w:spacing w:after="0" w:before="0" w:line="240" w:lineRule="auto"/>
       </w:pPr>
       <w:rPr>
+        <w:rFonts w:eastAsia="黑体"/>
         <w:b/>
         <w:bCs/>
       </w:rPr>
@@ -6704,12 +7040,14 @@
     </w:tblStylePr>
     <w:tblStylePr w:type="firstCol">
       <w:rPr>
+        <w:rFonts w:eastAsia="黑体"/>
         <w:b/>
         <w:bCs/>
       </w:rPr>
     </w:tblStylePr>
     <w:tblStylePr w:type="lastCol">
       <w:rPr>
+        <w:rFonts w:eastAsia="黑体"/>
         <w:b/>
         <w:bCs/>
       </w:rPr>
@@ -6768,6 +7106,7 @@
         <w:spacing w:after="0" w:before="0" w:line="240" w:lineRule="auto"/>
       </w:pPr>
       <w:rPr>
+        <w:rFonts w:eastAsia="黑体"/>
         <w:b/>
         <w:bCs/>
         <w:color w:themeColor="background1" w:val="FFFFFF"/>
@@ -6790,6 +7129,7 @@
         <w:spacing w:after="0" w:before="0" w:line="240" w:lineRule="auto"/>
       </w:pPr>
       <w:rPr>
+        <w:rFonts w:eastAsia="黑体"/>
         <w:color w:val="auto"/>
       </w:rPr>
       <w:tblPr/>
@@ -6807,6 +7147,7 @@
     </w:tblStylePr>
     <w:tblStylePr w:type="firstCol">
       <w:rPr>
+        <w:rFonts w:eastAsia="黑体"/>
         <w:b/>
         <w:bCs/>
         <w:color w:themeColor="background1" w:val="FFFFFF"/>
@@ -6826,6 +7167,7 @@
     </w:tblStylePr>
     <w:tblStylePr w:type="lastCol">
       <w:rPr>
+        <w:rFonts w:eastAsia="黑体"/>
         <w:b/>
         <w:bCs/>
         <w:color w:themeColor="background1" w:val="FFFFFF"/>
@@ -6874,6 +7216,7 @@
     </w:tblStylePr>
     <w:tblStylePr w:type="nwCell">
       <w:rPr>
+        <w:rFonts w:eastAsia="黑体"/>
         <w:color w:themeColor="background1" w:val="FFFFFF"/>
       </w:rPr>
       <w:tblPr/>
@@ -6917,6 +7260,7 @@
         <w:spacing w:after="0" w:before="0" w:line="240" w:lineRule="auto"/>
       </w:pPr>
       <w:rPr>
+        <w:rFonts w:eastAsia="黑体"/>
         <w:b/>
         <w:bCs/>
         <w:color w:themeColor="background1" w:val="FFFFFF"/>
@@ -6939,6 +7283,7 @@
         <w:spacing w:after="0" w:before="0" w:line="240" w:lineRule="auto"/>
       </w:pPr>
       <w:rPr>
+        <w:rFonts w:eastAsia="黑体"/>
         <w:color w:val="auto"/>
       </w:rPr>
       <w:tblPr/>
@@ -6956,6 +7301,7 @@
     </w:tblStylePr>
     <w:tblStylePr w:type="firstCol">
       <w:rPr>
+        <w:rFonts w:eastAsia="黑体"/>
         <w:b/>
         <w:bCs/>
         <w:color w:themeColor="background1" w:val="FFFFFF"/>
@@ -6975,6 +7321,7 @@
     </w:tblStylePr>
     <w:tblStylePr w:type="lastCol">
       <w:rPr>
+        <w:rFonts w:eastAsia="黑体"/>
         <w:b/>
         <w:bCs/>
         <w:color w:themeColor="background1" w:val="FFFFFF"/>
@@ -7023,6 +7370,7 @@
     </w:tblStylePr>
     <w:tblStylePr w:type="nwCell">
       <w:rPr>
+        <w:rFonts w:eastAsia="黑体"/>
         <w:color w:themeColor="background1" w:val="FFFFFF"/>
       </w:rPr>
       <w:tblPr/>
@@ -7066,6 +7414,7 @@
         <w:spacing w:after="0" w:before="0" w:line="240" w:lineRule="auto"/>
       </w:pPr>
       <w:rPr>
+        <w:rFonts w:eastAsia="黑体"/>
         <w:b/>
         <w:bCs/>
         <w:color w:themeColor="background1" w:val="FFFFFF"/>
@@ -7088,6 +7437,7 @@
         <w:spacing w:after="0" w:before="0" w:line="240" w:lineRule="auto"/>
       </w:pPr>
       <w:rPr>
+        <w:rFonts w:eastAsia="黑体"/>
         <w:color w:val="auto"/>
       </w:rPr>
       <w:tblPr/>
@@ -7105,6 +7455,7 @@
     </w:tblStylePr>
     <w:tblStylePr w:type="firstCol">
       <w:rPr>
+        <w:rFonts w:eastAsia="黑体"/>
         <w:b/>
         <w:bCs/>
         <w:color w:themeColor="background1" w:val="FFFFFF"/>
@@ -7124,6 +7475,7 @@
     </w:tblStylePr>
     <w:tblStylePr w:type="lastCol">
       <w:rPr>
+        <w:rFonts w:eastAsia="黑体"/>
         <w:b/>
         <w:bCs/>
         <w:color w:themeColor="background1" w:val="FFFFFF"/>
@@ -7172,6 +7524,7 @@
     </w:tblStylePr>
     <w:tblStylePr w:type="nwCell">
       <w:rPr>
+        <w:rFonts w:eastAsia="黑体"/>
         <w:color w:themeColor="background1" w:val="FFFFFF"/>
       </w:rPr>
       <w:tblPr/>
@@ -7215,6 +7568,7 @@
         <w:spacing w:after="0" w:before="0" w:line="240" w:lineRule="auto"/>
       </w:pPr>
       <w:rPr>
+        <w:rFonts w:eastAsia="黑体"/>
         <w:b/>
         <w:bCs/>
         <w:color w:themeColor="background1" w:val="FFFFFF"/>
@@ -7237,6 +7591,7 @@
         <w:spacing w:after="0" w:before="0" w:line="240" w:lineRule="auto"/>
       </w:pPr>
       <w:rPr>
+        <w:rFonts w:eastAsia="黑体"/>
         <w:color w:val="auto"/>
       </w:rPr>
       <w:tblPr/>
@@ -7254,6 +7609,7 @@
     </w:tblStylePr>
     <w:tblStylePr w:type="firstCol">
       <w:rPr>
+        <w:rFonts w:eastAsia="黑体"/>
         <w:b/>
         <w:bCs/>
         <w:color w:themeColor="background1" w:val="FFFFFF"/>
@@ -7273,6 +7629,7 @@
     </w:tblStylePr>
     <w:tblStylePr w:type="lastCol">
       <w:rPr>
+        <w:rFonts w:eastAsia="黑体"/>
         <w:b/>
         <w:bCs/>
         <w:color w:themeColor="background1" w:val="FFFFFF"/>
@@ -7321,6 +7678,7 @@
     </w:tblStylePr>
     <w:tblStylePr w:type="nwCell">
       <w:rPr>
+        <w:rFonts w:eastAsia="黑体"/>
         <w:color w:themeColor="background1" w:val="FFFFFF"/>
       </w:rPr>
       <w:tblPr/>
@@ -7364,6 +7722,7 @@
         <w:spacing w:after="0" w:before="0" w:line="240" w:lineRule="auto"/>
       </w:pPr>
       <w:rPr>
+        <w:rFonts w:eastAsia="黑体"/>
         <w:b/>
         <w:bCs/>
         <w:color w:themeColor="background1" w:val="FFFFFF"/>
@@ -7386,6 +7745,7 @@
         <w:spacing w:after="0" w:before="0" w:line="240" w:lineRule="auto"/>
       </w:pPr>
       <w:rPr>
+        <w:rFonts w:eastAsia="黑体"/>
         <w:color w:val="auto"/>
       </w:rPr>
       <w:tblPr/>
@@ -7403,6 +7763,7 @@
     </w:tblStylePr>
     <w:tblStylePr w:type="firstCol">
       <w:rPr>
+        <w:rFonts w:eastAsia="黑体"/>
         <w:b/>
         <w:bCs/>
         <w:color w:themeColor="background1" w:val="FFFFFF"/>
@@ -7422,6 +7783,7 @@
     </w:tblStylePr>
     <w:tblStylePr w:type="lastCol">
       <w:rPr>
+        <w:rFonts w:eastAsia="黑体"/>
         <w:b/>
         <w:bCs/>
         <w:color w:themeColor="background1" w:val="FFFFFF"/>
@@ -7470,6 +7832,7 @@
     </w:tblStylePr>
     <w:tblStylePr w:type="nwCell">
       <w:rPr>
+        <w:rFonts w:eastAsia="黑体"/>
         <w:color w:themeColor="background1" w:val="FFFFFF"/>
       </w:rPr>
       <w:tblPr/>
@@ -7513,6 +7876,7 @@
         <w:spacing w:after="0" w:before="0" w:line="240" w:lineRule="auto"/>
       </w:pPr>
       <w:rPr>
+        <w:rFonts w:eastAsia="黑体"/>
         <w:b/>
         <w:bCs/>
         <w:color w:themeColor="background1" w:val="FFFFFF"/>
@@ -7535,6 +7899,7 @@
         <w:spacing w:after="0" w:before="0" w:line="240" w:lineRule="auto"/>
       </w:pPr>
       <w:rPr>
+        <w:rFonts w:eastAsia="黑体"/>
         <w:color w:val="auto"/>
       </w:rPr>
       <w:tblPr/>
@@ -7552,6 +7917,7 @@
     </w:tblStylePr>
     <w:tblStylePr w:type="firstCol">
       <w:rPr>
+        <w:rFonts w:eastAsia="黑体"/>
         <w:b/>
         <w:bCs/>
         <w:color w:themeColor="background1" w:val="FFFFFF"/>
@@ -7571,6 +7937,7 @@
     </w:tblStylePr>
     <w:tblStylePr w:type="lastCol">
       <w:rPr>
+        <w:rFonts w:eastAsia="黑体"/>
         <w:b/>
         <w:bCs/>
         <w:color w:themeColor="background1" w:val="FFFFFF"/>
@@ -7619,6 +7986,7 @@
     </w:tblStylePr>
     <w:tblStylePr w:type="nwCell">
       <w:rPr>
+        <w:rFonts w:eastAsia="黑体"/>
         <w:color w:themeColor="background1" w:val="FFFFFF"/>
       </w:rPr>
       <w:tblPr/>
@@ -7662,6 +8030,7 @@
         <w:spacing w:after="0" w:before="0" w:line="240" w:lineRule="auto"/>
       </w:pPr>
       <w:rPr>
+        <w:rFonts w:eastAsia="黑体"/>
         <w:b/>
         <w:bCs/>
         <w:color w:themeColor="background1" w:val="FFFFFF"/>
@@ -7684,6 +8053,7 @@
         <w:spacing w:after="0" w:before="0" w:line="240" w:lineRule="auto"/>
       </w:pPr>
       <w:rPr>
+        <w:rFonts w:eastAsia="黑体"/>
         <w:color w:val="auto"/>
       </w:rPr>
       <w:tblPr/>
@@ -7701,6 +8071,7 @@
     </w:tblStylePr>
     <w:tblStylePr w:type="firstCol">
       <w:rPr>
+        <w:rFonts w:eastAsia="黑体"/>
         <w:b/>
         <w:bCs/>
         <w:color w:themeColor="background1" w:val="FFFFFF"/>
@@ -7720,6 +8091,7 @@
     </w:tblStylePr>
     <w:tblStylePr w:type="lastCol">
       <w:rPr>
+        <w:rFonts w:eastAsia="黑体"/>
         <w:b/>
         <w:bCs/>
         <w:color w:themeColor="background1" w:val="FFFFFF"/>
@@ -7768,6 +8140,7 @@
     </w:tblStylePr>
     <w:tblStylePr w:type="nwCell">
       <w:rPr>
+        <w:rFonts w:eastAsia="黑体"/>
         <w:color w:themeColor="background1" w:val="FFFFFF"/>
       </w:rPr>
       <w:tblPr/>
@@ -7792,6 +8165,7 @@
       <w:spacing w:after="0" w:line="240" w:lineRule="auto"/>
     </w:pPr>
     <w:rPr>
+      <w:rFonts w:eastAsia="黑体"/>
       <w:color w:themeColor="text1" w:val="000000"/>
     </w:rPr>
     <w:tblPr>
@@ -7811,7 +8185,7 @@
     </w:tblPr>
     <w:tblStylePr w:type="firstRow">
       <w:rPr>
-        <w:rFonts w:asciiTheme="majorHAnsi" w:cstheme="majorBidi" w:eastAsiaTheme="majorEastAsia" w:hAnsiTheme="majorHAnsi"/>
+        <w:rFonts w:asciiTheme="majorHAnsi" w:cstheme="majorBidi" w:hAnsiTheme="majorHAnsi" w:eastAsia="黑体"/>
       </w:rPr>
       <w:tblPr/>
       <w:tcPr>
@@ -7823,6 +8197,7 @@
     </w:tblStylePr>
     <w:tblStylePr w:type="lastRow">
       <w:rPr>
+        <w:rFonts w:eastAsia="黑体"/>
         <w:b/>
         <w:bCs/>
         <w:color w:themeColor="text2" w:val="1F497D"/>
@@ -7837,12 +8212,14 @@
     </w:tblStylePr>
     <w:tblStylePr w:type="firstCol">
       <w:rPr>
+        <w:rFonts w:eastAsia="黑体"/>
         <w:b/>
         <w:bCs/>
       </w:rPr>
     </w:tblStylePr>
     <w:tblStylePr w:type="lastCol">
       <w:rPr>
+        <w:rFonts w:eastAsia="黑体"/>
         <w:b/>
         <w:bCs/>
       </w:rPr>
@@ -7876,6 +8253,7 @@
       <w:spacing w:after="0" w:line="240" w:lineRule="auto"/>
     </w:pPr>
     <w:rPr>
+      <w:rFonts w:eastAsia="黑体"/>
       <w:color w:themeColor="text1" w:val="000000"/>
     </w:rPr>
     <w:tblPr>
@@ -7895,7 +8273,7 @@
     </w:tblPr>
     <w:tblStylePr w:type="firstRow">
       <w:rPr>
-        <w:rFonts w:asciiTheme="majorHAnsi" w:cstheme="majorBidi" w:eastAsiaTheme="majorEastAsia" w:hAnsiTheme="majorHAnsi"/>
+        <w:rFonts w:asciiTheme="majorHAnsi" w:cstheme="majorBidi" w:hAnsiTheme="majorHAnsi" w:eastAsia="黑体"/>
       </w:rPr>
       <w:tblPr/>
       <w:tcPr>
@@ -7907,6 +8285,7 @@
     </w:tblStylePr>
     <w:tblStylePr w:type="lastRow">
       <w:rPr>
+        <w:rFonts w:eastAsia="黑体"/>
         <w:b/>
         <w:bCs/>
         <w:color w:themeColor="text2" w:val="1F497D"/>
@@ -7921,12 +8300,14 @@
     </w:tblStylePr>
     <w:tblStylePr w:type="firstCol">
       <w:rPr>
+        <w:rFonts w:eastAsia="黑体"/>
         <w:b/>
         <w:bCs/>
       </w:rPr>
     </w:tblStylePr>
     <w:tblStylePr w:type="lastCol">
       <w:rPr>
+        <w:rFonts w:eastAsia="黑体"/>
         <w:b/>
         <w:bCs/>
       </w:rPr>
@@ -7960,6 +8341,7 @@
       <w:spacing w:after="0" w:line="240" w:lineRule="auto"/>
     </w:pPr>
     <w:rPr>
+      <w:rFonts w:eastAsia="黑体"/>
       <w:color w:themeColor="text1" w:val="000000"/>
     </w:rPr>
     <w:tblPr>
@@ -7979,7 +8361,7 @@
     </w:tblPr>
     <w:tblStylePr w:type="firstRow">
       <w:rPr>
-        <w:rFonts w:asciiTheme="majorHAnsi" w:cstheme="majorBidi" w:eastAsiaTheme="majorEastAsia" w:hAnsiTheme="majorHAnsi"/>
+        <w:rFonts w:asciiTheme="majorHAnsi" w:cstheme="majorBidi" w:hAnsiTheme="majorHAnsi" w:eastAsia="黑体"/>
       </w:rPr>
       <w:tblPr/>
       <w:tcPr>
@@ -7991,6 +8373,7 @@
     </w:tblStylePr>
     <w:tblStylePr w:type="lastRow">
       <w:rPr>
+        <w:rFonts w:eastAsia="黑体"/>
         <w:b/>
         <w:bCs/>
         <w:color w:themeColor="text2" w:val="1F497D"/>
@@ -8005,12 +8388,14 @@
     </w:tblStylePr>
     <w:tblStylePr w:type="firstCol">
       <w:rPr>
+        <w:rFonts w:eastAsia="黑体"/>
         <w:b/>
         <w:bCs/>
       </w:rPr>
     </w:tblStylePr>
     <w:tblStylePr w:type="lastCol">
       <w:rPr>
+        <w:rFonts w:eastAsia="黑体"/>
         <w:b/>
         <w:bCs/>
       </w:rPr>
@@ -8044,6 +8429,7 @@
       <w:spacing w:after="0" w:line="240" w:lineRule="auto"/>
     </w:pPr>
     <w:rPr>
+      <w:rFonts w:eastAsia="黑体"/>
       <w:color w:themeColor="text1" w:val="000000"/>
     </w:rPr>
     <w:tblPr>
@@ -8063,7 +8449,7 @@
     </w:tblPr>
     <w:tblStylePr w:type="firstRow">
       <w:rPr>
-        <w:rFonts w:asciiTheme="majorHAnsi" w:cstheme="majorBidi" w:eastAsiaTheme="majorEastAsia" w:hAnsiTheme="majorHAnsi"/>
+        <w:rFonts w:asciiTheme="majorHAnsi" w:cstheme="majorBidi" w:hAnsiTheme="majorHAnsi" w:eastAsia="黑体"/>
       </w:rPr>
       <w:tblPr/>
       <w:tcPr>
@@ -8075,6 +8461,7 @@
     </w:tblStylePr>
     <w:tblStylePr w:type="lastRow">
       <w:rPr>
+        <w:rFonts w:eastAsia="黑体"/>
         <w:b/>
         <w:bCs/>
         <w:color w:themeColor="text2" w:val="1F497D"/>
@@ -8089,12 +8476,14 @@
     </w:tblStylePr>
     <w:tblStylePr w:type="firstCol">
       <w:rPr>
+        <w:rFonts w:eastAsia="黑体"/>
         <w:b/>
         <w:bCs/>
       </w:rPr>
     </w:tblStylePr>
     <w:tblStylePr w:type="lastCol">
       <w:rPr>
+        <w:rFonts w:eastAsia="黑体"/>
         <w:b/>
         <w:bCs/>
       </w:rPr>
@@ -8128,6 +8517,7 @@
       <w:spacing w:after="0" w:line="240" w:lineRule="auto"/>
     </w:pPr>
     <w:rPr>
+      <w:rFonts w:eastAsia="黑体"/>
       <w:color w:themeColor="text1" w:val="000000"/>
     </w:rPr>
     <w:tblPr>
@@ -8147,7 +8537,7 @@
     </w:tblPr>
     <w:tblStylePr w:type="firstRow">
       <w:rPr>
-        <w:rFonts w:asciiTheme="majorHAnsi" w:cstheme="majorBidi" w:eastAsiaTheme="majorEastAsia" w:hAnsiTheme="majorHAnsi"/>
+        <w:rFonts w:asciiTheme="majorHAnsi" w:cstheme="majorBidi" w:hAnsiTheme="majorHAnsi" w:eastAsia="黑体"/>
       </w:rPr>
       <w:tblPr/>
       <w:tcPr>
@@ -8159,6 +8549,7 @@
     </w:tblStylePr>
     <w:tblStylePr w:type="lastRow">
       <w:rPr>
+        <w:rFonts w:eastAsia="黑体"/>
         <w:b/>
         <w:bCs/>
         <w:color w:themeColor="text2" w:val="1F497D"/>
@@ -8173,12 +8564,14 @@
     </w:tblStylePr>
     <w:tblStylePr w:type="firstCol">
       <w:rPr>
+        <w:rFonts w:eastAsia="黑体"/>
         <w:b/>
         <w:bCs/>
       </w:rPr>
     </w:tblStylePr>
     <w:tblStylePr w:type="lastCol">
       <w:rPr>
+        <w:rFonts w:eastAsia="黑体"/>
         <w:b/>
         <w:bCs/>
       </w:rPr>
@@ -8212,6 +8605,7 @@
       <w:spacing w:after="0" w:line="240" w:lineRule="auto"/>
     </w:pPr>
     <w:rPr>
+      <w:rFonts w:eastAsia="黑体"/>
       <w:color w:themeColor="text1" w:val="000000"/>
     </w:rPr>
     <w:tblPr>
@@ -8231,7 +8625,7 @@
     </w:tblPr>
     <w:tblStylePr w:type="firstRow">
       <w:rPr>
-        <w:rFonts w:asciiTheme="majorHAnsi" w:cstheme="majorBidi" w:eastAsiaTheme="majorEastAsia" w:hAnsiTheme="majorHAnsi"/>
+        <w:rFonts w:asciiTheme="majorHAnsi" w:cstheme="majorBidi" w:hAnsiTheme="majorHAnsi" w:eastAsia="黑体"/>
       </w:rPr>
       <w:tblPr/>
       <w:tcPr>
@@ -8243,6 +8637,7 @@
     </w:tblStylePr>
     <w:tblStylePr w:type="lastRow">
       <w:rPr>
+        <w:rFonts w:eastAsia="黑体"/>
         <w:b/>
         <w:bCs/>
         <w:color w:themeColor="text2" w:val="1F497D"/>
@@ -8257,12 +8652,14 @@
     </w:tblStylePr>
     <w:tblStylePr w:type="firstCol">
       <w:rPr>
+        <w:rFonts w:eastAsia="黑体"/>
         <w:b/>
         <w:bCs/>
       </w:rPr>
     </w:tblStylePr>
     <w:tblStylePr w:type="lastCol">
       <w:rPr>
+        <w:rFonts w:eastAsia="黑体"/>
         <w:b/>
         <w:bCs/>
       </w:rPr>
@@ -8296,6 +8693,7 @@
       <w:spacing w:after="0" w:line="240" w:lineRule="auto"/>
     </w:pPr>
     <w:rPr>
+      <w:rFonts w:eastAsia="黑体"/>
       <w:color w:themeColor="text1" w:val="000000"/>
     </w:rPr>
     <w:tblPr>
@@ -8315,7 +8713,7 @@
     </w:tblPr>
     <w:tblStylePr w:type="firstRow">
       <w:rPr>
-        <w:rFonts w:asciiTheme="majorHAnsi" w:cstheme="majorBidi" w:eastAsiaTheme="majorEastAsia" w:hAnsiTheme="majorHAnsi"/>
+        <w:rFonts w:asciiTheme="majorHAnsi" w:cstheme="majorBidi" w:hAnsiTheme="majorHAnsi" w:eastAsia="黑体"/>
       </w:rPr>
       <w:tblPr/>
       <w:tcPr>
@@ -8327,6 +8725,7 @@
     </w:tblStylePr>
     <w:tblStylePr w:type="lastRow">
       <w:rPr>
+        <w:rFonts w:eastAsia="黑体"/>
         <w:b/>
         <w:bCs/>
         <w:color w:themeColor="text2" w:val="1F497D"/>
@@ -8341,12 +8740,14 @@
     </w:tblStylePr>
     <w:tblStylePr w:type="firstCol">
       <w:rPr>
+        <w:rFonts w:eastAsia="黑体"/>
         <w:b/>
         <w:bCs/>
       </w:rPr>
     </w:tblStylePr>
     <w:tblStylePr w:type="lastCol">
       <w:rPr>
+        <w:rFonts w:eastAsia="黑体"/>
         <w:b/>
         <w:bCs/>
       </w:rPr>
@@ -8380,7 +8781,7 @@
       <w:spacing w:after="0" w:line="240" w:lineRule="auto"/>
     </w:pPr>
     <w:rPr>
-      <w:rFonts w:asciiTheme="majorHAnsi" w:cstheme="majorBidi" w:eastAsiaTheme="majorEastAsia" w:hAnsiTheme="majorHAnsi"/>
+      <w:rFonts w:asciiTheme="majorHAnsi" w:cstheme="majorBidi" w:hAnsiTheme="majorHAnsi" w:eastAsia="黑体"/>
       <w:color w:themeColor="text1" w:val="000000"/>
     </w:rPr>
     <w:tblPr>
@@ -8402,6 +8803,7 @@
     </w:tblPr>
     <w:tblStylePr w:type="firstRow">
       <w:rPr>
+        <w:rFonts w:eastAsia="黑体"/>
         <w:sz w:val="24"/>
         <w:szCs w:val="24"/>
       </w:rPr>
@@ -8508,7 +8910,7 @@
       <w:spacing w:after="0" w:line="240" w:lineRule="auto"/>
     </w:pPr>
     <w:rPr>
-      <w:rFonts w:asciiTheme="majorHAnsi" w:cstheme="majorBidi" w:eastAsiaTheme="majorEastAsia" w:hAnsiTheme="majorHAnsi"/>
+      <w:rFonts w:asciiTheme="majorHAnsi" w:cstheme="majorBidi" w:hAnsiTheme="majorHAnsi" w:eastAsia="黑体"/>
       <w:color w:themeColor="text1" w:val="000000"/>
     </w:rPr>
     <w:tblPr>
@@ -8530,6 +8932,7 @@
     </w:tblPr>
     <w:tblStylePr w:type="firstRow">
       <w:rPr>
+        <w:rFonts w:eastAsia="黑体"/>
         <w:sz w:val="24"/>
         <w:szCs w:val="24"/>
       </w:rPr>
@@ -8636,7 +9039,7 @@
       <w:spacing w:after="0" w:line="240" w:lineRule="auto"/>
     </w:pPr>
     <w:rPr>
-      <w:rFonts w:asciiTheme="majorHAnsi" w:cstheme="majorBidi" w:eastAsiaTheme="majorEastAsia" w:hAnsiTheme="majorHAnsi"/>
+      <w:rFonts w:asciiTheme="majorHAnsi" w:cstheme="majorBidi" w:hAnsiTheme="majorHAnsi" w:eastAsia="黑体"/>
       <w:color w:themeColor="text1" w:val="000000"/>
     </w:rPr>
     <w:tblPr>
@@ -8658,6 +9061,7 @@
     </w:tblPr>
     <w:tblStylePr w:type="firstRow">
       <w:rPr>
+        <w:rFonts w:eastAsia="黑体"/>
         <w:sz w:val="24"/>
         <w:szCs w:val="24"/>
       </w:rPr>
@@ -8764,7 +9168,7 @@
       <w:spacing w:after="0" w:line="240" w:lineRule="auto"/>
     </w:pPr>
     <w:rPr>
-      <w:rFonts w:asciiTheme="majorHAnsi" w:cstheme="majorBidi" w:eastAsiaTheme="majorEastAsia" w:hAnsiTheme="majorHAnsi"/>
+      <w:rFonts w:asciiTheme="majorHAnsi" w:cstheme="majorBidi" w:hAnsiTheme="majorHAnsi" w:eastAsia="黑体"/>
       <w:color w:themeColor="text1" w:val="000000"/>
     </w:rPr>
     <w:tblPr>
@@ -8786,6 +9190,7 @@
     </w:tblPr>
     <w:tblStylePr w:type="firstRow">
       <w:rPr>
+        <w:rFonts w:eastAsia="黑体"/>
         <w:sz w:val="24"/>
         <w:szCs w:val="24"/>
       </w:rPr>
@@ -8892,7 +9297,7 @@
       <w:spacing w:after="0" w:line="240" w:lineRule="auto"/>
     </w:pPr>
     <w:rPr>
-      <w:rFonts w:asciiTheme="majorHAnsi" w:cstheme="majorBidi" w:eastAsiaTheme="majorEastAsia" w:hAnsiTheme="majorHAnsi"/>
+      <w:rFonts w:asciiTheme="majorHAnsi" w:cstheme="majorBidi" w:hAnsiTheme="majorHAnsi" w:eastAsia="黑体"/>
       <w:color w:themeColor="text1" w:val="000000"/>
     </w:rPr>
     <w:tblPr>
@@ -8914,6 +9319,7 @@
     </w:tblPr>
     <w:tblStylePr w:type="firstRow">
       <w:rPr>
+        <w:rFonts w:eastAsia="黑体"/>
         <w:sz w:val="24"/>
         <w:szCs w:val="24"/>
       </w:rPr>
@@ -9020,7 +9426,7 @@
       <w:spacing w:after="0" w:line="240" w:lineRule="auto"/>
     </w:pPr>
     <w:rPr>
-      <w:rFonts w:asciiTheme="majorHAnsi" w:cstheme="majorBidi" w:eastAsiaTheme="majorEastAsia" w:hAnsiTheme="majorHAnsi"/>
+      <w:rFonts w:asciiTheme="majorHAnsi" w:cstheme="majorBidi" w:hAnsiTheme="majorHAnsi" w:eastAsia="黑体"/>
       <w:color w:themeColor="text1" w:val="000000"/>
     </w:rPr>
     <w:tblPr>
@@ -9042,6 +9448,7 @@
     </w:tblPr>
     <w:tblStylePr w:type="firstRow">
       <w:rPr>
+        <w:rFonts w:eastAsia="黑体"/>
         <w:sz w:val="24"/>
         <w:szCs w:val="24"/>
       </w:rPr>
@@ -9148,7 +9555,7 @@
       <w:spacing w:after="0" w:line="240" w:lineRule="auto"/>
     </w:pPr>
     <w:rPr>
-      <w:rFonts w:asciiTheme="majorHAnsi" w:cstheme="majorBidi" w:eastAsiaTheme="majorEastAsia" w:hAnsiTheme="majorHAnsi"/>
+      <w:rFonts w:asciiTheme="majorHAnsi" w:cstheme="majorBidi" w:hAnsiTheme="majorHAnsi" w:eastAsia="黑体"/>
       <w:color w:themeColor="text1" w:val="000000"/>
     </w:rPr>
     <w:tblPr>
@@ -9170,6 +9577,7 @@
     </w:tblPr>
     <w:tblStylePr w:type="firstRow">
       <w:rPr>
+        <w:rFonts w:eastAsia="黑体"/>
         <w:sz w:val="24"/>
         <w:szCs w:val="24"/>
       </w:rPr>
@@ -9299,12 +9707,14 @@
     </w:tcPr>
     <w:tblStylePr w:type="firstRow">
       <w:rPr>
+        <w:rFonts w:eastAsia="黑体"/>
         <w:b/>
         <w:bCs/>
       </w:rPr>
     </w:tblStylePr>
     <w:tblStylePr w:type="lastRow">
       <w:rPr>
+        <w:rFonts w:eastAsia="黑体"/>
         <w:b/>
         <w:bCs/>
       </w:rPr>
@@ -9317,12 +9727,14 @@
     </w:tblStylePr>
     <w:tblStylePr w:type="firstCol">
       <w:rPr>
+        <w:rFonts w:eastAsia="黑体"/>
         <w:b/>
         <w:bCs/>
       </w:rPr>
     </w:tblStylePr>
     <w:tblStylePr w:type="lastCol">
       <w:rPr>
+        <w:rFonts w:eastAsia="黑体"/>
         <w:b/>
         <w:bCs/>
       </w:rPr>
@@ -9372,12 +9784,14 @@
     </w:tcPr>
     <w:tblStylePr w:type="firstRow">
       <w:rPr>
+        <w:rFonts w:eastAsia="黑体"/>
         <w:b/>
         <w:bCs/>
       </w:rPr>
     </w:tblStylePr>
     <w:tblStylePr w:type="lastRow">
       <w:rPr>
+        <w:rFonts w:eastAsia="黑体"/>
         <w:b/>
         <w:bCs/>
       </w:rPr>
@@ -9390,12 +9804,14 @@
     </w:tblStylePr>
     <w:tblStylePr w:type="firstCol">
       <w:rPr>
+        <w:rFonts w:eastAsia="黑体"/>
         <w:b/>
         <w:bCs/>
       </w:rPr>
     </w:tblStylePr>
     <w:tblStylePr w:type="lastCol">
       <w:rPr>
+        <w:rFonts w:eastAsia="黑体"/>
         <w:b/>
         <w:bCs/>
       </w:rPr>
@@ -9445,12 +9861,14 @@
     </w:tcPr>
     <w:tblStylePr w:type="firstRow">
       <w:rPr>
+        <w:rFonts w:eastAsia="黑体"/>
         <w:b/>
         <w:bCs/>
       </w:rPr>
     </w:tblStylePr>
     <w:tblStylePr w:type="lastRow">
       <w:rPr>
+        <w:rFonts w:eastAsia="黑体"/>
         <w:b/>
         <w:bCs/>
       </w:rPr>
@@ -9463,12 +9881,14 @@
     </w:tblStylePr>
     <w:tblStylePr w:type="firstCol">
       <w:rPr>
+        <w:rFonts w:eastAsia="黑体"/>
         <w:b/>
         <w:bCs/>
       </w:rPr>
     </w:tblStylePr>
     <w:tblStylePr w:type="lastCol">
       <w:rPr>
+        <w:rFonts w:eastAsia="黑体"/>
         <w:b/>
         <w:bCs/>
       </w:rPr>
@@ -9518,12 +9938,14 @@
     </w:tcPr>
     <w:tblStylePr w:type="firstRow">
       <w:rPr>
+        <w:rFonts w:eastAsia="黑体"/>
         <w:b/>
         <w:bCs/>
       </w:rPr>
     </w:tblStylePr>
     <w:tblStylePr w:type="lastRow">
       <w:rPr>
+        <w:rFonts w:eastAsia="黑体"/>
         <w:b/>
         <w:bCs/>
       </w:rPr>
@@ -9536,12 +9958,14 @@
     </w:tblStylePr>
     <w:tblStylePr w:type="firstCol">
       <w:rPr>
+        <w:rFonts w:eastAsia="黑体"/>
         <w:b/>
         <w:bCs/>
       </w:rPr>
     </w:tblStylePr>
     <w:tblStylePr w:type="lastCol">
       <w:rPr>
+        <w:rFonts w:eastAsia="黑体"/>
         <w:b/>
         <w:bCs/>
       </w:rPr>
@@ -9591,12 +10015,14 @@
     </w:tcPr>
     <w:tblStylePr w:type="firstRow">
       <w:rPr>
+        <w:rFonts w:eastAsia="黑体"/>
         <w:b/>
         <w:bCs/>
       </w:rPr>
     </w:tblStylePr>
     <w:tblStylePr w:type="lastRow">
       <w:rPr>
+        <w:rFonts w:eastAsia="黑体"/>
         <w:b/>
         <w:bCs/>
       </w:rPr>
@@ -9609,12 +10035,14 @@
     </w:tblStylePr>
     <w:tblStylePr w:type="firstCol">
       <w:rPr>
+        <w:rFonts w:eastAsia="黑体"/>
         <w:b/>
         <w:bCs/>
       </w:rPr>
     </w:tblStylePr>
     <w:tblStylePr w:type="lastCol">
       <w:rPr>
+        <w:rFonts w:eastAsia="黑体"/>
         <w:b/>
         <w:bCs/>
       </w:rPr>
@@ -9664,12 +10092,14 @@
     </w:tcPr>
     <w:tblStylePr w:type="firstRow">
       <w:rPr>
+        <w:rFonts w:eastAsia="黑体"/>
         <w:b/>
         <w:bCs/>
       </w:rPr>
     </w:tblStylePr>
     <w:tblStylePr w:type="lastRow">
       <w:rPr>
+        <w:rFonts w:eastAsia="黑体"/>
         <w:b/>
         <w:bCs/>
       </w:rPr>
@@ -9682,12 +10112,14 @@
     </w:tblStylePr>
     <w:tblStylePr w:type="firstCol">
       <w:rPr>
+        <w:rFonts w:eastAsia="黑体"/>
         <w:b/>
         <w:bCs/>
       </w:rPr>
     </w:tblStylePr>
     <w:tblStylePr w:type="lastCol">
       <w:rPr>
+        <w:rFonts w:eastAsia="黑体"/>
         <w:b/>
         <w:bCs/>
       </w:rPr>
@@ -9737,12 +10169,14 @@
     </w:tcPr>
     <w:tblStylePr w:type="firstRow">
       <w:rPr>
+        <w:rFonts w:eastAsia="黑体"/>
         <w:b/>
         <w:bCs/>
       </w:rPr>
     </w:tblStylePr>
     <w:tblStylePr w:type="lastRow">
       <w:rPr>
+        <w:rFonts w:eastAsia="黑体"/>
         <w:b/>
         <w:bCs/>
       </w:rPr>
@@ -9755,12 +10189,14 @@
     </w:tblStylePr>
     <w:tblStylePr w:type="firstCol">
       <w:rPr>
+        <w:rFonts w:eastAsia="黑体"/>
         <w:b/>
         <w:bCs/>
       </w:rPr>
     </w:tblStylePr>
     <w:tblStylePr w:type="lastCol">
       <w:rPr>
+        <w:rFonts w:eastAsia="黑体"/>
         <w:b/>
         <w:bCs/>
       </w:rPr>
@@ -9787,7 +10223,7 @@
       <w:spacing w:after="0" w:line="240" w:lineRule="auto"/>
     </w:pPr>
     <w:rPr>
-      <w:rFonts w:asciiTheme="majorHAnsi" w:cstheme="majorBidi" w:eastAsiaTheme="majorEastAsia" w:hAnsiTheme="majorHAnsi"/>
+      <w:rFonts w:asciiTheme="majorHAnsi" w:cstheme="majorBidi" w:hAnsiTheme="majorHAnsi" w:eastAsia="黑体"/>
       <w:color w:themeColor="text1" w:val="000000"/>
     </w:rPr>
     <w:tblPr>
@@ -9814,6 +10250,7 @@
     </w:tcPr>
     <w:tblStylePr w:type="firstRow">
       <w:rPr>
+        <w:rFonts w:eastAsia="黑体"/>
         <w:b/>
         <w:bCs/>
         <w:color w:themeColor="text1" w:val="000000"/>
@@ -9825,6 +10262,7 @@
     </w:tblStylePr>
     <w:tblStylePr w:type="lastRow">
       <w:rPr>
+        <w:rFonts w:eastAsia="黑体"/>
         <w:b/>
         <w:bCs/>
         <w:color w:themeColor="text1" w:val="000000"/>
@@ -9844,6 +10282,7 @@
     </w:tblStylePr>
     <w:tblStylePr w:type="firstCol">
       <w:rPr>
+        <w:rFonts w:eastAsia="黑体"/>
         <w:b/>
         <w:bCs/>
         <w:color w:themeColor="text1" w:val="000000"/>
@@ -9863,6 +10302,7 @@
     </w:tblStylePr>
     <w:tblStylePr w:type="lastCol">
       <w:rPr>
+        <w:rFonts w:eastAsia="黑体"/>
         <w:b w:val="0"/>
         <w:bCs w:val="0"/>
         <w:color w:themeColor="text1" w:val="000000"/>
@@ -9912,7 +10352,7 @@
       <w:spacing w:after="0" w:line="240" w:lineRule="auto"/>
     </w:pPr>
     <w:rPr>
-      <w:rFonts w:asciiTheme="majorHAnsi" w:cstheme="majorBidi" w:eastAsiaTheme="majorEastAsia" w:hAnsiTheme="majorHAnsi"/>
+      <w:rFonts w:asciiTheme="majorHAnsi" w:cstheme="majorBidi" w:hAnsiTheme="majorHAnsi" w:eastAsia="黑体"/>
       <w:color w:themeColor="text1" w:val="000000"/>
     </w:rPr>
     <w:tblPr>
@@ -9939,6 +10379,7 @@
     </w:tcPr>
     <w:tblStylePr w:type="firstRow">
       <w:rPr>
+        <w:rFonts w:eastAsia="黑体"/>
         <w:b/>
         <w:bCs/>
         <w:color w:themeColor="text1" w:val="000000"/>
@@ -9950,6 +10391,7 @@
     </w:tblStylePr>
     <w:tblStylePr w:type="lastRow">
       <w:rPr>
+        <w:rFonts w:eastAsia="黑体"/>
         <w:b/>
         <w:bCs/>
         <w:color w:themeColor="text1" w:val="000000"/>
@@ -9969,6 +10411,7 @@
     </w:tblStylePr>
     <w:tblStylePr w:type="firstCol">
       <w:rPr>
+        <w:rFonts w:eastAsia="黑体"/>
         <w:b/>
         <w:bCs/>
         <w:color w:themeColor="text1" w:val="000000"/>
@@ -9988,6 +10431,7 @@
     </w:tblStylePr>
     <w:tblStylePr w:type="lastCol">
       <w:rPr>
+        <w:rFonts w:eastAsia="黑体"/>
         <w:b w:val="0"/>
         <w:bCs w:val="0"/>
         <w:color w:themeColor="text1" w:val="000000"/>
@@ -10037,7 +10481,7 @@
       <w:spacing w:after="0" w:line="240" w:lineRule="auto"/>
     </w:pPr>
     <w:rPr>
-      <w:rFonts w:asciiTheme="majorHAnsi" w:cstheme="majorBidi" w:eastAsiaTheme="majorEastAsia" w:hAnsiTheme="majorHAnsi"/>
+      <w:rFonts w:asciiTheme="majorHAnsi" w:cstheme="majorBidi" w:hAnsiTheme="majorHAnsi" w:eastAsia="黑体"/>
       <w:color w:themeColor="text1" w:val="000000"/>
     </w:rPr>
     <w:tblPr>
@@ -10064,6 +10508,7 @@
     </w:tcPr>
     <w:tblStylePr w:type="firstRow">
       <w:rPr>
+        <w:rFonts w:eastAsia="黑体"/>
         <w:b/>
         <w:bCs/>
         <w:color w:themeColor="text1" w:val="000000"/>
@@ -10075,6 +10520,7 @@
     </w:tblStylePr>
     <w:tblStylePr w:type="lastRow">
       <w:rPr>
+        <w:rFonts w:eastAsia="黑体"/>
         <w:b/>
         <w:bCs/>
         <w:color w:themeColor="text1" w:val="000000"/>
@@ -10094,6 +10540,7 @@
     </w:tblStylePr>
     <w:tblStylePr w:type="firstCol">
       <w:rPr>
+        <w:rFonts w:eastAsia="黑体"/>
         <w:b/>
         <w:bCs/>
         <w:color w:themeColor="text1" w:val="000000"/>
@@ -10113,6 +10560,7 @@
     </w:tblStylePr>
     <w:tblStylePr w:type="lastCol">
       <w:rPr>
+        <w:rFonts w:eastAsia="黑体"/>
         <w:b w:val="0"/>
         <w:bCs w:val="0"/>
         <w:color w:themeColor="text1" w:val="000000"/>
@@ -10162,7 +10610,7 @@
       <w:spacing w:after="0" w:line="240" w:lineRule="auto"/>
     </w:pPr>
     <w:rPr>
-      <w:rFonts w:asciiTheme="majorHAnsi" w:cstheme="majorBidi" w:eastAsiaTheme="majorEastAsia" w:hAnsiTheme="majorHAnsi"/>
+      <w:rFonts w:asciiTheme="majorHAnsi" w:cstheme="majorBidi" w:hAnsiTheme="majorHAnsi" w:eastAsia="黑体"/>
       <w:color w:themeColor="text1" w:val="000000"/>
     </w:rPr>
     <w:tblPr>
@@ -10189,6 +10637,7 @@
     </w:tcPr>
     <w:tblStylePr w:type="firstRow">
       <w:rPr>
+        <w:rFonts w:eastAsia="黑体"/>
         <w:b/>
         <w:bCs/>
         <w:color w:themeColor="text1" w:val="000000"/>
@@ -10200,6 +10649,7 @@
     </w:tblStylePr>
     <w:tblStylePr w:type="lastRow">
       <w:rPr>
+        <w:rFonts w:eastAsia="黑体"/>
         <w:b/>
         <w:bCs/>
         <w:color w:themeColor="text1" w:val="000000"/>
@@ -10219,6 +10669,7 @@
     </w:tblStylePr>
     <w:tblStylePr w:type="firstCol">
       <w:rPr>
+        <w:rFonts w:eastAsia="黑体"/>
         <w:b/>
         <w:bCs/>
         <w:color w:themeColor="text1" w:val="000000"/>
@@ -10238,6 +10689,7 @@
     </w:tblStylePr>
     <w:tblStylePr w:type="lastCol">
       <w:rPr>
+        <w:rFonts w:eastAsia="黑体"/>
         <w:b w:val="0"/>
         <w:bCs w:val="0"/>
         <w:color w:themeColor="text1" w:val="000000"/>
@@ -10287,7 +10739,7 @@
       <w:spacing w:after="0" w:line="240" w:lineRule="auto"/>
     </w:pPr>
     <w:rPr>
-      <w:rFonts w:asciiTheme="majorHAnsi" w:cstheme="majorBidi" w:eastAsiaTheme="majorEastAsia" w:hAnsiTheme="majorHAnsi"/>
+      <w:rFonts w:asciiTheme="majorHAnsi" w:cstheme="majorBidi" w:hAnsiTheme="majorHAnsi" w:eastAsia="黑体"/>
       <w:color w:themeColor="text1" w:val="000000"/>
     </w:rPr>
     <w:tblPr>
@@ -10314,6 +10766,7 @@
     </w:tcPr>
     <w:tblStylePr w:type="firstRow">
       <w:rPr>
+        <w:rFonts w:eastAsia="黑体"/>
         <w:b/>
         <w:bCs/>
         <w:color w:themeColor="text1" w:val="000000"/>
@@ -10325,6 +10778,7 @@
     </w:tblStylePr>
     <w:tblStylePr w:type="lastRow">
       <w:rPr>
+        <w:rFonts w:eastAsia="黑体"/>
         <w:b/>
         <w:bCs/>
         <w:color w:themeColor="text1" w:val="000000"/>
@@ -10344,6 +10798,7 @@
     </w:tblStylePr>
     <w:tblStylePr w:type="firstCol">
       <w:rPr>
+        <w:rFonts w:eastAsia="黑体"/>
         <w:b/>
         <w:bCs/>
         <w:color w:themeColor="text1" w:val="000000"/>
@@ -10363,6 +10818,7 @@
     </w:tblStylePr>
     <w:tblStylePr w:type="lastCol">
       <w:rPr>
+        <w:rFonts w:eastAsia="黑体"/>
         <w:b w:val="0"/>
         <w:bCs w:val="0"/>
         <w:color w:themeColor="text1" w:val="000000"/>
@@ -10412,7 +10868,7 @@
       <w:spacing w:after="0" w:line="240" w:lineRule="auto"/>
     </w:pPr>
     <w:rPr>
-      <w:rFonts w:asciiTheme="majorHAnsi" w:cstheme="majorBidi" w:eastAsiaTheme="majorEastAsia" w:hAnsiTheme="majorHAnsi"/>
+      <w:rFonts w:asciiTheme="majorHAnsi" w:cstheme="majorBidi" w:hAnsiTheme="majorHAnsi" w:eastAsia="黑体"/>
       <w:color w:themeColor="text1" w:val="000000"/>
     </w:rPr>
     <w:tblPr>
@@ -10439,6 +10895,7 @@
     </w:tcPr>
     <w:tblStylePr w:type="firstRow">
       <w:rPr>
+        <w:rFonts w:eastAsia="黑体"/>
         <w:b/>
         <w:bCs/>
         <w:color w:themeColor="text1" w:val="000000"/>
@@ -10450,6 +10907,7 @@
     </w:tblStylePr>
     <w:tblStylePr w:type="lastRow">
       <w:rPr>
+        <w:rFonts w:eastAsia="黑体"/>
         <w:b/>
         <w:bCs/>
         <w:color w:themeColor="text1" w:val="000000"/>
@@ -10469,6 +10927,7 @@
     </w:tblStylePr>
     <w:tblStylePr w:type="firstCol">
       <w:rPr>
+        <w:rFonts w:eastAsia="黑体"/>
         <w:b/>
         <w:bCs/>
         <w:color w:themeColor="text1" w:val="000000"/>
@@ -10488,6 +10947,7 @@
     </w:tblStylePr>
     <w:tblStylePr w:type="lastCol">
       <w:rPr>
+        <w:rFonts w:eastAsia="黑体"/>
         <w:b w:val="0"/>
         <w:bCs w:val="0"/>
         <w:color w:themeColor="text1" w:val="000000"/>
@@ -10537,7 +10997,7 @@
       <w:spacing w:after="0" w:line="240" w:lineRule="auto"/>
     </w:pPr>
     <w:rPr>
-      <w:rFonts w:asciiTheme="majorHAnsi" w:cstheme="majorBidi" w:eastAsiaTheme="majorEastAsia" w:hAnsiTheme="majorHAnsi"/>
+      <w:rFonts w:asciiTheme="majorHAnsi" w:cstheme="majorBidi" w:hAnsiTheme="majorHAnsi" w:eastAsia="黑体"/>
       <w:color w:themeColor="text1" w:val="000000"/>
     </w:rPr>
     <w:tblPr>
@@ -10564,6 +11024,7 @@
     </w:tcPr>
     <w:tblStylePr w:type="firstRow">
       <w:rPr>
+        <w:rFonts w:eastAsia="黑体"/>
         <w:b/>
         <w:bCs/>
         <w:color w:themeColor="text1" w:val="000000"/>
@@ -10575,6 +11036,7 @@
     </w:tblStylePr>
     <w:tblStylePr w:type="lastRow">
       <w:rPr>
+        <w:rFonts w:eastAsia="黑体"/>
         <w:b/>
         <w:bCs/>
         <w:color w:themeColor="text1" w:val="000000"/>
@@ -10594,6 +11056,7 @@
     </w:tblStylePr>
     <w:tblStylePr w:type="firstCol">
       <w:rPr>
+        <w:rFonts w:eastAsia="黑体"/>
         <w:b/>
         <w:bCs/>
         <w:color w:themeColor="text1" w:val="000000"/>
@@ -10613,6 +11076,7 @@
     </w:tblStylePr>
     <w:tblStylePr w:type="lastCol">
       <w:rPr>
+        <w:rFonts w:eastAsia="黑体"/>
         <w:b w:val="0"/>
         <w:bCs w:val="0"/>
         <w:color w:themeColor="text1" w:val="000000"/>
@@ -10685,6 +11149,7 @@
     </w:tcPr>
     <w:tblStylePr w:type="firstRow">
       <w:rPr>
+        <w:rFonts w:eastAsia="黑体"/>
         <w:b/>
         <w:bCs/>
         <w:i w:val="0"/>
@@ -10706,6 +11171,7 @@
     </w:tblStylePr>
     <w:tblStylePr w:type="lastRow">
       <w:rPr>
+        <w:rFonts w:eastAsia="黑体"/>
         <w:b/>
         <w:bCs/>
         <w:i w:val="0"/>
@@ -10727,6 +11193,7 @@
     </w:tblStylePr>
     <w:tblStylePr w:type="firstCol">
       <w:rPr>
+        <w:rFonts w:eastAsia="黑体"/>
         <w:b/>
         <w:bCs/>
         <w:i w:val="0"/>
@@ -10746,6 +11213,7 @@
     </w:tblStylePr>
     <w:tblStylePr w:type="lastCol">
       <w:rPr>
+        <w:rFonts w:eastAsia="黑体"/>
         <w:b/>
         <w:bCs/>
         <w:i w:val="0"/>
@@ -10826,6 +11294,7 @@
     </w:tcPr>
     <w:tblStylePr w:type="firstRow">
       <w:rPr>
+        <w:rFonts w:eastAsia="黑体"/>
         <w:b/>
         <w:bCs/>
         <w:i w:val="0"/>
@@ -10847,6 +11316,7 @@
     </w:tblStylePr>
     <w:tblStylePr w:type="lastRow">
       <w:rPr>
+        <w:rFonts w:eastAsia="黑体"/>
         <w:b/>
         <w:bCs/>
         <w:i w:val="0"/>
@@ -10868,6 +11338,7 @@
     </w:tblStylePr>
     <w:tblStylePr w:type="firstCol">
       <w:rPr>
+        <w:rFonts w:eastAsia="黑体"/>
         <w:b/>
         <w:bCs/>
         <w:i w:val="0"/>
@@ -10887,6 +11358,7 @@
     </w:tblStylePr>
     <w:tblStylePr w:type="lastCol">
       <w:rPr>
+        <w:rFonts w:eastAsia="黑体"/>
         <w:b/>
         <w:bCs/>
         <w:i w:val="0"/>
@@ -10967,6 +11439,7 @@
     </w:tcPr>
     <w:tblStylePr w:type="firstRow">
       <w:rPr>
+        <w:rFonts w:eastAsia="黑体"/>
         <w:b/>
         <w:bCs/>
         <w:i w:val="0"/>
@@ -10988,6 +11461,7 @@
     </w:tblStylePr>
     <w:tblStylePr w:type="lastRow">
       <w:rPr>
+        <w:rFonts w:eastAsia="黑体"/>
         <w:b/>
         <w:bCs/>
         <w:i w:val="0"/>
@@ -11009,6 +11483,7 @@
     </w:tblStylePr>
     <w:tblStylePr w:type="firstCol">
       <w:rPr>
+        <w:rFonts w:eastAsia="黑体"/>
         <w:b/>
         <w:bCs/>
         <w:i w:val="0"/>
@@ -11028,6 +11503,7 @@
     </w:tblStylePr>
     <w:tblStylePr w:type="lastCol">
       <w:rPr>
+        <w:rFonts w:eastAsia="黑体"/>
         <w:b/>
         <w:bCs/>
         <w:i w:val="0"/>
@@ -11108,6 +11584,7 @@
     </w:tcPr>
     <w:tblStylePr w:type="firstRow">
       <w:rPr>
+        <w:rFonts w:eastAsia="黑体"/>
         <w:b/>
         <w:bCs/>
         <w:i w:val="0"/>
@@ -11129,6 +11606,7 @@
     </w:tblStylePr>
     <w:tblStylePr w:type="lastRow">
       <w:rPr>
+        <w:rFonts w:eastAsia="黑体"/>
         <w:b/>
         <w:bCs/>
         <w:i w:val="0"/>
@@ -11150,6 +11628,7 @@
     </w:tblStylePr>
     <w:tblStylePr w:type="firstCol">
       <w:rPr>
+        <w:rFonts w:eastAsia="黑体"/>
         <w:b/>
         <w:bCs/>
         <w:i w:val="0"/>
@@ -11169,6 +11648,7 @@
     </w:tblStylePr>
     <w:tblStylePr w:type="lastCol">
       <w:rPr>
+        <w:rFonts w:eastAsia="黑体"/>
         <w:b/>
         <w:bCs/>
         <w:i w:val="0"/>
@@ -11249,6 +11729,7 @@
     </w:tcPr>
     <w:tblStylePr w:type="firstRow">
       <w:rPr>
+        <w:rFonts w:eastAsia="黑体"/>
         <w:b/>
         <w:bCs/>
         <w:i w:val="0"/>
@@ -11270,6 +11751,7 @@
     </w:tblStylePr>
     <w:tblStylePr w:type="lastRow">
       <w:rPr>
+        <w:rFonts w:eastAsia="黑体"/>
         <w:b/>
         <w:bCs/>
         <w:i w:val="0"/>
@@ -11291,6 +11773,7 @@
     </w:tblStylePr>
     <w:tblStylePr w:type="firstCol">
       <w:rPr>
+        <w:rFonts w:eastAsia="黑体"/>
         <w:b/>
         <w:bCs/>
         <w:i w:val="0"/>
@@ -11310,6 +11793,7 @@
     </w:tblStylePr>
     <w:tblStylePr w:type="lastCol">
       <w:rPr>
+        <w:rFonts w:eastAsia="黑体"/>
         <w:b/>
         <w:bCs/>
         <w:i w:val="0"/>
@@ -11390,6 +11874,7 @@
     </w:tcPr>
     <w:tblStylePr w:type="firstRow">
       <w:rPr>
+        <w:rFonts w:eastAsia="黑体"/>
         <w:b/>
         <w:bCs/>
         <w:i w:val="0"/>
@@ -11411,6 +11896,7 @@
     </w:tblStylePr>
     <w:tblStylePr w:type="lastRow">
       <w:rPr>
+        <w:rFonts w:eastAsia="黑体"/>
         <w:b/>
         <w:bCs/>
         <w:i w:val="0"/>
@@ -11432,6 +11918,7 @@
     </w:tblStylePr>
     <w:tblStylePr w:type="firstCol">
       <w:rPr>
+        <w:rFonts w:eastAsia="黑体"/>
         <w:b/>
         <w:bCs/>
         <w:i w:val="0"/>
@@ -11451,6 +11938,7 @@
     </w:tblStylePr>
     <w:tblStylePr w:type="lastCol">
       <w:rPr>
+        <w:rFonts w:eastAsia="黑体"/>
         <w:b/>
         <w:bCs/>
         <w:i w:val="0"/>
@@ -11531,6 +12019,7 @@
     </w:tcPr>
     <w:tblStylePr w:type="firstRow">
       <w:rPr>
+        <w:rFonts w:eastAsia="黑体"/>
         <w:b/>
         <w:bCs/>
         <w:i w:val="0"/>
@@ -11552,6 +12041,7 @@
     </w:tblStylePr>
     <w:tblStylePr w:type="lastRow">
       <w:rPr>
+        <w:rFonts w:eastAsia="黑体"/>
         <w:b/>
         <w:bCs/>
         <w:i w:val="0"/>
@@ -11573,6 +12063,7 @@
     </w:tblStylePr>
     <w:tblStylePr w:type="firstCol">
       <w:rPr>
+        <w:rFonts w:eastAsia="黑体"/>
         <w:b/>
         <w:bCs/>
         <w:i w:val="0"/>
@@ -11592,6 +12083,7 @@
     </w:tblStylePr>
     <w:tblStylePr w:type="lastCol">
       <w:rPr>
+        <w:rFonts w:eastAsia="黑体"/>
         <w:b/>
         <w:bCs/>
         <w:i w:val="0"/>
@@ -11649,6 +12141,7 @@
       <w:spacing w:after="0" w:line="240" w:lineRule="auto"/>
     </w:pPr>
     <w:rPr>
+      <w:rFonts w:eastAsia="黑体"/>
       <w:color w:themeColor="background1" w:val="FFFFFF"/>
     </w:rPr>
     <w:tblPr>
@@ -11667,6 +12160,7 @@
     </w:tcPr>
     <w:tblStylePr w:type="firstRow">
       <w:rPr>
+        <w:rFonts w:eastAsia="黑体"/>
         <w:b/>
         <w:bCs/>
       </w:rPr>
@@ -11763,6 +12257,7 @@
       <w:spacing w:after="0" w:line="240" w:lineRule="auto"/>
     </w:pPr>
     <w:rPr>
+      <w:rFonts w:eastAsia="黑体"/>
       <w:color w:themeColor="background1" w:val="FFFFFF"/>
     </w:rPr>
     <w:tblPr>
@@ -11781,6 +12276,7 @@
     </w:tcPr>
     <w:tblStylePr w:type="firstRow">
       <w:rPr>
+        <w:rFonts w:eastAsia="黑体"/>
         <w:b/>
         <w:bCs/>
       </w:rPr>
@@ -11877,6 +12373,7 @@
       <w:spacing w:after="0" w:line="240" w:lineRule="auto"/>
     </w:pPr>
     <w:rPr>
+      <w:rFonts w:eastAsia="黑体"/>
       <w:color w:themeColor="background1" w:val="FFFFFF"/>
     </w:rPr>
     <w:tblPr>
@@ -11895,6 +12392,7 @@
     </w:tcPr>
     <w:tblStylePr w:type="firstRow">
       <w:rPr>
+        <w:rFonts w:eastAsia="黑体"/>
         <w:b/>
         <w:bCs/>
       </w:rPr>
@@ -11991,6 +12489,7 @@
       <w:spacing w:after="0" w:line="240" w:lineRule="auto"/>
     </w:pPr>
     <w:rPr>
+      <w:rFonts w:eastAsia="黑体"/>
       <w:color w:themeColor="background1" w:val="FFFFFF"/>
     </w:rPr>
     <w:tblPr>
@@ -12009,6 +12508,7 @@
     </w:tcPr>
     <w:tblStylePr w:type="firstRow">
       <w:rPr>
+        <w:rFonts w:eastAsia="黑体"/>
         <w:b/>
         <w:bCs/>
       </w:rPr>
@@ -12105,6 +12605,7 @@
       <w:spacing w:after="0" w:line="240" w:lineRule="auto"/>
     </w:pPr>
     <w:rPr>
+      <w:rFonts w:eastAsia="黑体"/>
       <w:color w:themeColor="background1" w:val="FFFFFF"/>
     </w:rPr>
     <w:tblPr>
@@ -12123,6 +12624,7 @@
     </w:tcPr>
     <w:tblStylePr w:type="firstRow">
       <w:rPr>
+        <w:rFonts w:eastAsia="黑体"/>
         <w:b/>
         <w:bCs/>
       </w:rPr>
@@ -12219,6 +12721,7 @@
       <w:spacing w:after="0" w:line="240" w:lineRule="auto"/>
     </w:pPr>
     <w:rPr>
+      <w:rFonts w:eastAsia="黑体"/>
       <w:color w:themeColor="background1" w:val="FFFFFF"/>
     </w:rPr>
     <w:tblPr>
@@ -12237,6 +12740,7 @@
     </w:tcPr>
     <w:tblStylePr w:type="firstRow">
       <w:rPr>
+        <w:rFonts w:eastAsia="黑体"/>
         <w:b/>
         <w:bCs/>
       </w:rPr>
@@ -12333,6 +12837,7 @@
       <w:spacing w:after="0" w:line="240" w:lineRule="auto"/>
     </w:pPr>
     <w:rPr>
+      <w:rFonts w:eastAsia="黑体"/>
       <w:color w:themeColor="background1" w:val="FFFFFF"/>
     </w:rPr>
     <w:tblPr>
@@ -12351,6 +12856,7 @@
     </w:tcPr>
     <w:tblStylePr w:type="firstRow">
       <w:rPr>
+        <w:rFonts w:eastAsia="黑体"/>
         <w:b/>
         <w:bCs/>
       </w:rPr>
@@ -12447,6 +12953,7 @@
       <w:spacing w:after="0" w:line="240" w:lineRule="auto"/>
     </w:pPr>
     <w:rPr>
+      <w:rFonts w:eastAsia="黑体"/>
       <w:color w:themeColor="text1" w:val="000000"/>
     </w:rPr>
     <w:tblPr>
@@ -12473,6 +12980,7 @@
     </w:tcPr>
     <w:tblStylePr w:type="firstRow">
       <w:rPr>
+        <w:rFonts w:eastAsia="黑体"/>
         <w:b/>
         <w:bCs/>
       </w:rPr>
@@ -12491,6 +12999,7 @@
     </w:tblStylePr>
     <w:tblStylePr w:type="lastRow">
       <w:rPr>
+        <w:rFonts w:eastAsia="黑体"/>
         <w:b/>
         <w:bCs/>
         <w:color w:themeColor="background1" w:val="FFFFFF"/>
@@ -12505,6 +13014,7 @@
     </w:tblStylePr>
     <w:tblStylePr w:type="firstCol">
       <w:rPr>
+        <w:rFonts w:eastAsia="黑体"/>
         <w:color w:themeColor="background1" w:val="FFFFFF"/>
       </w:rPr>
       <w:tblPr/>
@@ -12522,6 +13032,7 @@
     </w:tblStylePr>
     <w:tblStylePr w:type="lastCol">
       <w:rPr>
+        <w:rFonts w:eastAsia="黑体"/>
         <w:color w:themeColor="background1" w:val="FFFFFF"/>
       </w:rPr>
       <w:tblPr/>
@@ -12551,11 +13062,13 @@
     </w:tblStylePr>
     <w:tblStylePr w:type="neCell">
       <w:rPr>
+        <w:rFonts w:eastAsia="黑体"/>
         <w:color w:themeColor="text1" w:val="000000"/>
       </w:rPr>
     </w:tblStylePr>
     <w:tblStylePr w:type="nwCell">
       <w:rPr>
+        <w:rFonts w:eastAsia="黑体"/>
         <w:color w:themeColor="text1" w:val="000000"/>
       </w:rPr>
     </w:tblStylePr>
@@ -12569,6 +13082,7 @@
       <w:spacing w:after="0" w:line="240" w:lineRule="auto"/>
     </w:pPr>
     <w:rPr>
+      <w:rFonts w:eastAsia="黑体"/>
       <w:color w:themeColor="text1" w:val="000000"/>
     </w:rPr>
     <w:tblPr>
@@ -12595,6 +13109,7 @@
     </w:tcPr>
     <w:tblStylePr w:type="firstRow">
       <w:rPr>
+        <w:rFonts w:eastAsia="黑体"/>
         <w:b/>
         <w:bCs/>
       </w:rPr>
@@ -12613,6 +13128,7 @@
     </w:tblStylePr>
     <w:tblStylePr w:type="lastRow">
       <w:rPr>
+        <w:rFonts w:eastAsia="黑体"/>
         <w:b/>
         <w:bCs/>
         <w:color w:themeColor="background1" w:val="FFFFFF"/>
@@ -12627,6 +13143,7 @@
     </w:tblStylePr>
     <w:tblStylePr w:type="firstCol">
       <w:rPr>
+        <w:rFonts w:eastAsia="黑体"/>
         <w:color w:themeColor="background1" w:val="FFFFFF"/>
       </w:rPr>
       <w:tblPr/>
@@ -12644,6 +13161,7 @@
     </w:tblStylePr>
     <w:tblStylePr w:type="lastCol">
       <w:rPr>
+        <w:rFonts w:eastAsia="黑体"/>
         <w:color w:themeColor="background1" w:val="FFFFFF"/>
       </w:rPr>
       <w:tblPr/>
@@ -12673,11 +13191,13 @@
     </w:tblStylePr>
     <w:tblStylePr w:type="neCell">
       <w:rPr>
+        <w:rFonts w:eastAsia="黑体"/>
         <w:color w:themeColor="text1" w:val="000000"/>
       </w:rPr>
     </w:tblStylePr>
     <w:tblStylePr w:type="nwCell">
       <w:rPr>
+        <w:rFonts w:eastAsia="黑体"/>
         <w:color w:themeColor="text1" w:val="000000"/>
       </w:rPr>
     </w:tblStylePr>
@@ -12691,6 +13211,7 @@
       <w:spacing w:after="0" w:line="240" w:lineRule="auto"/>
     </w:pPr>
     <w:rPr>
+      <w:rFonts w:eastAsia="黑体"/>
       <w:color w:themeColor="text1" w:val="000000"/>
     </w:rPr>
     <w:tblPr>
@@ -12717,6 +13238,7 @@
     </w:tcPr>
     <w:tblStylePr w:type="firstRow">
       <w:rPr>
+        <w:rFonts w:eastAsia="黑体"/>
         <w:b/>
         <w:bCs/>
       </w:rPr>
@@ -12735,6 +13257,7 @@
     </w:tblStylePr>
     <w:tblStylePr w:type="lastRow">
       <w:rPr>
+        <w:rFonts w:eastAsia="黑体"/>
         <w:b/>
         <w:bCs/>
         <w:color w:themeColor="background1" w:val="FFFFFF"/>
@@ -12749,6 +13272,7 @@
     </w:tblStylePr>
     <w:tblStylePr w:type="firstCol">
       <w:rPr>
+        <w:rFonts w:eastAsia="黑体"/>
         <w:color w:themeColor="background1" w:val="FFFFFF"/>
       </w:rPr>
       <w:tblPr/>
@@ -12766,6 +13290,7 @@
     </w:tblStylePr>
     <w:tblStylePr w:type="lastCol">
       <w:rPr>
+        <w:rFonts w:eastAsia="黑体"/>
         <w:color w:themeColor="background1" w:val="FFFFFF"/>
       </w:rPr>
       <w:tblPr/>
@@ -12795,11 +13320,13 @@
     </w:tblStylePr>
     <w:tblStylePr w:type="neCell">
       <w:rPr>
+        <w:rFonts w:eastAsia="黑体"/>
         <w:color w:themeColor="text1" w:val="000000"/>
       </w:rPr>
     </w:tblStylePr>
     <w:tblStylePr w:type="nwCell">
       <w:rPr>
+        <w:rFonts w:eastAsia="黑体"/>
         <w:color w:themeColor="text1" w:val="000000"/>
       </w:rPr>
     </w:tblStylePr>
@@ -12813,6 +13340,7 @@
       <w:spacing w:after="0" w:line="240" w:lineRule="auto"/>
     </w:pPr>
     <w:rPr>
+      <w:rFonts w:eastAsia="黑体"/>
       <w:color w:themeColor="text1" w:val="000000"/>
     </w:rPr>
     <w:tblPr>
@@ -12839,6 +13367,7 @@
     </w:tcPr>
     <w:tblStylePr w:type="firstRow">
       <w:rPr>
+        <w:rFonts w:eastAsia="黑体"/>
         <w:b/>
         <w:bCs/>
       </w:rPr>
@@ -12857,6 +13386,7 @@
     </w:tblStylePr>
     <w:tblStylePr w:type="lastRow">
       <w:rPr>
+        <w:rFonts w:eastAsia="黑体"/>
         <w:b/>
         <w:bCs/>
         <w:color w:themeColor="background1" w:val="FFFFFF"/>
@@ -12871,6 +13401,7 @@
     </w:tblStylePr>
     <w:tblStylePr w:type="firstCol">
       <w:rPr>
+        <w:rFonts w:eastAsia="黑体"/>
         <w:color w:themeColor="background1" w:val="FFFFFF"/>
       </w:rPr>
       <w:tblPr/>
@@ -12888,6 +13419,7 @@
     </w:tblStylePr>
     <w:tblStylePr w:type="lastCol">
       <w:rPr>
+        <w:rFonts w:eastAsia="黑体"/>
         <w:color w:themeColor="background1" w:val="FFFFFF"/>
       </w:rPr>
       <w:tblPr/>
@@ -12925,6 +13457,7 @@
       <w:spacing w:after="0" w:line="240" w:lineRule="auto"/>
     </w:pPr>
     <w:rPr>
+      <w:rFonts w:eastAsia="黑体"/>
       <w:color w:themeColor="text1" w:val="000000"/>
     </w:rPr>
     <w:tblPr>
@@ -12951,6 +13484,7 @@
     </w:tcPr>
     <w:tblStylePr w:type="firstRow">
       <w:rPr>
+        <w:rFonts w:eastAsia="黑体"/>
         <w:b/>
         <w:bCs/>
       </w:rPr>
@@ -12969,6 +13503,7 @@
     </w:tblStylePr>
     <w:tblStylePr w:type="lastRow">
       <w:rPr>
+        <w:rFonts w:eastAsia="黑体"/>
         <w:b/>
         <w:bCs/>
         <w:color w:themeColor="background1" w:val="FFFFFF"/>
@@ -12983,6 +13518,7 @@
     </w:tblStylePr>
     <w:tblStylePr w:type="firstCol">
       <w:rPr>
+        <w:rFonts w:eastAsia="黑体"/>
         <w:color w:themeColor="background1" w:val="FFFFFF"/>
       </w:rPr>
       <w:tblPr/>
@@ -13000,6 +13536,7 @@
     </w:tblStylePr>
     <w:tblStylePr w:type="lastCol">
       <w:rPr>
+        <w:rFonts w:eastAsia="黑体"/>
         <w:color w:themeColor="background1" w:val="FFFFFF"/>
       </w:rPr>
       <w:tblPr/>
@@ -13029,11 +13566,13 @@
     </w:tblStylePr>
     <w:tblStylePr w:type="neCell">
       <w:rPr>
+        <w:rFonts w:eastAsia="黑体"/>
         <w:color w:themeColor="text1" w:val="000000"/>
       </w:rPr>
     </w:tblStylePr>
     <w:tblStylePr w:type="nwCell">
       <w:rPr>
+        <w:rFonts w:eastAsia="黑体"/>
         <w:color w:themeColor="text1" w:val="000000"/>
       </w:rPr>
     </w:tblStylePr>
@@ -13047,6 +13586,7 @@
       <w:spacing w:after="0" w:line="240" w:lineRule="auto"/>
     </w:pPr>
     <w:rPr>
+      <w:rFonts w:eastAsia="黑体"/>
       <w:color w:themeColor="text1" w:val="000000"/>
     </w:rPr>
     <w:tblPr>
@@ -13073,6 +13613,7 @@
     </w:tcPr>
     <w:tblStylePr w:type="firstRow">
       <w:rPr>
+        <w:rFonts w:eastAsia="黑体"/>
         <w:b/>
         <w:bCs/>
       </w:rPr>
@@ -13091,6 +13632,7 @@
     </w:tblStylePr>
     <w:tblStylePr w:type="lastRow">
       <w:rPr>
+        <w:rFonts w:eastAsia="黑体"/>
         <w:b/>
         <w:bCs/>
         <w:color w:themeColor="background1" w:val="FFFFFF"/>
@@ -13105,6 +13647,7 @@
     </w:tblStylePr>
     <w:tblStylePr w:type="firstCol">
       <w:rPr>
+        <w:rFonts w:eastAsia="黑体"/>
         <w:color w:themeColor="background1" w:val="FFFFFF"/>
       </w:rPr>
       <w:tblPr/>
@@ -13122,6 +13665,7 @@
     </w:tblStylePr>
     <w:tblStylePr w:type="lastCol">
       <w:rPr>
+        <w:rFonts w:eastAsia="黑体"/>
         <w:color w:themeColor="background1" w:val="FFFFFF"/>
       </w:rPr>
       <w:tblPr/>
@@ -13151,11 +13695,13 @@
     </w:tblStylePr>
     <w:tblStylePr w:type="neCell">
       <w:rPr>
+        <w:rFonts w:eastAsia="黑体"/>
         <w:color w:themeColor="text1" w:val="000000"/>
       </w:rPr>
     </w:tblStylePr>
     <w:tblStylePr w:type="nwCell">
       <w:rPr>
+        <w:rFonts w:eastAsia="黑体"/>
         <w:color w:themeColor="text1" w:val="000000"/>
       </w:rPr>
     </w:tblStylePr>
@@ -13169,6 +13715,7 @@
       <w:spacing w:after="0" w:line="240" w:lineRule="auto"/>
     </w:pPr>
     <w:rPr>
+      <w:rFonts w:eastAsia="黑体"/>
       <w:color w:themeColor="text1" w:val="000000"/>
     </w:rPr>
     <w:tblPr>
@@ -13195,6 +13742,7 @@
     </w:tcPr>
     <w:tblStylePr w:type="firstRow">
       <w:rPr>
+        <w:rFonts w:eastAsia="黑体"/>
         <w:b/>
         <w:bCs/>
       </w:rPr>
@@ -13213,6 +13761,7 @@
     </w:tblStylePr>
     <w:tblStylePr w:type="lastRow">
       <w:rPr>
+        <w:rFonts w:eastAsia="黑体"/>
         <w:b/>
         <w:bCs/>
         <w:color w:themeColor="background1" w:val="FFFFFF"/>
@@ -13227,6 +13776,7 @@
     </w:tblStylePr>
     <w:tblStylePr w:type="firstCol">
       <w:rPr>
+        <w:rFonts w:eastAsia="黑体"/>
         <w:color w:themeColor="background1" w:val="FFFFFF"/>
       </w:rPr>
       <w:tblPr/>
@@ -13244,6 +13794,7 @@
     </w:tblStylePr>
     <w:tblStylePr w:type="lastCol">
       <w:rPr>
+        <w:rFonts w:eastAsia="黑体"/>
         <w:color w:themeColor="background1" w:val="FFFFFF"/>
       </w:rPr>
       <w:tblPr/>
@@ -13273,11 +13824,13 @@
     </w:tblStylePr>
     <w:tblStylePr w:type="neCell">
       <w:rPr>
+        <w:rFonts w:eastAsia="黑体"/>
         <w:color w:themeColor="text1" w:val="000000"/>
       </w:rPr>
     </w:tblStylePr>
     <w:tblStylePr w:type="nwCell">
       <w:rPr>
+        <w:rFonts w:eastAsia="黑体"/>
         <w:color w:themeColor="text1" w:val="000000"/>
       </w:rPr>
     </w:tblStylePr>
@@ -13291,6 +13844,7 @@
       <w:spacing w:after="0" w:line="240" w:lineRule="auto"/>
     </w:pPr>
     <w:rPr>
+      <w:rFonts w:eastAsia="黑体"/>
       <w:color w:themeColor="text1" w:val="000000"/>
     </w:rPr>
     <w:tblPr>
@@ -13309,6 +13863,7 @@
     </w:tcPr>
     <w:tblStylePr w:type="firstRow">
       <w:rPr>
+        <w:rFonts w:eastAsia="黑体"/>
         <w:b/>
         <w:bCs/>
         <w:color w:themeColor="background1" w:val="FFFFFF"/>
@@ -13323,6 +13878,7 @@
     </w:tblStylePr>
     <w:tblStylePr w:type="lastRow">
       <w:rPr>
+        <w:rFonts w:eastAsia="黑体"/>
         <w:b/>
         <w:bCs/>
         <w:color w:themeColor="accent2" w:themeShade="CC" w:val="9E3A38"/>
@@ -13337,12 +13893,14 @@
     </w:tblStylePr>
     <w:tblStylePr w:type="firstCol">
       <w:rPr>
+        <w:rFonts w:eastAsia="黑体"/>
         <w:b/>
         <w:bCs/>
       </w:rPr>
     </w:tblStylePr>
     <w:tblStylePr w:type="lastCol">
       <w:rPr>
+        <w:rFonts w:eastAsia="黑体"/>
         <w:b/>
         <w:bCs/>
       </w:rPr>
@@ -13377,6 +13935,7 @@
       <w:spacing w:after="0" w:line="240" w:lineRule="auto"/>
     </w:pPr>
     <w:rPr>
+      <w:rFonts w:eastAsia="黑体"/>
       <w:color w:themeColor="text1" w:val="000000"/>
     </w:rPr>
     <w:tblPr>
@@ -13395,6 +13954,7 @@
     </w:tcPr>
     <w:tblStylePr w:type="firstRow">
       <w:rPr>
+        <w:rFonts w:eastAsia="黑体"/>
         <w:b/>
         <w:bCs/>
         <w:color w:themeColor="background1" w:val="FFFFFF"/>
@@ -13409,6 +13969,7 @@
     </w:tblStylePr>
     <w:tblStylePr w:type="lastRow">
       <w:rPr>
+        <w:rFonts w:eastAsia="黑体"/>
         <w:b/>
         <w:bCs/>
         <w:color w:themeColor="accent2" w:themeShade="CC" w:val="9E3A38"/>
@@ -13423,12 +13984,14 @@
     </w:tblStylePr>
     <w:tblStylePr w:type="firstCol">
       <w:rPr>
+        <w:rFonts w:eastAsia="黑体"/>
         <w:b/>
         <w:bCs/>
       </w:rPr>
     </w:tblStylePr>
     <w:tblStylePr w:type="lastCol">
       <w:rPr>
+        <w:rFonts w:eastAsia="黑体"/>
         <w:b/>
         <w:bCs/>
       </w:rPr>
@@ -13463,6 +14026,7 @@
       <w:spacing w:after="0" w:line="240" w:lineRule="auto"/>
     </w:pPr>
     <w:rPr>
+      <w:rFonts w:eastAsia="黑体"/>
       <w:color w:themeColor="text1" w:val="000000"/>
     </w:rPr>
     <w:tblPr>
@@ -13481,6 +14045,7 @@
     </w:tcPr>
     <w:tblStylePr w:type="firstRow">
       <w:rPr>
+        <w:rFonts w:eastAsia="黑体"/>
         <w:b/>
         <w:bCs/>
         <w:color w:themeColor="background1" w:val="FFFFFF"/>
@@ -13495,6 +14060,7 @@
     </w:tblStylePr>
     <w:tblStylePr w:type="lastRow">
       <w:rPr>
+        <w:rFonts w:eastAsia="黑体"/>
         <w:b/>
         <w:bCs/>
         <w:color w:themeColor="accent2" w:themeShade="CC" w:val="9E3A38"/>
@@ -13509,12 +14075,14 @@
     </w:tblStylePr>
     <w:tblStylePr w:type="firstCol">
       <w:rPr>
+        <w:rFonts w:eastAsia="黑体"/>
         <w:b/>
         <w:bCs/>
       </w:rPr>
     </w:tblStylePr>
     <w:tblStylePr w:type="lastCol">
       <w:rPr>
+        <w:rFonts w:eastAsia="黑体"/>
         <w:b/>
         <w:bCs/>
       </w:rPr>
@@ -13549,6 +14117,7 @@
       <w:spacing w:after="0" w:line="240" w:lineRule="auto"/>
     </w:pPr>
     <w:rPr>
+      <w:rFonts w:eastAsia="黑体"/>
       <w:color w:themeColor="text1" w:val="000000"/>
     </w:rPr>
     <w:tblPr>
@@ -13567,6 +14136,7 @@
     </w:tcPr>
     <w:tblStylePr w:type="firstRow">
       <w:rPr>
+        <w:rFonts w:eastAsia="黑体"/>
         <w:b/>
         <w:bCs/>
         <w:color w:themeColor="background1" w:val="FFFFFF"/>
@@ -13581,6 +14151,7 @@
     </w:tblStylePr>
     <w:tblStylePr w:type="lastRow">
       <w:rPr>
+        <w:rFonts w:eastAsia="黑体"/>
         <w:b/>
         <w:bCs/>
         <w:color w:themeColor="accent4" w:themeShade="CC" w:val="664E82"/>
@@ -13595,12 +14166,14 @@
     </w:tblStylePr>
     <w:tblStylePr w:type="firstCol">
       <w:rPr>
+        <w:rFonts w:eastAsia="黑体"/>
         <w:b/>
         <w:bCs/>
       </w:rPr>
     </w:tblStylePr>
     <w:tblStylePr w:type="lastCol">
       <w:rPr>
+        <w:rFonts w:eastAsia="黑体"/>
         <w:b/>
         <w:bCs/>
       </w:rPr>
@@ -13635,6 +14208,7 @@
       <w:spacing w:after="0" w:line="240" w:lineRule="auto"/>
     </w:pPr>
     <w:rPr>
+      <w:rFonts w:eastAsia="黑体"/>
       <w:color w:themeColor="text1" w:val="000000"/>
     </w:rPr>
     <w:tblPr>
@@ -13653,6 +14227,7 @@
     </w:tcPr>
     <w:tblStylePr w:type="firstRow">
       <w:rPr>
+        <w:rFonts w:eastAsia="黑体"/>
         <w:b/>
         <w:bCs/>
         <w:color w:themeColor="background1" w:val="FFFFFF"/>
@@ -13667,6 +14242,7 @@
     </w:tblStylePr>
     <w:tblStylePr w:type="lastRow">
       <w:rPr>
+        <w:rFonts w:eastAsia="黑体"/>
         <w:b/>
         <w:bCs/>
         <w:color w:themeColor="accent3" w:themeShade="CC" w:val="7E9C40"/>
@@ -13681,12 +14257,14 @@
     </w:tblStylePr>
     <w:tblStylePr w:type="firstCol">
       <w:rPr>
+        <w:rFonts w:eastAsia="黑体"/>
         <w:b/>
         <w:bCs/>
       </w:rPr>
     </w:tblStylePr>
     <w:tblStylePr w:type="lastCol">
       <w:rPr>
+        <w:rFonts w:eastAsia="黑体"/>
         <w:b/>
         <w:bCs/>
       </w:rPr>
@@ -13721,6 +14299,7 @@
       <w:spacing w:after="0" w:line="240" w:lineRule="auto"/>
     </w:pPr>
     <w:rPr>
+      <w:rFonts w:eastAsia="黑体"/>
       <w:color w:themeColor="text1" w:val="000000"/>
     </w:rPr>
     <w:tblPr>
@@ -13739,6 +14318,7 @@
     </w:tcPr>
     <w:tblStylePr w:type="firstRow">
       <w:rPr>
+        <w:rFonts w:eastAsia="黑体"/>
         <w:b/>
         <w:bCs/>
         <w:color w:themeColor="background1" w:val="FFFFFF"/>
@@ -13753,6 +14333,7 @@
     </w:tblStylePr>
     <w:tblStylePr w:type="lastRow">
       <w:rPr>
+        <w:rFonts w:eastAsia="黑体"/>
         <w:b/>
         <w:bCs/>
         <w:color w:themeColor="accent6" w:themeShade="CC" w:val="F2730A"/>
@@ -13767,12 +14348,14 @@
     </w:tblStylePr>
     <w:tblStylePr w:type="firstCol">
       <w:rPr>
+        <w:rFonts w:eastAsia="黑体"/>
         <w:b/>
         <w:bCs/>
       </w:rPr>
     </w:tblStylePr>
     <w:tblStylePr w:type="lastCol">
       <w:rPr>
+        <w:rFonts w:eastAsia="黑体"/>
         <w:b/>
         <w:bCs/>
       </w:rPr>
@@ -13807,6 +14390,7 @@
       <w:spacing w:after="0" w:line="240" w:lineRule="auto"/>
     </w:pPr>
     <w:rPr>
+      <w:rFonts w:eastAsia="黑体"/>
       <w:color w:themeColor="text1" w:val="000000"/>
     </w:rPr>
     <w:tblPr>
@@ -13825,6 +14409,7 @@
     </w:tcPr>
     <w:tblStylePr w:type="firstRow">
       <w:rPr>
+        <w:rFonts w:eastAsia="黑体"/>
         <w:b/>
         <w:bCs/>
         <w:color w:themeColor="background1" w:val="FFFFFF"/>
@@ -13839,6 +14424,7 @@
     </w:tblStylePr>
     <w:tblStylePr w:type="lastRow">
       <w:rPr>
+        <w:rFonts w:eastAsia="黑体"/>
         <w:b/>
         <w:bCs/>
         <w:color w:themeColor="accent5" w:themeShade="CC" w:val="348DA5"/>
@@ -13853,12 +14439,14 @@
     </w:tblStylePr>
     <w:tblStylePr w:type="firstCol">
       <w:rPr>
+        <w:rFonts w:eastAsia="黑体"/>
         <w:b/>
         <w:bCs/>
       </w:rPr>
     </w:tblStylePr>
     <w:tblStylePr w:type="lastCol">
       <w:rPr>
+        <w:rFonts w:eastAsia="黑体"/>
         <w:b/>
         <w:bCs/>
       </w:rPr>
@@ -13893,6 +14481,7 @@
       <w:spacing w:after="0" w:line="240" w:lineRule="auto"/>
     </w:pPr>
     <w:rPr>
+      <w:rFonts w:eastAsia="黑体"/>
       <w:color w:themeColor="text1" w:val="000000"/>
     </w:rPr>
     <w:tblPr>
@@ -13914,6 +14503,7 @@
     </w:tcPr>
     <w:tblStylePr w:type="firstRow">
       <w:rPr>
+        <w:rFonts w:eastAsia="黑体"/>
         <w:b/>
         <w:bCs/>
       </w:rPr>
@@ -13924,6 +14514,7 @@
     </w:tblStylePr>
     <w:tblStylePr w:type="lastRow">
       <w:rPr>
+        <w:rFonts w:eastAsia="黑体"/>
         <w:b/>
         <w:bCs/>
         <w:color w:themeColor="text1" w:val="000000"/>
@@ -13935,6 +14526,7 @@
     </w:tblStylePr>
     <w:tblStylePr w:type="firstCol">
       <w:rPr>
+        <w:rFonts w:eastAsia="黑体"/>
         <w:color w:themeColor="background1" w:val="FFFFFF"/>
       </w:rPr>
       <w:tblPr/>
@@ -13944,6 +14536,7 @@
     </w:tblStylePr>
     <w:tblStylePr w:type="lastCol">
       <w:rPr>
+        <w:rFonts w:eastAsia="黑体"/>
         <w:color w:themeColor="background1" w:val="FFFFFF"/>
       </w:rPr>
       <w:tblPr/>
@@ -13973,6 +14566,7 @@
       <w:spacing w:after="0" w:line="240" w:lineRule="auto"/>
     </w:pPr>
     <w:rPr>
+      <w:rFonts w:eastAsia="黑体"/>
       <w:color w:themeColor="text1" w:val="000000"/>
     </w:rPr>
     <w:tblPr>
@@ -13994,6 +14588,7 @@
     </w:tcPr>
     <w:tblStylePr w:type="firstRow">
       <w:rPr>
+        <w:rFonts w:eastAsia="黑体"/>
         <w:b/>
         <w:bCs/>
       </w:rPr>
@@ -14004,6 +14599,7 @@
     </w:tblStylePr>
     <w:tblStylePr w:type="lastRow">
       <w:rPr>
+        <w:rFonts w:eastAsia="黑体"/>
         <w:b/>
         <w:bCs/>
         <w:color w:themeColor="text1" w:val="000000"/>
@@ -14015,6 +14611,7 @@
     </w:tblStylePr>
     <w:tblStylePr w:type="firstCol">
       <w:rPr>
+        <w:rFonts w:eastAsia="黑体"/>
         <w:color w:themeColor="background1" w:val="FFFFFF"/>
       </w:rPr>
       <w:tblPr/>
@@ -14024,6 +14621,7 @@
     </w:tblStylePr>
     <w:tblStylePr w:type="lastCol">
       <w:rPr>
+        <w:rFonts w:eastAsia="黑体"/>
         <w:color w:themeColor="background1" w:val="FFFFFF"/>
       </w:rPr>
       <w:tblPr/>
@@ -14053,6 +14651,7 @@
       <w:spacing w:after="0" w:line="240" w:lineRule="auto"/>
     </w:pPr>
     <w:rPr>
+      <w:rFonts w:eastAsia="黑体"/>
       <w:color w:themeColor="text1" w:val="000000"/>
     </w:rPr>
     <w:tblPr>
@@ -14074,6 +14673,7 @@
     </w:tcPr>
     <w:tblStylePr w:type="firstRow">
       <w:rPr>
+        <w:rFonts w:eastAsia="黑体"/>
         <w:b/>
         <w:bCs/>
       </w:rPr>
@@ -14084,6 +14684,7 @@
     </w:tblStylePr>
     <w:tblStylePr w:type="lastRow">
       <w:rPr>
+        <w:rFonts w:eastAsia="黑体"/>
         <w:b/>
         <w:bCs/>
         <w:color w:themeColor="text1" w:val="000000"/>
@@ -14095,6 +14696,7 @@
     </w:tblStylePr>
     <w:tblStylePr w:type="firstCol">
       <w:rPr>
+        <w:rFonts w:eastAsia="黑体"/>
         <w:color w:themeColor="background1" w:val="FFFFFF"/>
       </w:rPr>
       <w:tblPr/>
@@ -14104,6 +14706,7 @@
     </w:tblStylePr>
     <w:tblStylePr w:type="lastCol">
       <w:rPr>
+        <w:rFonts w:eastAsia="黑体"/>
         <w:color w:themeColor="background1" w:val="FFFFFF"/>
       </w:rPr>
       <w:tblPr/>
@@ -14133,6 +14736,7 @@
       <w:spacing w:after="0" w:line="240" w:lineRule="auto"/>
     </w:pPr>
     <w:rPr>
+      <w:rFonts w:eastAsia="黑体"/>
       <w:color w:themeColor="text1" w:val="000000"/>
     </w:rPr>
     <w:tblPr>
@@ -14154,6 +14758,7 @@
     </w:tcPr>
     <w:tblStylePr w:type="firstRow">
       <w:rPr>
+        <w:rFonts w:eastAsia="黑体"/>
         <w:b/>
         <w:bCs/>
       </w:rPr>
@@ -14164,6 +14769,7 @@
     </w:tblStylePr>
     <w:tblStylePr w:type="lastRow">
       <w:rPr>
+        <w:rFonts w:eastAsia="黑体"/>
         <w:b/>
         <w:bCs/>
         <w:color w:themeColor="text1" w:val="000000"/>
@@ -14175,6 +14781,7 @@
     </w:tblStylePr>
     <w:tblStylePr w:type="firstCol">
       <w:rPr>
+        <w:rFonts w:eastAsia="黑体"/>
         <w:color w:themeColor="background1" w:val="FFFFFF"/>
       </w:rPr>
       <w:tblPr/>
@@ -14184,6 +14791,7 @@
     </w:tblStylePr>
     <w:tblStylePr w:type="lastCol">
       <w:rPr>
+        <w:rFonts w:eastAsia="黑体"/>
         <w:color w:themeColor="background1" w:val="FFFFFF"/>
       </w:rPr>
       <w:tblPr/>
@@ -14213,6 +14821,7 @@
       <w:spacing w:after="0" w:line="240" w:lineRule="auto"/>
     </w:pPr>
     <w:rPr>
+      <w:rFonts w:eastAsia="黑体"/>
       <w:color w:themeColor="text1" w:val="000000"/>
     </w:rPr>
     <w:tblPr>
@@ -14234,6 +14843,7 @@
     </w:tcPr>
     <w:tblStylePr w:type="firstRow">
       <w:rPr>
+        <w:rFonts w:eastAsia="黑体"/>
         <w:b/>
         <w:bCs/>
       </w:rPr>
@@ -14244,6 +14854,7 @@
     </w:tblStylePr>
     <w:tblStylePr w:type="lastRow">
       <w:rPr>
+        <w:rFonts w:eastAsia="黑体"/>
         <w:b/>
         <w:bCs/>
         <w:color w:themeColor="text1" w:val="000000"/>
@@ -14255,6 +14866,7 @@
     </w:tblStylePr>
     <w:tblStylePr w:type="firstCol">
       <w:rPr>
+        <w:rFonts w:eastAsia="黑体"/>
         <w:color w:themeColor="background1" w:val="FFFFFF"/>
       </w:rPr>
       <w:tblPr/>
@@ -14264,6 +14876,7 @@
     </w:tblStylePr>
     <w:tblStylePr w:type="lastCol">
       <w:rPr>
+        <w:rFonts w:eastAsia="黑体"/>
         <w:color w:themeColor="background1" w:val="FFFFFF"/>
       </w:rPr>
       <w:tblPr/>
@@ -14293,6 +14906,7 @@
       <w:spacing w:after="0" w:line="240" w:lineRule="auto"/>
     </w:pPr>
     <w:rPr>
+      <w:rFonts w:eastAsia="黑体"/>
       <w:color w:themeColor="text1" w:val="000000"/>
     </w:rPr>
     <w:tblPr>
@@ -14314,6 +14928,7 @@
     </w:tcPr>
     <w:tblStylePr w:type="firstRow">
       <w:rPr>
+        <w:rFonts w:eastAsia="黑体"/>
         <w:b/>
         <w:bCs/>
       </w:rPr>
@@ -14324,6 +14939,7 @@
     </w:tblStylePr>
     <w:tblStylePr w:type="lastRow">
       <w:rPr>
+        <w:rFonts w:eastAsia="黑体"/>
         <w:b/>
         <w:bCs/>
         <w:color w:themeColor="text1" w:val="000000"/>
@@ -14335,6 +14951,7 @@
     </w:tblStylePr>
     <w:tblStylePr w:type="firstCol">
       <w:rPr>
+        <w:rFonts w:eastAsia="黑体"/>
         <w:color w:themeColor="background1" w:val="FFFFFF"/>
       </w:rPr>
       <w:tblPr/>
@@ -14344,6 +14961,7 @@
     </w:tblStylePr>
     <w:tblStylePr w:type="lastCol">
       <w:rPr>
+        <w:rFonts w:eastAsia="黑体"/>
         <w:color w:themeColor="background1" w:val="FFFFFF"/>
       </w:rPr>
       <w:tblPr/>
@@ -14373,6 +14991,7 @@
       <w:spacing w:after="0" w:line="240" w:lineRule="auto"/>
     </w:pPr>
     <w:rPr>
+      <w:rFonts w:eastAsia="黑体"/>
       <w:color w:themeColor="text1" w:val="000000"/>
     </w:rPr>
     <w:tblPr>
@@ -14394,6 +15013,7 @@
     </w:tcPr>
     <w:tblStylePr w:type="firstRow">
       <w:rPr>
+        <w:rFonts w:eastAsia="黑体"/>
         <w:b/>
         <w:bCs/>
       </w:rPr>
@@ -14404,6 +15024,7 @@
     </w:tblStylePr>
     <w:tblStylePr w:type="lastRow">
       <w:rPr>
+        <w:rFonts w:eastAsia="黑体"/>
         <w:b/>
         <w:bCs/>
         <w:color w:themeColor="text1" w:val="000000"/>
@@ -14415,6 +15036,7 @@
     </w:tblStylePr>
     <w:tblStylePr w:type="firstCol">
       <w:rPr>
+        <w:rFonts w:eastAsia="黑体"/>
         <w:color w:themeColor="background1" w:val="FFFFFF"/>
       </w:rPr>
       <w:tblPr/>
@@ -14424,6 +15046,7 @@
     </w:tblStylePr>
     <w:tblStylePr w:type="lastCol">
       <w:rPr>
+        <w:rFonts w:eastAsia="黑体"/>
         <w:color w:themeColor="background1" w:val="FFFFFF"/>
       </w:rPr>
       <w:tblPr/>
@@ -14456,6 +15079,7 @@
     <w:name w:val="KeywordTok"/>
     <w:basedOn w:val="VerbatimChar"/>
     <w:rPr>
+      <w:rFonts w:eastAsia="黑体"/>
       <w:b/>
       <w:color w:val="007020"/>
     </w:rPr>
@@ -14464,6 +15088,7 @@
     <w:name w:val="DataTypeTok"/>
     <w:basedOn w:val="VerbatimChar"/>
     <w:rPr>
+      <w:rFonts w:eastAsia="黑体"/>
       <w:color w:val="902000"/>
     </w:rPr>
   </w:style>
@@ -14471,6 +15096,7 @@
     <w:name w:val="DecValTok"/>
     <w:basedOn w:val="VerbatimChar"/>
     <w:rPr>
+      <w:rFonts w:eastAsia="黑体"/>
       <w:color w:val="40a070"/>
     </w:rPr>
   </w:style>
@@ -14478,6 +15104,7 @@
     <w:name w:val="BaseNTok"/>
     <w:basedOn w:val="VerbatimChar"/>
     <w:rPr>
+      <w:rFonts w:eastAsia="黑体"/>
       <w:color w:val="40a070"/>
     </w:rPr>
   </w:style>
@@ -14485,6 +15112,7 @@
     <w:name w:val="FloatTok"/>
     <w:basedOn w:val="VerbatimChar"/>
     <w:rPr>
+      <w:rFonts w:eastAsia="黑体"/>
       <w:color w:val="40a070"/>
     </w:rPr>
   </w:style>
@@ -14492,6 +15120,7 @@
     <w:name w:val="ConstantTok"/>
     <w:basedOn w:val="VerbatimChar"/>
     <w:rPr>
+      <w:rFonts w:eastAsia="黑体"/>
       <w:color w:val="880000"/>
     </w:rPr>
   </w:style>
@@ -14499,6 +15128,7 @@
     <w:name w:val="CharTok"/>
     <w:basedOn w:val="VerbatimChar"/>
     <w:rPr>
+      <w:rFonts w:eastAsia="黑体"/>
       <w:color w:val="4070a0"/>
     </w:rPr>
   </w:style>
@@ -14506,6 +15136,7 @@
     <w:name w:val="SpecialCharTok"/>
     <w:basedOn w:val="VerbatimChar"/>
     <w:rPr>
+      <w:rFonts w:eastAsia="黑体"/>
       <w:color w:val="4070a0"/>
     </w:rPr>
   </w:style>
@@ -14513,6 +15144,7 @@
     <w:name w:val="StringTok"/>
     <w:basedOn w:val="VerbatimChar"/>
     <w:rPr>
+      <w:rFonts w:eastAsia="黑体"/>
       <w:color w:val="4070a0"/>
     </w:rPr>
   </w:style>
@@ -14520,6 +15152,7 @@
     <w:name w:val="VerbatimStringTok"/>
     <w:basedOn w:val="VerbatimChar"/>
     <w:rPr>
+      <w:rFonts w:eastAsia="黑体"/>
       <w:color w:val="4070a0"/>
     </w:rPr>
   </w:style>
@@ -14527,6 +15160,7 @@
     <w:name w:val="SpecialStringTok"/>
     <w:basedOn w:val="VerbatimChar"/>
     <w:rPr>
+      <w:rFonts w:eastAsia="黑体"/>
       <w:color w:val="bb6688"/>
     </w:rPr>
   </w:style>
@@ -14534,6 +15168,7 @@
     <w:name w:val="ImportTok"/>
     <w:basedOn w:val="VerbatimChar"/>
     <w:rPr>
+      <w:rFonts w:eastAsia="黑体"/>
       <w:b/>
       <w:color w:val="008000"/>
     </w:rPr>
@@ -14542,6 +15177,7 @@
     <w:name w:val="CommentTok"/>
     <w:basedOn w:val="VerbatimChar"/>
     <w:rPr>
+      <w:rFonts w:eastAsia="黑体"/>
       <w:i/>
       <w:color w:val="60a0b0"/>
     </w:rPr>
@@ -14550,6 +15186,7 @@
     <w:name w:val="DocumentationTok"/>
     <w:basedOn w:val="VerbatimChar"/>
     <w:rPr>
+      <w:rFonts w:eastAsia="黑体"/>
       <w:i/>
       <w:color w:val="ba2121"/>
     </w:rPr>
@@ -14558,6 +15195,7 @@
     <w:name w:val="AnnotationTok"/>
     <w:basedOn w:val="VerbatimChar"/>
     <w:rPr>
+      <w:rFonts w:eastAsia="黑体"/>
       <w:b/>
       <w:i/>
       <w:color w:val="60a0b0"/>
@@ -14567,6 +15205,7 @@
     <w:name w:val="CommentVarTok"/>
     <w:basedOn w:val="VerbatimChar"/>
     <w:rPr>
+      <w:rFonts w:eastAsia="黑体"/>
       <w:b/>
       <w:i/>
       <w:color w:val="60a0b0"/>
@@ -14576,6 +15215,7 @@
     <w:name w:val="OtherTok"/>
     <w:basedOn w:val="VerbatimChar"/>
     <w:rPr>
+      <w:rFonts w:eastAsia="黑体"/>
       <w:color w:val="007020"/>
     </w:rPr>
   </w:style>
@@ -14583,6 +15223,7 @@
     <w:name w:val="FunctionTok"/>
     <w:basedOn w:val="VerbatimChar"/>
     <w:rPr>
+      <w:rFonts w:eastAsia="黑体"/>
       <w:color w:val="06287e"/>
     </w:rPr>
   </w:style>
@@ -14590,6 +15231,7 @@
     <w:name w:val="VariableTok"/>
     <w:basedOn w:val="VerbatimChar"/>
     <w:rPr>
+      <w:rFonts w:eastAsia="黑体"/>
       <w:color w:val="19177c"/>
     </w:rPr>
   </w:style>
@@ -14597,6 +15239,7 @@
     <w:name w:val="ControlFlowTok"/>
     <w:basedOn w:val="VerbatimChar"/>
     <w:rPr>
+      <w:rFonts w:eastAsia="黑体"/>
       <w:b/>
       <w:color w:val="007020"/>
     </w:rPr>
@@ -14605,6 +15248,7 @@
     <w:name w:val="OperatorTok"/>
     <w:basedOn w:val="VerbatimChar"/>
     <w:rPr>
+      <w:rFonts w:eastAsia="黑体"/>
       <w:color w:val="666666"/>
     </w:rPr>
   </w:style>
@@ -14612,18 +15256,22 @@
     <w:name w:val="BuiltInTok"/>
     <w:basedOn w:val="VerbatimChar"/>
     <w:rPr>
+      <w:rFonts w:eastAsia="黑体"/>
       <w:color w:val="008000"/>
     </w:rPr>
   </w:style>
   <w:style w:type="character" w:customStyle="1" w:styleId="ExtensionTok">
     <w:name w:val="ExtensionTok"/>
     <w:basedOn w:val="VerbatimChar"/>
-    <w:rPr/>
+    <w:rPr>
+      <w:rFonts w:eastAsia="黑体"/>
+    </w:rPr>
   </w:style>
   <w:style w:type="character" w:customStyle="1" w:styleId="PreprocessorTok">
     <w:name w:val="PreprocessorTok"/>
     <w:basedOn w:val="VerbatimChar"/>
     <w:rPr>
+      <w:rFonts w:eastAsia="黑体"/>
       <w:color w:val="bc7a00"/>
     </w:rPr>
   </w:style>
@@ -14631,18 +15279,22 @@
     <w:name w:val="AttributeTok"/>
     <w:basedOn w:val="VerbatimChar"/>
     <w:rPr>
+      <w:rFonts w:eastAsia="黑体"/>
       <w:color w:val="7d9029"/>
     </w:rPr>
   </w:style>
   <w:style w:type="character" w:customStyle="1" w:styleId="RegionMarkerTok">
     <w:name w:val="RegionMarkerTok"/>
     <w:basedOn w:val="VerbatimChar"/>
-    <w:rPr/>
+    <w:rPr>
+      <w:rFonts w:eastAsia="黑体"/>
+    </w:rPr>
   </w:style>
   <w:style w:type="character" w:customStyle="1" w:styleId="InformationTok">
     <w:name w:val="InformationTok"/>
     <w:basedOn w:val="VerbatimChar"/>
     <w:rPr>
+      <w:rFonts w:eastAsia="黑体"/>
       <w:b/>
       <w:i/>
       <w:color w:val="60a0b0"/>
@@ -14652,6 +15304,7 @@
     <w:name w:val="WarningTok"/>
     <w:basedOn w:val="VerbatimChar"/>
     <w:rPr>
+      <w:rFonts w:eastAsia="黑体"/>
       <w:b/>
       <w:i/>
       <w:color w:val="60a0b0"/>
@@ -14661,6 +15314,7 @@
     <w:name w:val="AlertTok"/>
     <w:basedOn w:val="VerbatimChar"/>
     <w:rPr>
+      <w:rFonts w:eastAsia="黑体"/>
       <w:b/>
       <w:color w:val="ff0000"/>
     </w:rPr>
@@ -14669,6 +15323,7 @@
     <w:name w:val="ErrorTok"/>
     <w:basedOn w:val="VerbatimChar"/>
     <w:rPr>
+      <w:rFonts w:eastAsia="黑体"/>
       <w:b/>
       <w:color w:val="ff0000"/>
     </w:rPr>
@@ -14676,7 +15331,9 @@
   <w:style w:type="character" w:customStyle="1" w:styleId="NormalTok">
     <w:name w:val="NormalTok"/>
     <w:basedOn w:val="VerbatimChar"/>
-    <w:rPr/>
+    <w:rPr>
+      <w:rFonts w:eastAsia="黑体"/>
+    </w:rPr>
   </w:style>
 </w:styles>
 </file>
@@ -14725,12 +15382,12 @@
     <a:fontScheme name="Office">
       <a:majorFont>
         <a:latin typeface="Calibri"/>
-        <a:ea typeface=""/>
+        <a:ea typeface="黑体"/>
         <a:cs typeface=""/>
         <a:font script="Jpan" typeface="ＭＳ ゴシック"/>
         <a:font script="Hang" typeface="맑은 고딕"/>
-        <a:font script="Hans" typeface="宋体"/>
-        <a:font script="Hant" typeface="新細明體"/>
+        <a:font script="Hans" typeface="黑体"/>
+        <a:font script="Hant" typeface="黑体"/>
         <a:font script="Arab" typeface="Times New Roman"/>
         <a:font script="Hebr" typeface="Times New Roman"/>
         <a:font script="Thai" typeface="Angsana New"/>
@@ -14760,12 +15417,12 @@
       </a:majorFont>
       <a:minorFont>
         <a:latin typeface="Cambria"/>
-        <a:ea typeface=""/>
+        <a:ea typeface="黑体"/>
         <a:cs typeface=""/>
         <a:font script="Jpan" typeface="ＭＳ 明朝"/>
         <a:font script="Hang" typeface="맑은 고딕"/>
-        <a:font script="Hans" typeface="宋体"/>
-        <a:font script="Hant" typeface="新細明體"/>
+        <a:font script="Hans" typeface="黑体"/>
+        <a:font script="Hant" typeface="黑体"/>
         <a:font script="Arab" typeface="Arial"/>
         <a:font script="Hebr" typeface="Arial"/>
         <a:font script="Thai" typeface="Cordia New"/>

--- a/09-通信电路/05-其他通信电路/RFID射频识别电路/RFID射频识别电路.docx
+++ b/09-通信电路/05-其他通信电路/RFID射频识别电路/RFID射频识别电路.docx
@@ -2311,7 +2311,7 @@
           <w:color w:val="555555"/>
           <w:sz w:val="21"/>
         </w:rPr>
-        <w:t>材料收集者：杜文杰，WX手机：19519196569，QQ:3478827729</w:t>
+        <w:t>材料收集者：杜文杰，微信/手机：19519196569，QQ:3478827729</w:t>
       </w:r>
     </w:p>
     <w:sectPr>
